--- a/shinmok1/pack/2510/H1MOGO25-10_39_SET.docx
+++ b/shinmok1/pack/2510/H1MOGO25-10_39_SET.docx
@@ -58,7 +58,7 @@
           <w:sz w:val="16"/>
           <w:u w:val="none"/>
         </w:rPr>
-        <w:t>(   )반 (   )번 이름(            )  CHECK ___/35  전용 ___/29.2점</w:t>
+        <w:t>(   )반 (   )번 이름(            )  CHECK ___/35  전용 ___/30.0점</w:t>
       </w:r>
     </w:p>
     <w:p>
@@ -1467,7 +1467,7 @@
           <w:sz w:val="18"/>
           <w:u w:val="none"/>
         </w:rPr>
-        <w:t>PART 2 · 전용문제  (선택형 8 · 서답형 2 · 29.2점)</w:t>
+        <w:t>PART 2 · 전용문제  (선택형 8 · 서답형 2 · 30.0점)</w:t>
       </w:r>
     </w:p>
     <w:p>
@@ -1492,7 +1492,25 @@
           <w:sz w:val="17"/>
           <w:u w:val="none"/>
         </w:rPr>
-        <w:t xml:space="preserve"> 다음 빈칸에 들어갈 말로 가장 적절한 것은? [2.7점]</w:t>
+        <w:t xml:space="preserve"> 다음 글에 대한 &lt;보기&gt;의 설명 중 </w:t>
+      </w:r>
+      <w:r>
+        <w:rPr>
+          <w:rFonts w:ascii="맑은 고딕" w:hAnsi="맑은 고딕" w:eastAsia="맑은 고딕"/>
+          <w:b w:val="0"/>
+          <w:sz w:val="17"/>
+          <w:u w:val="single"/>
+        </w:rPr>
+        <w:t>틀린</w:t>
+      </w:r>
+      <w:r>
+        <w:rPr>
+          <w:rFonts w:ascii="맑은 고딕" w:hAnsi="맑은 고딕" w:eastAsia="맑은 고딕"/>
+          <w:b w:val="0"/>
+          <w:sz w:val="17"/>
+          <w:u w:val="none"/>
+        </w:rPr>
+        <w:t xml:space="preserve"> 것만을 있는 대로 고른 것은? [3.3점]</w:t>
       </w:r>
     </w:p>
     <w:p>
@@ -1515,14 +1533,80 @@
           <w:sz w:val="17"/>
           <w:u w:val="none"/>
         </w:rPr>
-        <w:t>Those who sell food have an easy time, for food is literally consumed, so there is always a need to purchase new food. But with longer-lasting things, companies must invent reasons for their customers to continue to consume them. One approach is to ______________________________ by convincing them that it is no longer fashionable. The entire fashion industry is built to convince people that fashion matters, so they must purchase new clothing, even though the old is still perfectly functionable.</w:t>
+        <w:t>Those who purchase the goods of a company are called customers. Individuals who purchase goods for personal use are called consumers: beings who consume. (A) ________, companies have invented multiple ways to ensure that their customers consume the produced items in larger and larger quantities and more and more frequently. Those who sell food have an easy time, for food is literally consumed, so there is always a need to purchase new food. But with more permanent things, companies must invent reasons for their customers to continue to consume them. One approach is to make the stuff that people already have ⓑ</w:t>
+      </w:r>
+      <w:r>
+        <w:rPr>
+          <w:rFonts w:ascii="맑은 고딕" w:hAnsi="맑은 고딕" w:eastAsia="맑은 고딕"/>
+          <w:b w:val="0"/>
+          <w:sz w:val="17"/>
+          <w:u w:val="single"/>
+        </w:rPr>
+        <w:t>outdated</w:t>
+      </w:r>
+      <w:r>
+        <w:rPr>
+          <w:rFonts w:ascii="맑은 고딕" w:hAnsi="맑은 고딕" w:eastAsia="맑은 고딕"/>
+          <w:b w:val="0"/>
+          <w:sz w:val="17"/>
+          <w:u w:val="none"/>
+        </w:rPr>
+        <w:t xml:space="preserve"> by ⓐ</w:t>
+      </w:r>
+      <w:r>
+        <w:rPr>
+          <w:rFonts w:ascii="맑은 고딕" w:hAnsi="맑은 고딕" w:eastAsia="맑은 고딕"/>
+          <w:b w:val="0"/>
+          <w:sz w:val="17"/>
+          <w:u w:val="single"/>
+        </w:rPr>
+        <w:t>convincing</w:t>
+      </w:r>
+      <w:r>
+        <w:rPr>
+          <w:rFonts w:ascii="맑은 고딕" w:hAnsi="맑은 고딕" w:eastAsia="맑은 고딕"/>
+          <w:b w:val="0"/>
+          <w:sz w:val="17"/>
+          <w:u w:val="none"/>
+        </w:rPr>
+        <w:t xml:space="preserve"> them that it is no longer fashionable. The entire fashion industry is built to convince people that fashion matters, so they must purchase new clothing, even though the old is still perfectly functionable. Fashion today extends to far more things than clothes: automobiles, mobile phones, computers—the list is extended indefinitely, limited only by the limits of the creative minds of the marketing divisions of companies.</w:t>
       </w:r>
     </w:p>
     <w:p>
       <w:pPr>
-        <w:spacing w:before="0" w:after="0" w:line="269" w:lineRule="auto"/>
-        <w:ind w:left="180" w:hanging="180"/>
+        <w:spacing w:before="0" w:after="0" w:line="288" w:lineRule="auto"/>
+        <w:ind w:left="40"/>
         <w:snapToGrid w:val="0"/>
+        <w:pBdr>
+          <w:top w:val="single" w:sz="4" w:space="2" w:color="9B6BD0"/>
+          <w:left w:val="single" w:sz="4" w:space="2" w:color="9B6BD0"/>
+          <w:bottom w:val="single" w:sz="4" w:space="2" w:color="9B6BD0"/>
+          <w:right w:val="single" w:sz="4" w:space="2" w:color="9B6BD0"/>
+        </w:pBdr>
+        <w:shd w:val="clear" w:color="auto" w:fill="FAF5FF"/>
+      </w:pPr>
+      <w:r>
+        <w:rPr>
+          <w:rFonts w:ascii="맑은 고딕" w:hAnsi="맑은 고딕" w:eastAsia="맑은 고딕"/>
+          <w:b/>
+          <w:sz w:val="17"/>
+          <w:u w:val="none"/>
+        </w:rPr>
+        <w:t>&lt;보 기&gt;</w:t>
+      </w:r>
+    </w:p>
+    <w:p>
+      <w:pPr>
+        <w:spacing w:before="0" w:after="0" w:line="288" w:lineRule="auto"/>
+        <w:ind w:left="40"/>
+        <w:snapToGrid w:val="0"/>
+        <w:pBdr>
+          <w:top w:val="single" w:sz="4" w:space="2" w:color="9B6BD0"/>
+          <w:left w:val="single" w:sz="4" w:space="2" w:color="9B6BD0"/>
+          <w:bottom w:val="single" w:sz="4" w:space="2" w:color="9B6BD0"/>
+          <w:right w:val="single" w:sz="4" w:space="2" w:color="9B6BD0"/>
+        </w:pBdr>
+        <w:shd w:val="clear" w:color="auto" w:fill="FAF5FF"/>
       </w:pPr>
       <w:r>
         <w:rPr>
@@ -1531,14 +1615,21 @@
           <w:sz w:val="17"/>
           <w:u w:val="none"/>
         </w:rPr>
-        <w:t>① lower the price of the goods that people buy most often</w:t>
+        <w:t>(a) Food sellers find it easy to make people buy again because food gets used up.</w:t>
       </w:r>
     </w:p>
     <w:p>
       <w:pPr>
-        <w:spacing w:before="0" w:after="0" w:line="269" w:lineRule="auto"/>
-        <w:ind w:left="180" w:hanging="180"/>
+        <w:spacing w:before="0" w:after="0" w:line="288" w:lineRule="auto"/>
+        <w:ind w:left="40"/>
         <w:snapToGrid w:val="0"/>
+        <w:pBdr>
+          <w:top w:val="single" w:sz="4" w:space="2" w:color="9B6BD0"/>
+          <w:left w:val="single" w:sz="4" w:space="2" w:color="9B6BD0"/>
+          <w:bottom w:val="single" w:sz="4" w:space="2" w:color="9B6BD0"/>
+          <w:right w:val="single" w:sz="4" w:space="2" w:color="9B6BD0"/>
+        </w:pBdr>
+        <w:shd w:val="clear" w:color="auto" w:fill="FAF5FF"/>
       </w:pPr>
       <w:r>
         <w:rPr>
@@ -1547,14 +1638,21 @@
           <w:sz w:val="17"/>
           <w:u w:val="none"/>
         </w:rPr>
-        <w:t>② design products that stop working sooner than before</w:t>
+        <w:t>(b) The appropriate expression for (A) is ‘However’.</w:t>
       </w:r>
     </w:p>
     <w:p>
       <w:pPr>
-        <w:spacing w:before="0" w:after="0" w:line="269" w:lineRule="auto"/>
-        <w:ind w:left="180" w:hanging="180"/>
+        <w:spacing w:before="0" w:after="0" w:line="288" w:lineRule="auto"/>
+        <w:ind w:left="40"/>
         <w:snapToGrid w:val="0"/>
+        <w:pBdr>
+          <w:top w:val="single" w:sz="4" w:space="2" w:color="9B6BD0"/>
+          <w:left w:val="single" w:sz="4" w:space="2" w:color="9B6BD0"/>
+          <w:bottom w:val="single" w:sz="4" w:space="2" w:color="9B6BD0"/>
+          <w:right w:val="single" w:sz="4" w:space="2" w:color="9B6BD0"/>
+        </w:pBdr>
+        <w:shd w:val="clear" w:color="auto" w:fill="FAF5FF"/>
       </w:pPr>
       <w:r>
         <w:rPr>
@@ -1563,14 +1661,21 @@
           <w:sz w:val="17"/>
           <w:u w:val="none"/>
         </w:rPr>
-        <w:t>③ cause what people now own to seem behind the times</w:t>
+        <w:t>(c) In ⓐ, ‘convincing’ is a gerund used as the object of the preposition ‘by’.</w:t>
       </w:r>
     </w:p>
     <w:p>
       <w:pPr>
-        <w:spacing w:before="0" w:after="0" w:line="269" w:lineRule="auto"/>
-        <w:ind w:left="180" w:hanging="180"/>
+        <w:spacing w:before="0" w:after="0" w:line="288" w:lineRule="auto"/>
+        <w:ind w:left="40"/>
         <w:snapToGrid w:val="0"/>
+        <w:pBdr>
+          <w:top w:val="single" w:sz="4" w:space="2" w:color="9B6BD0"/>
+          <w:left w:val="single" w:sz="4" w:space="2" w:color="9B6BD0"/>
+          <w:bottom w:val="single" w:sz="4" w:space="2" w:color="9B6BD0"/>
+          <w:right w:val="single" w:sz="4" w:space="2" w:color="9B6BD0"/>
+        </w:pBdr>
+        <w:shd w:val="clear" w:color="auto" w:fill="FAF5FF"/>
       </w:pPr>
       <w:r>
         <w:rPr>
@@ -1579,14 +1684,21 @@
           <w:sz w:val="17"/>
           <w:u w:val="none"/>
         </w:rPr>
-        <w:t>④ remind people how useful their old things still are</w:t>
+        <w:t>(d) In the context, ⓑ ‘outdated’ can be replaced by ‘old-fashioned’.</w:t>
       </w:r>
     </w:p>
     <w:p>
       <w:pPr>
-        <w:spacing w:before="0" w:after="0" w:line="269" w:lineRule="auto"/>
-        <w:ind w:left="180" w:hanging="180"/>
+        <w:spacing w:before="0" w:after="60" w:line="288" w:lineRule="auto"/>
+        <w:ind w:left="40"/>
         <w:snapToGrid w:val="0"/>
+        <w:pBdr>
+          <w:top w:val="single" w:sz="4" w:space="2" w:color="9B6BD0"/>
+          <w:left w:val="single" w:sz="4" w:space="2" w:color="9B6BD0"/>
+          <w:bottom w:val="single" w:sz="4" w:space="2" w:color="9B6BD0"/>
+          <w:right w:val="single" w:sz="4" w:space="2" w:color="9B6BD0"/>
+        </w:pBdr>
+        <w:shd w:val="clear" w:color="auto" w:fill="FAF5FF"/>
       </w:pPr>
       <w:r>
         <w:rPr>
@@ -1595,7 +1707,23 @@
           <w:sz w:val="17"/>
           <w:u w:val="none"/>
         </w:rPr>
-        <w:t>⑤ produce items that will never go out of style</w:t>
+        <w:t>(e) According to the passage, fashion today deals only with clothing.</w:t>
+      </w:r>
+    </w:p>
+    <w:p>
+      <w:pPr>
+        <w:spacing w:before="0" w:after="20" w:line="276" w:lineRule="auto"/>
+        <w:ind w:left="80"/>
+        <w:snapToGrid w:val="0"/>
+      </w:pPr>
+      <w:r>
+        <w:rPr>
+          <w:rFonts w:ascii="맑은 고딕" w:hAnsi="맑은 고딕" w:eastAsia="맑은 고딕"/>
+          <w:b w:val="0"/>
+          <w:sz w:val="17"/>
+          <w:u w:val="none"/>
+        </w:rPr>
+        <w:t>① (a), (d)    ② (b), (e)    ③ (b), (c), (e)    ④ (c), (d)    ⑤ (a), (b), (e)</w:t>
       </w:r>
     </w:p>
     <w:p>
@@ -1620,7 +1748,25 @@
           <w:sz w:val="17"/>
           <w:u w:val="none"/>
         </w:rPr>
-        <w:t xml:space="preserve"> 밑줄 친 부분이 다음 글에서 의미하는 바로 가장 적절한 것은? [2.7점]</w:t>
+        <w:t xml:space="preserve"> 다음 글의 밑줄 친 ⓐ ~ ⓕ 중, 어법상 </w:t>
+      </w:r>
+      <w:r>
+        <w:rPr>
+          <w:rFonts w:ascii="맑은 고딕" w:hAnsi="맑은 고딕" w:eastAsia="맑은 고딕"/>
+          <w:b w:val="0"/>
+          <w:sz w:val="17"/>
+          <w:u w:val="single"/>
+        </w:rPr>
+        <w:t>틀린</w:t>
+      </w:r>
+      <w:r>
+        <w:rPr>
+          <w:rFonts w:ascii="맑은 고딕" w:hAnsi="맑은 고딕" w:eastAsia="맑은 고딕"/>
+          <w:b w:val="0"/>
+          <w:sz w:val="17"/>
+          <w:u w:val="none"/>
+        </w:rPr>
+        <w:t xml:space="preserve"> 것을 모두 고른 것은? [3.1점]</w:t>
       </w:r>
     </w:p>
     <w:p>
@@ -1643,7 +1789,7 @@
           <w:sz w:val="17"/>
           <w:u w:val="none"/>
         </w:rPr>
-        <w:t xml:space="preserve">With longer-lasting things, companies must invent reasons for their customers to continue to consume them. One approach is to make the stuff that people already have outdated by convincing them that it is no longer fashionable. The entire fashion industry is built to convince people that fashion matters. Fashion today extends to far more things than clothes: automobiles, mobile phones, computers—the list is extended indefinitely, </w:t>
+        <w:t>Those who purchase the goods of a company are ⓐ</w:t>
       </w:r>
       <w:r>
         <w:rPr>
@@ -1652,7 +1798,7 @@
           <w:sz w:val="17"/>
           <w:u w:val="single"/>
         </w:rPr>
-        <w:t>limited only by the limits of the creative minds of the marketing divisions of companies</w:t>
+        <w:t>calling</w:t>
       </w:r>
       <w:r>
         <w:rPr>
@@ -1661,13 +1807,103 @@
           <w:sz w:val="17"/>
           <w:u w:val="none"/>
         </w:rPr>
-        <w:t>.</w:t>
+        <w:t xml:space="preserve"> customers. Individuals who purchase goods for personal use are called consumers: beings who consume. Therefore, companies have invented multiple ways to ensure that their customers consume the produced items in larger and larger quantities and more and more frequently. Those who sell food have an easy time, ⓑ</w:t>
+      </w:r>
+      <w:r>
+        <w:rPr>
+          <w:rFonts w:ascii="맑은 고딕" w:hAnsi="맑은 고딕" w:eastAsia="맑은 고딕"/>
+          <w:b w:val="0"/>
+          <w:sz w:val="17"/>
+          <w:u w:val="single"/>
+        </w:rPr>
+        <w:t>for</w:t>
+      </w:r>
+      <w:r>
+        <w:rPr>
+          <w:rFonts w:ascii="맑은 고딕" w:hAnsi="맑은 고딕" w:eastAsia="맑은 고딕"/>
+          <w:b w:val="0"/>
+          <w:sz w:val="17"/>
+          <w:u w:val="none"/>
+        </w:rPr>
+        <w:t xml:space="preserve"> food is literally consumed, so there is always a need ⓒ</w:t>
+      </w:r>
+      <w:r>
+        <w:rPr>
+          <w:rFonts w:ascii="맑은 고딕" w:hAnsi="맑은 고딕" w:eastAsia="맑은 고딕"/>
+          <w:b w:val="0"/>
+          <w:sz w:val="17"/>
+          <w:u w:val="single"/>
+        </w:rPr>
+        <w:t>to purchase</w:t>
+      </w:r>
+      <w:r>
+        <w:rPr>
+          <w:rFonts w:ascii="맑은 고딕" w:hAnsi="맑은 고딕" w:eastAsia="맑은 고딕"/>
+          <w:b w:val="0"/>
+          <w:sz w:val="17"/>
+          <w:u w:val="none"/>
+        </w:rPr>
+        <w:t xml:space="preserve"> new food. But with more permanent things, companies must invent reasons for their customers ⓓ</w:t>
+      </w:r>
+      <w:r>
+        <w:rPr>
+          <w:rFonts w:ascii="맑은 고딕" w:hAnsi="맑은 고딕" w:eastAsia="맑은 고딕"/>
+          <w:b w:val="0"/>
+          <w:sz w:val="17"/>
+          <w:u w:val="single"/>
+        </w:rPr>
+        <w:t>continuing</w:t>
+      </w:r>
+      <w:r>
+        <w:rPr>
+          <w:rFonts w:ascii="맑은 고딕" w:hAnsi="맑은 고딕" w:eastAsia="맑은 고딕"/>
+          <w:b w:val="0"/>
+          <w:sz w:val="17"/>
+          <w:u w:val="none"/>
+        </w:rPr>
+        <w:t xml:space="preserve"> to consume them. One approach is to make the stuff that people already have ⓔ</w:t>
+      </w:r>
+      <w:r>
+        <w:rPr>
+          <w:rFonts w:ascii="맑은 고딕" w:hAnsi="맑은 고딕" w:eastAsia="맑은 고딕"/>
+          <w:b w:val="0"/>
+          <w:sz w:val="17"/>
+          <w:u w:val="single"/>
+        </w:rPr>
+        <w:t>outdated</w:t>
+      </w:r>
+      <w:r>
+        <w:rPr>
+          <w:rFonts w:ascii="맑은 고딕" w:hAnsi="맑은 고딕" w:eastAsia="맑은 고딕"/>
+          <w:b w:val="0"/>
+          <w:sz w:val="17"/>
+          <w:u w:val="none"/>
+        </w:rPr>
+        <w:t xml:space="preserve"> by convincing them that it is no longer fashionable. The entire fashion industry is built to convince people that fashion matters, so they must purchase new clothing, ⓕ</w:t>
+      </w:r>
+      <w:r>
+        <w:rPr>
+          <w:rFonts w:ascii="맑은 고딕" w:hAnsi="맑은 고딕" w:eastAsia="맑은 고딕"/>
+          <w:b w:val="0"/>
+          <w:sz w:val="17"/>
+          <w:u w:val="single"/>
+        </w:rPr>
+        <w:t>despite</w:t>
+      </w:r>
+      <w:r>
+        <w:rPr>
+          <w:rFonts w:ascii="맑은 고딕" w:hAnsi="맑은 고딕" w:eastAsia="맑은 고딕"/>
+          <w:b w:val="0"/>
+          <w:sz w:val="17"/>
+          <w:u w:val="none"/>
+        </w:rPr>
+        <w:t xml:space="preserve"> the old is still perfectly functionable. Fashion today extends to far more things than clothes: automobiles, mobile phones, computers—the list is extended indefinitely, limited only by the limits of the creative minds of the marketing divisions of companies.</w:t>
       </w:r>
     </w:p>
     <w:p>
       <w:pPr>
-        <w:spacing w:before="0" w:after="0" w:line="269" w:lineRule="auto"/>
-        <w:ind w:left="180" w:hanging="180"/>
+        <w:spacing w:before="0" w:after="20" w:line="276" w:lineRule="auto"/>
+        <w:ind w:left="80"/>
         <w:snapToGrid w:val="0"/>
       </w:pPr>
       <w:r>
@@ -1677,71 +1913,7 @@
           <w:sz w:val="17"/>
           <w:u w:val="none"/>
         </w:rPr>
-        <w:t>① Marketing departments are not creative enough to sell anything but clothes.</w:t>
-      </w:r>
-    </w:p>
-    <w:p>
-      <w:pPr>
-        <w:spacing w:before="0" w:after="0" w:line="269" w:lineRule="auto"/>
-        <w:ind w:left="180" w:hanging="180"/>
-        <w:snapToGrid w:val="0"/>
-      </w:pPr>
-      <w:r>
-        <w:rPr>
-          <w:rFonts w:ascii="맑은 고딕" w:hAnsi="맑은 고딕" w:eastAsia="맑은 고딕"/>
-          <w:b w:val="0"/>
-          <w:sz w:val="17"/>
-          <w:u w:val="none"/>
-        </w:rPr>
-        <w:t>② Companies restrict the number of products that their marketers may advertise.</w:t>
-      </w:r>
-    </w:p>
-    <w:p>
-      <w:pPr>
-        <w:spacing w:before="0" w:after="0" w:line="269" w:lineRule="auto"/>
-        <w:ind w:left="180" w:hanging="180"/>
-        <w:snapToGrid w:val="0"/>
-      </w:pPr>
-      <w:r>
-        <w:rPr>
-          <w:rFonts w:ascii="맑은 고딕" w:hAnsi="맑은 고딕" w:eastAsia="맑은 고딕"/>
-          <w:b w:val="0"/>
-          <w:sz w:val="17"/>
-          <w:u w:val="none"/>
-        </w:rPr>
-        <w:t>③ Only people with creative minds are influenced by fashion marketing.</w:t>
-      </w:r>
-    </w:p>
-    <w:p>
-      <w:pPr>
-        <w:spacing w:before="0" w:after="0" w:line="269" w:lineRule="auto"/>
-        <w:ind w:left="180" w:hanging="180"/>
-        <w:snapToGrid w:val="0"/>
-      </w:pPr>
-      <w:r>
-        <w:rPr>
-          <w:rFonts w:ascii="맑은 고딕" w:hAnsi="맑은 고딕" w:eastAsia="맑은 고딕"/>
-          <w:b w:val="0"/>
-          <w:sz w:val="17"/>
-          <w:u w:val="none"/>
-        </w:rPr>
-        <w:t>④ The fashion industry will soon run out of ideas for new products.</w:t>
-      </w:r>
-    </w:p>
-    <w:p>
-      <w:pPr>
-        <w:spacing w:before="0" w:after="0" w:line="269" w:lineRule="auto"/>
-        <w:ind w:left="180" w:hanging="180"/>
-        <w:snapToGrid w:val="0"/>
-      </w:pPr>
-      <w:r>
-        <w:rPr>
-          <w:rFonts w:ascii="맑은 고딕" w:hAnsi="맑은 고딕" w:eastAsia="맑은 고딕"/>
-          <w:b w:val="0"/>
-          <w:sz w:val="17"/>
-          <w:u w:val="none"/>
-        </w:rPr>
-        <w:t>⑤ Marketers can turn almost any product into a matter of fashion if they can think of a way.</w:t>
+        <w:t>① ⓑ, ⓒ    ② ⓐ, ⓔ    ③ ⓐ, ⓓ, ⓕ    ④ ⓒ, ⓓ, ⓔ    ⑤ ⓑ, ⓕ</w:t>
       </w:r>
     </w:p>
     <w:p>
@@ -1766,43 +1938,7 @@
           <w:sz w:val="17"/>
           <w:u w:val="none"/>
         </w:rPr>
-        <w:t xml:space="preserve"> 다음 글의 밑줄 친 </w:t>
-      </w:r>
-      <w:r>
-        <w:rPr>
-          <w:rFonts w:ascii="맑은 고딕" w:hAnsi="맑은 고딕" w:eastAsia="맑은 고딕"/>
-          <w:b/>
-          <w:sz w:val="17"/>
-          <w:u w:val="none"/>
-        </w:rPr>
-        <w:t>One approach</w:t>
-      </w:r>
-      <w:r>
-        <w:rPr>
-          <w:rFonts w:ascii="맑은 고딕" w:hAnsi="맑은 고딕" w:eastAsia="맑은 고딕"/>
-          <w:b w:val="0"/>
-          <w:sz w:val="17"/>
-          <w:u w:val="none"/>
-        </w:rPr>
-        <w:t xml:space="preserve">에 해당하는 사례로 적절한 것을 </w:t>
-      </w:r>
-      <w:r>
-        <w:rPr>
-          <w:rFonts w:ascii="맑은 고딕" w:hAnsi="맑은 고딕" w:eastAsia="맑은 고딕"/>
-          <w:b/>
-          <w:sz w:val="17"/>
-          <w:u w:val="none"/>
-        </w:rPr>
-        <w:t>2개</w:t>
-      </w:r>
-      <w:r>
-        <w:rPr>
-          <w:rFonts w:ascii="맑은 고딕" w:hAnsi="맑은 고딕" w:eastAsia="맑은 고딕"/>
-          <w:b w:val="0"/>
-          <w:sz w:val="17"/>
-          <w:u w:val="none"/>
-        </w:rPr>
-        <w:t xml:space="preserve"> 고르면? [3.3점]</w:t>
+        <w:t xml:space="preserve"> 다음 글의 (A), (B), (C)의 각 네모 안에서 문맥에 맞는 낱말로 가장 적절한 것은? [3.0점]</w:t>
       </w:r>
     </w:p>
     <w:p>
@@ -1825,7 +1961,112 @@
           <w:sz w:val="17"/>
           <w:u w:val="none"/>
         </w:rPr>
-        <w:t xml:space="preserve">Those who sell food have an easy time, for food is literally consumed. But with longer-lasting things, companies must invent reasons for their customers to continue to consume them. </w:t>
+        <w:t>Those who purchase the goods of a company are called customers. Individuals who purchase goods for personal use are called consumers: beings who consume. Therefore, companies have invented multiple ways to ensure that their customers consume the produced items in (A) [larger and larger / smaller and smaller] quantities and more and more frequently. Those who sell food have an easy time, for food is literally consumed, so there is always a need to purchase new food. But with more (B) [permanent / temporary] things, companies must invent reasons for their customers to continue to consume them. One approach is to make the stuff that people already have outdated by convincing them that it is no longer fashionable. The entire fashion industry is built to convince people that fashion matters, so they must purchase new clothing, even though the old is still perfectly functionable. Fashion today extends to far more things than clothes: automobiles, mobile phones, computers—the list is extended (C) [indefinitely / briefly], limited only by the limits of the creative minds of the marketing divisions of companies.</w:t>
+      </w:r>
+    </w:p>
+    <w:p>
+      <w:pPr>
+        <w:spacing w:before="0" w:after="0" w:line="269" w:lineRule="auto"/>
+        <w:ind w:left="180" w:hanging="180"/>
+        <w:snapToGrid w:val="0"/>
+      </w:pPr>
+      <w:r>
+        <w:rPr>
+          <w:rFonts w:ascii="맑은 고딕" w:hAnsi="맑은 고딕" w:eastAsia="맑은 고딕"/>
+          <w:b w:val="0"/>
+          <w:sz w:val="17"/>
+          <w:u w:val="none"/>
+        </w:rPr>
+        <w:t>① (A) smaller  (B) permanent  (C) indefinitely</w:t>
+      </w:r>
+    </w:p>
+    <w:p>
+      <w:pPr>
+        <w:spacing w:before="0" w:after="0" w:line="269" w:lineRule="auto"/>
+        <w:ind w:left="180" w:hanging="180"/>
+        <w:snapToGrid w:val="0"/>
+      </w:pPr>
+      <w:r>
+        <w:rPr>
+          <w:rFonts w:ascii="맑은 고딕" w:hAnsi="맑은 고딕" w:eastAsia="맑은 고딕"/>
+          <w:b w:val="0"/>
+          <w:sz w:val="17"/>
+          <w:u w:val="none"/>
+        </w:rPr>
+        <w:t>② (A) larger  (B) temporary  (C) indefinitely</w:t>
+      </w:r>
+    </w:p>
+    <w:p>
+      <w:pPr>
+        <w:spacing w:before="0" w:after="0" w:line="269" w:lineRule="auto"/>
+        <w:ind w:left="180" w:hanging="180"/>
+        <w:snapToGrid w:val="0"/>
+      </w:pPr>
+      <w:r>
+        <w:rPr>
+          <w:rFonts w:ascii="맑은 고딕" w:hAnsi="맑은 고딕" w:eastAsia="맑은 고딕"/>
+          <w:b w:val="0"/>
+          <w:sz w:val="17"/>
+          <w:u w:val="none"/>
+        </w:rPr>
+        <w:t>③ (A) smaller  (B) temporary  (C) briefly</w:t>
+      </w:r>
+    </w:p>
+    <w:p>
+      <w:pPr>
+        <w:spacing w:before="0" w:after="0" w:line="269" w:lineRule="auto"/>
+        <w:ind w:left="180" w:hanging="180"/>
+        <w:snapToGrid w:val="0"/>
+      </w:pPr>
+      <w:r>
+        <w:rPr>
+          <w:rFonts w:ascii="맑은 고딕" w:hAnsi="맑은 고딕" w:eastAsia="맑은 고딕"/>
+          <w:b w:val="0"/>
+          <w:sz w:val="17"/>
+          <w:u w:val="none"/>
+        </w:rPr>
+        <w:t>④ (A) larger  (B) permanent  (C) indefinitely</w:t>
+      </w:r>
+    </w:p>
+    <w:p>
+      <w:pPr>
+        <w:spacing w:before="0" w:after="0" w:line="269" w:lineRule="auto"/>
+        <w:ind w:left="180" w:hanging="180"/>
+        <w:snapToGrid w:val="0"/>
+      </w:pPr>
+      <w:r>
+        <w:rPr>
+          <w:rFonts w:ascii="맑은 고딕" w:hAnsi="맑은 고딕" w:eastAsia="맑은 고딕"/>
+          <w:b w:val="0"/>
+          <w:sz w:val="17"/>
+          <w:u w:val="none"/>
+        </w:rPr>
+        <w:t>⑤ (A) larger  (B) permanent  (C) briefly</w:t>
+      </w:r>
+    </w:p>
+    <w:p>
+      <w:pPr>
+        <w:keepNext/>
+        <w:spacing w:before="80" w:after="20" w:line="276" w:lineRule="auto"/>
+        <w:snapToGrid w:val="0"/>
+      </w:pPr>
+      <w:r>
+        <w:rPr>
+          <w:rFonts w:ascii="맑은 고딕" w:hAnsi="맑은 고딕" w:eastAsia="맑은 고딕"/>
+          <w:b/>
+          <w:sz w:val="17"/>
+          <w:u w:val="none"/>
+        </w:rPr>
+        <w:t>39-4.</w:t>
+      </w:r>
+      <w:r>
+        <w:rPr>
+          <w:rFonts w:ascii="맑은 고딕" w:hAnsi="맑은 고딕" w:eastAsia="맑은 고딕"/>
+          <w:b w:val="0"/>
+          <w:sz w:val="17"/>
+          <w:u w:val="none"/>
+        </w:rPr>
+        <w:t xml:space="preserve"> According to the passage, which of the following is </w:t>
       </w:r>
       <w:r>
         <w:rPr>
@@ -1834,7 +2075,7 @@
           <w:sz w:val="17"/>
           <w:u w:val="single"/>
         </w:rPr>
-        <w:t>One approach</w:t>
+        <w:t>NOT</w:t>
       </w:r>
       <w:r>
         <w:rPr>
@@ -1843,130 +2084,7 @@
           <w:sz w:val="17"/>
           <w:u w:val="none"/>
         </w:rPr>
-        <w:t xml:space="preserve"> is to make the stuff that people already have outdated by convincing them that it is no longer fashionable, so they must purchase something new, even though the old is still perfectly functionable.</w:t>
-      </w:r>
-    </w:p>
-    <w:p>
-      <w:pPr>
-        <w:spacing w:before="0" w:after="0" w:line="269" w:lineRule="auto"/>
-        <w:ind w:left="180" w:hanging="180"/>
-        <w:snapToGrid w:val="0"/>
-      </w:pPr>
-      <w:r>
-        <w:rPr>
-          <w:rFonts w:ascii="맑은 고딕" w:hAnsi="맑은 고딕" w:eastAsia="맑은 고딕"/>
-          <w:b w:val="0"/>
-          <w:sz w:val="17"/>
-          <w:u w:val="none"/>
-        </w:rPr>
-        <w:t>① A bakery bakes fresh bread every morning because yesterday’s loaves have all been eaten.</w:t>
-      </w:r>
-    </w:p>
-    <w:p>
-      <w:pPr>
-        <w:spacing w:before="0" w:after="0" w:line="269" w:lineRule="auto"/>
-        <w:ind w:left="180" w:hanging="180"/>
-        <w:snapToGrid w:val="0"/>
-      </w:pPr>
-      <w:r>
-        <w:rPr>
-          <w:rFonts w:ascii="맑은 고딕" w:hAnsi="맑은 고딕" w:eastAsia="맑은 고딕"/>
-          <w:b w:val="0"/>
-          <w:sz w:val="17"/>
-          <w:u w:val="none"/>
-        </w:rPr>
-        <w:t>② A phone maker’s ads show last year’s model as something only people behind the trend still carry.</w:t>
-      </w:r>
-    </w:p>
-    <w:p>
-      <w:pPr>
-        <w:spacing w:before="0" w:after="0" w:line="269" w:lineRule="auto"/>
-        <w:ind w:left="180" w:hanging="180"/>
-        <w:snapToGrid w:val="0"/>
-      </w:pPr>
-      <w:r>
-        <w:rPr>
-          <w:rFonts w:ascii="맑은 고딕" w:hAnsi="맑은 고딕" w:eastAsia="맑은 고딕"/>
-          <w:b w:val="0"/>
-          <w:sz w:val="17"/>
-          <w:u w:val="none"/>
-        </w:rPr>
-        <w:t>③ A furniture store offers free repairs so that customers can keep the same sofa for decades.</w:t>
-      </w:r>
-    </w:p>
-    <w:p>
-      <w:pPr>
-        <w:spacing w:before="0" w:after="0" w:line="269" w:lineRule="auto"/>
-        <w:ind w:left="180" w:hanging="180"/>
-        <w:snapToGrid w:val="0"/>
-      </w:pPr>
-      <w:r>
-        <w:rPr>
-          <w:rFonts w:ascii="맑은 고딕" w:hAnsi="맑은 고딕" w:eastAsia="맑은 고딕"/>
-          <w:b w:val="0"/>
-          <w:sz w:val="17"/>
-          <w:u w:val="none"/>
-        </w:rPr>
-        <w:t>④ A sportswear brand announces “this season’s colors” so that last year’s running shoes look out of style.</w:t>
-      </w:r>
-    </w:p>
-    <w:p>
-      <w:pPr>
-        <w:spacing w:before="0" w:after="0" w:line="269" w:lineRule="auto"/>
-        <w:ind w:left="180" w:hanging="180"/>
-        <w:snapToGrid w:val="0"/>
-      </w:pPr>
-      <w:r>
-        <w:rPr>
-          <w:rFonts w:ascii="맑은 고딕" w:hAnsi="맑은 고딕" w:eastAsia="맑은 고딕"/>
-          <w:b w:val="0"/>
-          <w:sz w:val="17"/>
-          <w:u w:val="none"/>
-        </w:rPr>
-        <w:t>⑤ A printer company builds its machines to stop working after a set number of pages.</w:t>
-      </w:r>
-    </w:p>
-    <w:p>
-      <w:pPr>
-        <w:keepNext/>
-        <w:spacing w:before="80" w:after="20" w:line="276" w:lineRule="auto"/>
-        <w:snapToGrid w:val="0"/>
-      </w:pPr>
-      <w:r>
-        <w:rPr>
-          <w:rFonts w:ascii="맑은 고딕" w:hAnsi="맑은 고딕" w:eastAsia="맑은 고딕"/>
-          <w:b/>
-          <w:sz w:val="17"/>
-          <w:u w:val="none"/>
-        </w:rPr>
-        <w:t>39-4.</w:t>
-      </w:r>
-      <w:r>
-        <w:rPr>
-          <w:rFonts w:ascii="맑은 고딕" w:hAnsi="맑은 고딕" w:eastAsia="맑은 고딕"/>
-          <w:b w:val="0"/>
-          <w:sz w:val="17"/>
-          <w:u w:val="none"/>
-        </w:rPr>
-        <w:t xml:space="preserve"> 다음 글의 밑줄 친 부분 중, 문맥상 낱말의 쓰임이 적절하지 </w:t>
-      </w:r>
-      <w:r>
-        <w:rPr>
-          <w:rFonts w:ascii="맑은 고딕" w:hAnsi="맑은 고딕" w:eastAsia="맑은 고딕"/>
-          <w:b/>
-          <w:sz w:val="17"/>
-          <w:u w:val="none"/>
-        </w:rPr>
-        <w:t>않은</w:t>
-      </w:r>
-      <w:r>
-        <w:rPr>
-          <w:rFonts w:ascii="맑은 고딕" w:hAnsi="맑은 고딕" w:eastAsia="맑은 고딕"/>
-          <w:b w:val="0"/>
-          <w:sz w:val="17"/>
-          <w:u w:val="none"/>
-        </w:rPr>
-        <w:t xml:space="preserve"> 것은? [3.0점]</w:t>
+        <w:t xml:space="preserve"> true? [2.8점]</w:t>
       </w:r>
     </w:p>
     <w:p>
@@ -1989,17 +2107,31 @@
           <w:sz w:val="17"/>
           <w:u w:val="none"/>
         </w:rPr>
-        <w:t>Individuals who purchase goods for personal use are called consumers: beings who consume. Therefore, companies have invented multiple ways to ensure that their customers consume the produced items in larger and larger quantities and more and more ①</w:t>
-      </w:r>
+        <w:t>Those who purchase the goods of a company are called customers. Individuals who purchase goods for personal use are called consumers: beings who consume. Therefore, companies have invented multiple ways to ensure that their customers consume the produced items in larger and larger quantities and more and more frequently. Those who sell food have an easy time, for food is literally consumed, so there is always a need to purchase new food. But with more permanent things, companies must invent reasons for their customers to continue to consume them. One approach is to make the stuff that people already have outdated by convincing them that it is no longer fashionable. The entire fashion industry is built to convince people that fashion matters, so they must purchase new clothing, even though the old is still perfectly functionable. Fashion today extends to far more things than clothes: automobiles, mobile phones, computers—the list is extended indefinitely, limited only by the limits of the creative minds of the marketing divisions of companies.</w:t>
+      </w:r>
+    </w:p>
+    <w:p>
+      <w:pPr>
+        <w:spacing w:before="0" w:after="0" w:line="269" w:lineRule="auto"/>
+        <w:ind w:left="180" w:hanging="180"/>
+        <w:snapToGrid w:val="0"/>
+      </w:pPr>
       <w:r>
         <w:rPr>
           <w:rFonts w:ascii="맑은 고딕" w:hAnsi="맑은 고딕" w:eastAsia="맑은 고딕"/>
           <w:b w:val="0"/>
           <w:sz w:val="17"/>
-          <w:u w:val="single"/>
-        </w:rPr>
-        <w:t>frequently</w:t>
-      </w:r>
+          <w:u w:val="none"/>
+        </w:rPr>
+        <w:t>① Consumers are people who buy goods mainly for business purposes.</w:t>
+      </w:r>
+    </w:p>
+    <w:p>
+      <w:pPr>
+        <w:spacing w:before="0" w:after="0" w:line="269" w:lineRule="auto"/>
+        <w:ind w:left="180" w:hanging="180"/>
+        <w:snapToGrid w:val="0"/>
+      </w:pPr>
       <w:r>
         <w:rPr>
           <w:rFonts w:ascii="맑은 고딕" w:hAnsi="맑은 고딕" w:eastAsia="맑은 고딕"/>
@@ -2007,17 +2139,31 @@
           <w:sz w:val="17"/>
           <w:u w:val="none"/>
         </w:rPr>
-        <w:t>. Those who sell food have an easy time, for food is literally consumed, so there is always a need to purchase new food. But with more ②</w:t>
-      </w:r>
+        <w:t>② Companies try to make customers consume their products more often.</w:t>
+      </w:r>
+    </w:p>
+    <w:p>
+      <w:pPr>
+        <w:spacing w:before="0" w:after="0" w:line="269" w:lineRule="auto"/>
+        <w:ind w:left="180" w:hanging="180"/>
+        <w:snapToGrid w:val="0"/>
+      </w:pPr>
       <w:r>
         <w:rPr>
           <w:rFonts w:ascii="맑은 고딕" w:hAnsi="맑은 고딕" w:eastAsia="맑은 고딕"/>
           <w:b w:val="0"/>
           <w:sz w:val="17"/>
-          <w:u w:val="single"/>
-        </w:rPr>
-        <w:t>disposable</w:t>
-      </w:r>
+          <w:u w:val="none"/>
+        </w:rPr>
+        <w:t>③ Selling durable goods requires companies to create reasons to buy again.</w:t>
+      </w:r>
+    </w:p>
+    <w:p>
+      <w:pPr>
+        <w:spacing w:before="0" w:after="0" w:line="269" w:lineRule="auto"/>
+        <w:ind w:left="180" w:hanging="180"/>
+        <w:snapToGrid w:val="0"/>
+      </w:pPr>
       <w:r>
         <w:rPr>
           <w:rFonts w:ascii="맑은 고딕" w:hAnsi="맑은 고딕" w:eastAsia="맑은 고딕"/>
@@ -2025,61 +2171,23 @@
           <w:sz w:val="17"/>
           <w:u w:val="none"/>
         </w:rPr>
-        <w:t xml:space="preserve"> things, companies must invent reasons for their customers to continue to consume them. One approach is to make the stuff that people already have ③</w:t>
-      </w:r>
+        <w:t>④ The fashion industry persuades people to buy clothes they do not really need.</w:t>
+      </w:r>
+    </w:p>
+    <w:p>
+      <w:pPr>
+        <w:spacing w:before="0" w:after="0" w:line="269" w:lineRule="auto"/>
+        <w:ind w:left="180" w:hanging="180"/>
+        <w:snapToGrid w:val="0"/>
+      </w:pPr>
       <w:r>
         <w:rPr>
           <w:rFonts w:ascii="맑은 고딕" w:hAnsi="맑은 고딕" w:eastAsia="맑은 고딕"/>
           <w:b w:val="0"/>
           <w:sz w:val="17"/>
-          <w:u w:val="single"/>
-        </w:rPr>
-        <w:t>outdated</w:t>
-      </w:r>
-      <w:r>
-        <w:rPr>
-          <w:rFonts w:ascii="맑은 고딕" w:hAnsi="맑은 고딕" w:eastAsia="맑은 고딕"/>
-          <w:b w:val="0"/>
-          <w:sz w:val="17"/>
-          <w:u w:val="none"/>
-        </w:rPr>
-        <w:t xml:space="preserve"> by convincing them that it is no longer fashionable. The entire fashion industry is built to convince people that fashion matters, so they must purchase new clothing, even though the old is still perfectly ④</w:t>
-      </w:r>
-      <w:r>
-        <w:rPr>
-          <w:rFonts w:ascii="맑은 고딕" w:hAnsi="맑은 고딕" w:eastAsia="맑은 고딕"/>
-          <w:b w:val="0"/>
-          <w:sz w:val="17"/>
-          <w:u w:val="single"/>
-        </w:rPr>
-        <w:t>functionable</w:t>
-      </w:r>
-      <w:r>
-        <w:rPr>
-          <w:rFonts w:ascii="맑은 고딕" w:hAnsi="맑은 고딕" w:eastAsia="맑은 고딕"/>
-          <w:b w:val="0"/>
-          <w:sz w:val="17"/>
-          <w:u w:val="none"/>
-        </w:rPr>
-        <w:t>. Fashion today extends to far more things than clothes: automobiles, mobile phones, computers—the list is extended indefinitely, ⑤</w:t>
-      </w:r>
-      <w:r>
-        <w:rPr>
-          <w:rFonts w:ascii="맑은 고딕" w:hAnsi="맑은 고딕" w:eastAsia="맑은 고딕"/>
-          <w:b w:val="0"/>
-          <w:sz w:val="17"/>
-          <w:u w:val="single"/>
-        </w:rPr>
-        <w:t>limited</w:t>
-      </w:r>
-      <w:r>
-        <w:rPr>
-          <w:rFonts w:ascii="맑은 고딕" w:hAnsi="맑은 고딕" w:eastAsia="맑은 고딕"/>
-          <w:b w:val="0"/>
-          <w:sz w:val="17"/>
-          <w:u w:val="none"/>
-        </w:rPr>
-        <w:t xml:space="preserve"> only by the limits of the creative minds of the marketing divisions of companies.</w:t>
+          <w:u w:val="none"/>
+        </w:rPr>
+        <w:t>⑤ The marketing departments of companies keep adding items to what counts as fashion.</w:t>
       </w:r>
     </w:p>
     <w:p>
@@ -2104,25 +2212,7 @@
           <w:sz w:val="17"/>
           <w:u w:val="none"/>
         </w:rPr>
-        <w:t xml:space="preserve"> 다음 글에 대한 &lt;보기&gt;의 설명 중 옳은 것만을 </w:t>
-      </w:r>
-      <w:r>
-        <w:rPr>
-          <w:rFonts w:ascii="맑은 고딕" w:hAnsi="맑은 고딕" w:eastAsia="맑은 고딕"/>
-          <w:b/>
-          <w:sz w:val="17"/>
-          <w:u w:val="none"/>
-        </w:rPr>
-        <w:t>있는 대로</w:t>
-      </w:r>
-      <w:r>
-        <w:rPr>
-          <w:rFonts w:ascii="맑은 고딕" w:hAnsi="맑은 고딕" w:eastAsia="맑은 고딕"/>
-          <w:b w:val="0"/>
-          <w:sz w:val="17"/>
-          <w:u w:val="none"/>
-        </w:rPr>
-        <w:t xml:space="preserve"> 고른 것은? [3.1점]</w:t>
+        <w:t xml:space="preserve"> [A]와 [B]를 읽고 이해한 것으로 가장 적절한 것은? [3.2점]</w:t>
       </w:r>
     </w:p>
     <w:p>
@@ -2145,8 +2235,118 @@
           <w:sz w:val="17"/>
           <w:u w:val="none"/>
         </w:rPr>
-        <w:t>People who buy a company’s goods for their own use are called consumers, and companies want them to consume more and more often. Food sellers have no trouble, since what they sell ⓐ</w:t>
-      </w:r>
+        <w:t>[A] But with more permanent things, companies must invent reasons for their customers to continue to consume them. One approach is to make the stuff that people already have outdated by convincing them that it is no longer fashionable.</w:t>
+      </w:r>
+    </w:p>
+    <w:p>
+      <w:pPr>
+        <w:spacing w:before="0" w:after="60" w:line="288" w:lineRule="auto"/>
+        <w:ind w:left="40"/>
+        <w:snapToGrid w:val="0"/>
+        <w:pBdr>
+          <w:top w:val="single" w:sz="4" w:space="2" w:color="6B7FB8"/>
+          <w:left w:val="single" w:sz="4" w:space="2" w:color="6B7FB8"/>
+          <w:bottom w:val="single" w:sz="4" w:space="2" w:color="6B7FB8"/>
+          <w:right w:val="single" w:sz="4" w:space="2" w:color="6B7FB8"/>
+        </w:pBdr>
+        <w:shd w:val="clear" w:color="auto" w:fill="EEF2FF"/>
+      </w:pPr>
+      <w:r>
+        <w:rPr>
+          <w:rFonts w:ascii="맑은 고딕" w:hAnsi="맑은 고딕" w:eastAsia="맑은 고딕"/>
+          <w:b w:val="0"/>
+          <w:sz w:val="17"/>
+          <w:u w:val="none"/>
+        </w:rPr>
+        <w:t>[B] Every autumn, a phone maker releases a new model with a slightly different color and a camera that is only a little better. Its ads show smiling people with the new phone, while last year’s model, which still works perfectly well, quietly begins to feel old to its owners.</w:t>
+      </w:r>
+    </w:p>
+    <w:p>
+      <w:pPr>
+        <w:spacing w:before="0" w:after="0" w:line="269" w:lineRule="auto"/>
+        <w:ind w:left="180" w:hanging="180"/>
+        <w:snapToGrid w:val="0"/>
+      </w:pPr>
+      <w:r>
+        <w:rPr>
+          <w:rFonts w:ascii="맑은 고딕" w:hAnsi="맑은 고딕" w:eastAsia="맑은 고딕"/>
+          <w:b w:val="0"/>
+          <w:sz w:val="17"/>
+          <w:u w:val="none"/>
+        </w:rPr>
+        <w:t>① [A] says companies should make their products last longer, while [B] praises better cameras.</w:t>
+      </w:r>
+    </w:p>
+    <w:p>
+      <w:pPr>
+        <w:spacing w:before="0" w:after="0" w:line="269" w:lineRule="auto"/>
+        <w:ind w:left="180" w:hanging="180"/>
+        <w:snapToGrid w:val="0"/>
+      </w:pPr>
+      <w:r>
+        <w:rPr>
+          <w:rFonts w:ascii="맑은 고딕" w:hAnsi="맑은 고딕" w:eastAsia="맑은 고딕"/>
+          <w:b w:val="0"/>
+          <w:sz w:val="17"/>
+          <w:u w:val="none"/>
+        </w:rPr>
+        <w:t>② [B] suggests that last year’s phone stopped working after the new model came out.</w:t>
+      </w:r>
+    </w:p>
+    <w:p>
+      <w:pPr>
+        <w:spacing w:before="0" w:after="0" w:line="269" w:lineRule="auto"/>
+        <w:ind w:left="180" w:hanging="180"/>
+        <w:snapToGrid w:val="0"/>
+      </w:pPr>
+      <w:r>
+        <w:rPr>
+          <w:rFonts w:ascii="맑은 고딕" w:hAnsi="맑은 고딕" w:eastAsia="맑은 고딕"/>
+          <w:b w:val="0"/>
+          <w:sz w:val="17"/>
+          <w:u w:val="none"/>
+        </w:rPr>
+        <w:t>③ Both texts argue that consumers buy new goods only when the old ones break.</w:t>
+      </w:r>
+    </w:p>
+    <w:p>
+      <w:pPr>
+        <w:spacing w:before="0" w:after="0" w:line="269" w:lineRule="auto"/>
+        <w:ind w:left="180" w:hanging="180"/>
+        <w:snapToGrid w:val="0"/>
+      </w:pPr>
+      <w:r>
+        <w:rPr>
+          <w:rFonts w:ascii="맑은 고딕" w:hAnsi="맑은 고딕" w:eastAsia="맑은 고딕"/>
+          <w:b w:val="0"/>
+          <w:sz w:val="17"/>
+          <w:u w:val="none"/>
+        </w:rPr>
+        <w:t>④ [A] focuses on food, while [B] focuses on technology.</w:t>
+      </w:r>
+    </w:p>
+    <w:p>
+      <w:pPr>
+        <w:spacing w:before="0" w:after="0" w:line="269" w:lineRule="auto"/>
+        <w:ind w:left="180" w:hanging="180"/>
+        <w:snapToGrid w:val="0"/>
+      </w:pPr>
+      <w:r>
+        <w:rPr>
+          <w:rFonts w:ascii="맑은 고딕" w:hAnsi="맑은 고딕" w:eastAsia="맑은 고딕"/>
+          <w:b w:val="0"/>
+          <w:sz w:val="17"/>
+          <w:u w:val="none"/>
+        </w:rPr>
+        <w:t>⑤ Both texts show how companies make goods that still work feel out of date so people will buy again.</w:t>
+      </w:r>
+    </w:p>
+    <w:p>
+      <w:pPr>
+        <w:keepNext/>
+        <w:spacing w:before="80" w:after="20" w:line="276" w:lineRule="auto"/>
+        <w:snapToGrid w:val="0"/>
+      </w:pPr>
       <w:r>
         <w:rPr>
           <w:rFonts w:ascii="맑은 고딕" w:hAnsi="맑은 고딕" w:eastAsia="맑은 고딕"/>
@@ -2154,7 +2354,7 @@
           <w:sz w:val="17"/>
           <w:u w:val="none"/>
         </w:rPr>
-        <w:t>[ disappears / is disappeared ]</w:t>
+        <w:t>39-6.</w:t>
       </w:r>
       <w:r>
         <w:rPr>
@@ -2163,7 +2363,71 @@
           <w:sz w:val="17"/>
           <w:u w:val="none"/>
         </w:rPr>
-        <w:t xml:space="preserve"> as it is used. Makers of longer-lasting goods, however, need to give buyers a reason to come back. ⓑ</w:t>
+        <w:t xml:space="preserve"> 다음 빈칸에 들어갈 말로 가장 적절한 것은? [2.9점]</w:t>
+      </w:r>
+    </w:p>
+    <w:p>
+      <w:pPr>
+        <w:spacing w:before="0" w:after="60" w:line="288" w:lineRule="auto"/>
+        <w:ind w:left="40"/>
+        <w:snapToGrid w:val="0"/>
+        <w:pBdr>
+          <w:top w:val="single" w:sz="4" w:space="2" w:color="999999"/>
+          <w:left w:val="single" w:sz="4" w:space="2" w:color="999999"/>
+          <w:bottom w:val="single" w:sz="4" w:space="2" w:color="999999"/>
+          <w:right w:val="single" w:sz="4" w:space="2" w:color="999999"/>
+        </w:pBdr>
+        <w:shd w:val="clear" w:color="auto" w:fill="F6F3EA"/>
+      </w:pPr>
+      <w:r>
+        <w:rPr>
+          <w:rFonts w:ascii="맑은 고딕" w:hAnsi="맑은 고딕" w:eastAsia="맑은 고딕"/>
+          <w:b w:val="0"/>
+          <w:sz w:val="17"/>
+          <w:u w:val="none"/>
+        </w:rPr>
+        <w:t>Those who purchase the goods of a company are called customers. Individuals who purchase goods for personal use are called consumers: beings who consume. Therefore, companies have invented multiple ways to ensure that their customers consume the produced items in larger and larger quantities and more and more frequently. Those who sell food have an easy time, for food is literally consumed, so there is always a need to purchase new food. But with more permanent things, companies must invent reasons for their customers to continue to consume them. One approach is to make the stuff that people already have outdated by convincing them that it is no longer ________. The entire fashion industry is built to convince people that fashion matters, so they must purchase new clothing, even though the old is still perfectly functionable. Fashion today extends to far more things than clothes: automobiles, mobile phones, computers—the list is extended indefinitely, limited only by the limits of the creative minds of the marketing divisions of companies.</w:t>
+      </w:r>
+    </w:p>
+    <w:p>
+      <w:pPr>
+        <w:spacing w:before="0" w:after="20" w:line="276" w:lineRule="auto"/>
+        <w:ind w:left="80"/>
+        <w:snapToGrid w:val="0"/>
+      </w:pPr>
+      <w:r>
+        <w:rPr>
+          <w:rFonts w:ascii="맑은 고딕" w:hAnsi="맑은 고딕" w:eastAsia="맑은 고딕"/>
+          <w:b w:val="0"/>
+          <w:sz w:val="17"/>
+          <w:u w:val="none"/>
+        </w:rPr>
+        <w:t>① affordable    ② fashionable    ③ useful    ④ safe    ⑤ available</w:t>
+      </w:r>
+    </w:p>
+    <w:p>
+      <w:pPr>
+        <w:keepNext/>
+        <w:spacing w:before="80" w:after="20" w:line="276" w:lineRule="auto"/>
+        <w:snapToGrid w:val="0"/>
+      </w:pPr>
+      <w:r>
+        <w:rPr>
+          <w:rFonts w:ascii="맑은 고딕" w:hAnsi="맑은 고딕" w:eastAsia="맑은 고딕"/>
+          <w:b/>
+          <w:sz w:val="17"/>
+          <w:u w:val="none"/>
+        </w:rPr>
+        <w:t>39-7.</w:t>
+      </w:r>
+      <w:r>
+        <w:rPr>
+          <w:rFonts w:ascii="맑은 고딕" w:hAnsi="맑은 고딕" w:eastAsia="맑은 고딕"/>
+          <w:b w:val="0"/>
+          <w:sz w:val="17"/>
+          <w:u w:val="none"/>
+        </w:rPr>
+        <w:t xml:space="preserve"> 다음 글에서 전체 흐름과 관계 </w:t>
       </w:r>
       <w:r>
         <w:rPr>
@@ -2172,7 +2436,7 @@
           <w:sz w:val="17"/>
           <w:u w:val="single"/>
         </w:rPr>
-        <w:t>They do so by persuading buyers that the things they own, though still working well, are no longer in style</w:t>
+        <w:t>없는</w:t>
       </w:r>
       <w:r>
         <w:rPr>
@@ -2181,7 +2445,153 @@
           <w:sz w:val="17"/>
           <w:u w:val="none"/>
         </w:rPr>
-        <w:t>. Clothing is the classic case, but cars, phones, and computers are now sold in the same way.</w:t>
+        <w:t xml:space="preserve"> 문장은? [3.0점]</w:t>
+      </w:r>
+    </w:p>
+    <w:p>
+      <w:pPr>
+        <w:spacing w:before="0" w:after="60" w:line="288" w:lineRule="auto"/>
+        <w:ind w:left="40"/>
+        <w:snapToGrid w:val="0"/>
+        <w:pBdr>
+          <w:top w:val="single" w:sz="4" w:space="2" w:color="999999"/>
+          <w:left w:val="single" w:sz="4" w:space="2" w:color="999999"/>
+          <w:bottom w:val="single" w:sz="4" w:space="2" w:color="999999"/>
+          <w:right w:val="single" w:sz="4" w:space="2" w:color="999999"/>
+        </w:pBdr>
+        <w:shd w:val="clear" w:color="auto" w:fill="F6F3EA"/>
+      </w:pPr>
+      <w:r>
+        <w:rPr>
+          <w:rFonts w:ascii="맑은 고딕" w:hAnsi="맑은 고딕" w:eastAsia="맑은 고딕"/>
+          <w:b w:val="0"/>
+          <w:sz w:val="17"/>
+          <w:u w:val="none"/>
+        </w:rPr>
+        <w:t>Those who sell food have an easy time, for food is literally consumed, so there is always a need to purchase new food. ① But with more permanent things, companies must invent reasons for their customers to continue to consume them. ② One approach is to make the stuff that people already have outdated by convincing them that it is no longer fashionable. ③ The entire fashion industry is built to convince people that fashion matters, so they must purchase new clothing, even though the old is still perfectly functionable. ④ Recycling old clothes can reduce the amount of waste sent to landfills. ⑤ Fashion today extends to far more things than clothes: automobiles, mobile phones, computers—the list is extended indefinitely.</w:t>
+      </w:r>
+    </w:p>
+    <w:p>
+      <w:pPr>
+        <w:spacing w:before="0" w:after="20" w:line="276" w:lineRule="auto"/>
+        <w:ind w:left="80"/>
+        <w:snapToGrid w:val="0"/>
+      </w:pPr>
+      <w:r>
+        <w:rPr>
+          <w:rFonts w:ascii="맑은 고딕" w:hAnsi="맑은 고딕" w:eastAsia="맑은 고딕"/>
+          <w:b w:val="0"/>
+          <w:sz w:val="17"/>
+          <w:u w:val="none"/>
+        </w:rPr>
+        <w:t>① ①    ② ②    ③ ③    ④ ④    ⑤ ⑤</w:t>
+      </w:r>
+    </w:p>
+    <w:p>
+      <w:pPr>
+        <w:keepNext/>
+        <w:spacing w:before="80" w:after="40" w:line="276" w:lineRule="auto"/>
+        <w:snapToGrid w:val="0"/>
+        <w:shd w:val="clear" w:color="auto" w:fill="8A3A12"/>
+      </w:pPr>
+      <w:r>
+        <w:rPr>
+          <w:rFonts w:ascii="맑은 고딕" w:hAnsi="맑은 고딕" w:eastAsia="맑은 고딕"/>
+          <w:b/>
+          <w:color w:val="FFFFFF"/>
+          <w:sz w:val="17"/>
+          <w:u w:val="none"/>
+        </w:rPr>
+        <w:t>서답형  39-서1 ~ 39-서2</w:t>
+      </w:r>
+    </w:p>
+    <w:p>
+      <w:pPr>
+        <w:keepNext/>
+        <w:spacing w:before="80" w:after="20" w:line="276" w:lineRule="auto"/>
+        <w:snapToGrid w:val="0"/>
+      </w:pPr>
+      <w:r>
+        <w:rPr>
+          <w:rFonts w:ascii="맑은 고딕" w:hAnsi="맑은 고딕" w:eastAsia="맑은 고딕"/>
+          <w:b/>
+          <w:sz w:val="17"/>
+          <w:u w:val="none"/>
+        </w:rPr>
+        <w:t>39-서1.</w:t>
+      </w:r>
+      <w:r>
+        <w:rPr>
+          <w:rFonts w:ascii="맑은 고딕" w:hAnsi="맑은 고딕" w:eastAsia="맑은 고딕"/>
+          <w:b w:val="0"/>
+          <w:sz w:val="17"/>
+          <w:u w:val="none"/>
+        </w:rPr>
+        <w:t xml:space="preserve"> 다음 글의 내용을 요약하고자 한다. 빈칸 (1)~(3)에 들어갈 말을 본문에서 찾아 </w:t>
+      </w:r>
+      <w:r>
+        <w:rPr>
+          <w:rFonts w:ascii="맑은 고딕" w:hAnsi="맑은 고딕" w:eastAsia="맑은 고딕"/>
+          <w:b w:val="0"/>
+          <w:sz w:val="17"/>
+          <w:u w:val="single"/>
+        </w:rPr>
+        <w:t>반드시 변형하여</w:t>
+      </w:r>
+      <w:r>
+        <w:rPr>
+          <w:rFonts w:ascii="맑은 고딕" w:hAnsi="맑은 고딕" w:eastAsia="맑은 고딕"/>
+          <w:b w:val="0"/>
+          <w:sz w:val="17"/>
+          <w:u w:val="none"/>
+        </w:rPr>
+        <w:t xml:space="preserve"> 쓰시오. (한 칸에 한 단어) [각 1점, 총 3점] [3.0점]</w:t>
+      </w:r>
+    </w:p>
+    <w:p>
+      <w:pPr>
+        <w:spacing w:before="0" w:after="60" w:line="288" w:lineRule="auto"/>
+        <w:ind w:left="40"/>
+        <w:snapToGrid w:val="0"/>
+        <w:pBdr>
+          <w:top w:val="single" w:sz="4" w:space="2" w:color="999999"/>
+          <w:left w:val="single" w:sz="4" w:space="2" w:color="999999"/>
+          <w:bottom w:val="single" w:sz="4" w:space="2" w:color="999999"/>
+          <w:right w:val="single" w:sz="4" w:space="2" w:color="999999"/>
+        </w:pBdr>
+        <w:shd w:val="clear" w:color="auto" w:fill="F6F3EA"/>
+      </w:pPr>
+      <w:r>
+        <w:rPr>
+          <w:rFonts w:ascii="맑은 고딕" w:hAnsi="맑은 고딕" w:eastAsia="맑은 고딕"/>
+          <w:b w:val="0"/>
+          <w:sz w:val="17"/>
+          <w:u w:val="none"/>
+        </w:rPr>
+        <w:t>Those who purchase the goods of a company are called customers. Individuals who purchase goods for personal use are called consumers: beings who consume. Therefore, companies have invented multiple ways to ensure that their customers consume the produced items in larger and larger quantities and more and more frequently. Those who sell food have an easy time, for food is literally consumed, so there is always a need to purchase new food. But with more permanent things, companies must invent reasons for their customers to continue to consume them. One approach is to make the stuff that people already have outdated by convincing them that it is no longer fashionable. The entire fashion industry is built to convince people that fashion matters, so they must purchase new clothing, even though the old is still perfectly functionable. Fashion today extends to far more things than clothes: automobiles, mobile phones, computers—the list is extended indefinitely, limited only by the limits of the creative minds of the marketing divisions of companies.</w:t>
+      </w:r>
+    </w:p>
+    <w:p>
+      <w:pPr>
+        <w:spacing w:before="0" w:after="60" w:line="288" w:lineRule="auto"/>
+        <w:ind w:left="40"/>
+        <w:snapToGrid w:val="0"/>
+        <w:pBdr>
+          <w:top w:val="single" w:sz="4" w:space="2" w:color="C99B4E"/>
+          <w:left w:val="single" w:sz="4" w:space="2" w:color="C99B4E"/>
+          <w:bottom w:val="single" w:sz="4" w:space="2" w:color="C99B4E"/>
+          <w:right w:val="single" w:sz="4" w:space="2" w:color="C99B4E"/>
+        </w:pBdr>
+        <w:shd w:val="clear" w:color="auto" w:fill="FFF8E1"/>
+      </w:pPr>
+      <w:r>
+        <w:rPr>
+          <w:rFonts w:ascii="맑은 고딕" w:hAnsi="맑은 고딕" w:eastAsia="맑은 고딕"/>
+          <w:b w:val="0"/>
+          <w:sz w:val="17"/>
+          <w:u w:val="none"/>
+        </w:rPr>
+        <w:t>To keep people (1) ________, companies rely on the (2) ________ of reasons to buy, such as making the goods people already own seem (3) ________.</w:t>
       </w:r>
     </w:p>
     <w:p>
@@ -2204,7 +2614,30 @@
           <w:sz w:val="17"/>
           <w:u w:val="none"/>
         </w:rPr>
-        <w:t>&lt;보 기&gt;</w:t>
+        <w:t>&lt;조 건&gt;</w:t>
+      </w:r>
+    </w:p>
+    <w:p>
+      <w:pPr>
+        <w:spacing w:before="0" w:after="0" w:line="288" w:lineRule="auto"/>
+        <w:ind w:left="40"/>
+        <w:snapToGrid w:val="0"/>
+        <w:pBdr>
+          <w:top w:val="single" w:sz="4" w:space="2" w:color="9B6BD0"/>
+          <w:left w:val="single" w:sz="4" w:space="2" w:color="9B6BD0"/>
+          <w:bottom w:val="single" w:sz="4" w:space="2" w:color="9B6BD0"/>
+          <w:right w:val="single" w:sz="4" w:space="2" w:color="9B6BD0"/>
+        </w:pBdr>
+        <w:shd w:val="clear" w:color="auto" w:fill="FAF5FF"/>
+      </w:pPr>
+      <w:r>
+        <w:rPr>
+          <w:rFonts w:ascii="맑은 고딕" w:hAnsi="맑은 고딕" w:eastAsia="맑은 고딕"/>
+          <w:b w:val="0"/>
+          <w:sz w:val="17"/>
+          <w:u w:val="none"/>
+        </w:rPr>
+        <w:t>1. 본문의 단어를 반드시 변형(품사·어형)하여 쓸 것 — 본문 형태 그대로 쓰면 0점</w:t>
       </w:r>
     </w:p>
     <w:p>
@@ -2227,13 +2660,12 @@
           <w:sz w:val="17"/>
           <w:u w:val="none"/>
         </w:rPr>
-        <w:t>(A) 윗글에서 cars, phones, computers는 유행이 옷 이외의 물건으로 확장된 예로 쓰였다.</w:t>
+        <w:t>2. 답안지에 소문항 번호를 정확하게 기입할 것  예) 1-(1) 1-(2) 1-(3)</w:t>
       </w:r>
     </w:p>
     <w:p>
       <w:pPr>
-        <w:spacing w:before="0" w:after="20" w:line="276" w:lineRule="auto"/>
-        <w:ind w:left="80"/>
+        <w:spacing w:before="0" w:after="40" w:line="360" w:lineRule="auto"/>
         <w:snapToGrid w:val="0"/>
       </w:pPr>
       <w:r>
@@ -2243,7 +2675,7 @@
           <w:sz w:val="17"/>
           <w:u w:val="none"/>
         </w:rPr>
-        <w:t>① (A), (B)    ② (A), (C)    ③ (B), (D)    ④ (A), (C), (D)    ⑤ (B), (C), (D)</w:t>
+        <w:t>(1) ______________   (2) ______________   (3) ______________</w:t>
       </w:r>
     </w:p>
     <w:p>
@@ -2259,7 +2691,7 @@
           <w:sz w:val="17"/>
           <w:u w:val="none"/>
         </w:rPr>
-        <w:t>39-6.</w:t>
+        <w:t>39-서2.</w:t>
       </w:r>
       <w:r>
         <w:rPr>
@@ -2268,25 +2700,7 @@
           <w:sz w:val="17"/>
           <w:u w:val="none"/>
         </w:rPr>
-        <w:t xml:space="preserve"> 다음 글의 내용과 일치하지 </w:t>
-      </w:r>
-      <w:r>
-        <w:rPr>
-          <w:rFonts w:ascii="맑은 고딕" w:hAnsi="맑은 고딕" w:eastAsia="맑은 고딕"/>
-          <w:b/>
-          <w:sz w:val="17"/>
-          <w:u w:val="none"/>
-        </w:rPr>
-        <w:t>않는</w:t>
-      </w:r>
-      <w:r>
-        <w:rPr>
-          <w:rFonts w:ascii="맑은 고딕" w:hAnsi="맑은 고딕" w:eastAsia="맑은 고딕"/>
-          <w:b w:val="0"/>
-          <w:sz w:val="17"/>
-          <w:u w:val="none"/>
-        </w:rPr>
-        <w:t xml:space="preserve"> 것은? [2.7점]</w:t>
+        <w:t xml:space="preserve"> 다음 글의 밑줄 친 문장과 같은 뜻이 되도록 &lt;보기&gt;의 표현을 모두 사용하여 &lt;조건&gt;에 맞게 영작하시오. [3점] [3.0점]</w:t>
       </w:r>
     </w:p>
     <w:p>
@@ -2309,15 +2723,40 @@
           <w:sz w:val="17"/>
           <w:u w:val="none"/>
         </w:rPr>
-        <w:t>Individuals who purchase goods for personal use are called consumers. Companies have invented multiple ways to ensure that their customers consume the produced items in larger quantities and more frequently. Those who sell food have an easy time, for food is literally consumed, so there is always a need to purchase new food. The fashion industry, on the other hand, is built to convince people that fashion matters, so they must purchase new clothing, even though the old is still perfectly functionable. Fashion today extends to far more things than clothes: automobiles, mobile phones, computers—the list is extended indefinitely.</w:t>
+        <w:t xml:space="preserve">But with more permanent things, companies must invent reasons for their customers to continue to consume them. </w:t>
+      </w:r>
+      <w:r>
+        <w:rPr>
+          <w:rFonts w:ascii="맑은 고딕" w:hAnsi="맑은 고딕" w:eastAsia="맑은 고딕"/>
+          <w:b w:val="0"/>
+          <w:sz w:val="17"/>
+          <w:u w:val="single"/>
+        </w:rPr>
+        <w:t>One approach is to make the stuff that people already have outdated by convincing them that it is no longer fashionable.</w:t>
       </w:r>
     </w:p>
     <w:p>
       <w:pPr>
-        <w:spacing w:before="0" w:after="0" w:line="269" w:lineRule="auto"/>
-        <w:ind w:left="180" w:hanging="180"/>
+        <w:spacing w:before="0" w:after="60" w:line="288" w:lineRule="auto"/>
+        <w:ind w:left="40"/>
         <w:snapToGrid w:val="0"/>
-      </w:pPr>
+        <w:pBdr>
+          <w:top w:val="single" w:sz="4" w:space="2" w:color="9B6BD0"/>
+          <w:left w:val="single" w:sz="4" w:space="2" w:color="9B6BD0"/>
+          <w:bottom w:val="single" w:sz="4" w:space="2" w:color="9B6BD0"/>
+          <w:right w:val="single" w:sz="4" w:space="2" w:color="9B6BD0"/>
+        </w:pBdr>
+        <w:shd w:val="clear" w:color="auto" w:fill="FAF5FF"/>
+      </w:pPr>
+      <w:r>
+        <w:rPr>
+          <w:rFonts w:ascii="맑은 고딕" w:hAnsi="맑은 고딕" w:eastAsia="맑은 고딕"/>
+          <w:b/>
+          <w:sz w:val="17"/>
+          <w:u w:val="none"/>
+        </w:rPr>
+        <w:t>&lt;보 기&gt;</w:t>
+      </w:r>
       <w:r>
         <w:rPr>
           <w:rFonts w:ascii="맑은 고딕" w:hAnsi="맑은 고딕" w:eastAsia="맑은 고딕"/>
@@ -2325,14 +2764,44 @@
           <w:sz w:val="17"/>
           <w:u w:val="none"/>
         </w:rPr>
-        <w:t>① People who buy goods for their own use are referred to as consumers.</w:t>
+        <w:t xml:space="preserve"> companies / make / what / people / already / have / outdated / by / convince / them / that / it / is / no longer / fashionable</w:t>
       </w:r>
     </w:p>
     <w:p>
       <w:pPr>
-        <w:spacing w:before="0" w:after="0" w:line="269" w:lineRule="auto"/>
-        <w:ind w:left="180" w:hanging="180"/>
+        <w:spacing w:before="0" w:after="0" w:line="288" w:lineRule="auto"/>
+        <w:ind w:left="40"/>
         <w:snapToGrid w:val="0"/>
+        <w:pBdr>
+          <w:top w:val="single" w:sz="4" w:space="2" w:color="9B6BD0"/>
+          <w:left w:val="single" w:sz="4" w:space="2" w:color="9B6BD0"/>
+          <w:bottom w:val="single" w:sz="4" w:space="2" w:color="9B6BD0"/>
+          <w:right w:val="single" w:sz="4" w:space="2" w:color="9B6BD0"/>
+        </w:pBdr>
+        <w:shd w:val="clear" w:color="auto" w:fill="FAF5FF"/>
+      </w:pPr>
+      <w:r>
+        <w:rPr>
+          <w:rFonts w:ascii="맑은 고딕" w:hAnsi="맑은 고딕" w:eastAsia="맑은 고딕"/>
+          <w:b/>
+          <w:sz w:val="17"/>
+          <w:u w:val="none"/>
+        </w:rPr>
+        <w:t>&lt;조 건&gt;</w:t>
+      </w:r>
+    </w:p>
+    <w:p>
+      <w:pPr>
+        <w:spacing w:before="0" w:after="0" w:line="288" w:lineRule="auto"/>
+        <w:ind w:left="40"/>
+        <w:snapToGrid w:val="0"/>
+        <w:pBdr>
+          <w:top w:val="single" w:sz="4" w:space="2" w:color="9B6BD0"/>
+          <w:left w:val="single" w:sz="4" w:space="2" w:color="9B6BD0"/>
+          <w:bottom w:val="single" w:sz="4" w:space="2" w:color="9B6BD0"/>
+          <w:right w:val="single" w:sz="4" w:space="2" w:color="9B6BD0"/>
+        </w:pBdr>
+        <w:shd w:val="clear" w:color="auto" w:fill="FAF5FF"/>
       </w:pPr>
       <w:r>
         <w:rPr>
@@ -2341,14 +2810,21 @@
           <w:sz w:val="17"/>
           <w:u w:val="none"/>
         </w:rPr>
-        <w:t>② Companies have come up with various ways to make customers consume more often.</w:t>
+        <w:t>1. &lt;보기&gt;의 표현을 모두 한 번씩만 사용할 것</w:t>
       </w:r>
     </w:p>
     <w:p>
       <w:pPr>
-        <w:spacing w:before="0" w:after="0" w:line="269" w:lineRule="auto"/>
-        <w:ind w:left="180" w:hanging="180"/>
+        <w:spacing w:before="0" w:after="0" w:line="288" w:lineRule="auto"/>
+        <w:ind w:left="40"/>
         <w:snapToGrid w:val="0"/>
+        <w:pBdr>
+          <w:top w:val="single" w:sz="4" w:space="2" w:color="9B6BD0"/>
+          <w:left w:val="single" w:sz="4" w:space="2" w:color="9B6BD0"/>
+          <w:bottom w:val="single" w:sz="4" w:space="2" w:color="9B6BD0"/>
+          <w:right w:val="single" w:sz="4" w:space="2" w:color="9B6BD0"/>
+        </w:pBdr>
+        <w:shd w:val="clear" w:color="auto" w:fill="FAF5FF"/>
       </w:pPr>
       <w:r>
         <w:rPr>
@@ -2357,14 +2833,21 @@
           <w:sz w:val="17"/>
           <w:u w:val="none"/>
         </w:rPr>
-        <w:t>③ Food sellers do not have to work hard to create a need for new purchases.</w:t>
+        <w:t>2. 어형은 한 단어만 바꾸고, 다른 단어를 추가하지 말 것</w:t>
       </w:r>
     </w:p>
     <w:p>
       <w:pPr>
-        <w:spacing w:before="0" w:after="0" w:line="269" w:lineRule="auto"/>
-        <w:ind w:left="180" w:hanging="180"/>
+        <w:spacing w:before="0" w:after="0" w:line="288" w:lineRule="auto"/>
+        <w:ind w:left="40"/>
         <w:snapToGrid w:val="0"/>
+        <w:pBdr>
+          <w:top w:val="single" w:sz="4" w:space="2" w:color="9B6BD0"/>
+          <w:left w:val="single" w:sz="4" w:space="2" w:color="9B6BD0"/>
+          <w:bottom w:val="single" w:sz="4" w:space="2" w:color="9B6BD0"/>
+          <w:right w:val="single" w:sz="4" w:space="2" w:color="9B6BD0"/>
+        </w:pBdr>
+        <w:shd w:val="clear" w:color="auto" w:fill="FAF5FF"/>
       </w:pPr>
       <w:r>
         <w:rPr>
@@ -2373,14 +2856,21 @@
           <w:sz w:val="17"/>
           <w:u w:val="none"/>
         </w:rPr>
-        <w:t>④ The fashion industry leads people to buy new clothing while their old clothing can still be worn.</w:t>
+        <w:t>3. ‘Companies make + 목적어 + 목적격보어’ 구조로 쓰고, 목적어는 관계대명사 what절로 쓸 것</w:t>
       </w:r>
     </w:p>
     <w:p>
       <w:pPr>
-        <w:spacing w:before="0" w:after="0" w:line="269" w:lineRule="auto"/>
-        <w:ind w:left="180" w:hanging="180"/>
+        <w:spacing w:before="0" w:after="0" w:line="288" w:lineRule="auto"/>
+        <w:ind w:left="40"/>
         <w:snapToGrid w:val="0"/>
+        <w:pBdr>
+          <w:top w:val="single" w:sz="4" w:space="2" w:color="9B6BD0"/>
+          <w:left w:val="single" w:sz="4" w:space="2" w:color="9B6BD0"/>
+          <w:bottom w:val="single" w:sz="4" w:space="2" w:color="9B6BD0"/>
+          <w:right w:val="single" w:sz="4" w:space="2" w:color="9B6BD0"/>
+        </w:pBdr>
+        <w:shd w:val="clear" w:color="auto" w:fill="FAF5FF"/>
       </w:pPr>
       <w:r>
         <w:rPr>
@@ -2389,7 +2879,63 @@
           <w:sz w:val="17"/>
           <w:u w:val="none"/>
         </w:rPr>
-        <w:t>⑤ The reach of fashion today is confined to a small group of products such as cars and phones.</w:t>
+        <w:t>4. 총 16단어로 쓸 것</w:t>
+      </w:r>
+    </w:p>
+    <w:p>
+      <w:pPr>
+        <w:spacing w:before="0" w:after="60" w:line="288" w:lineRule="auto"/>
+        <w:ind w:left="40"/>
+        <w:snapToGrid w:val="0"/>
+        <w:pBdr>
+          <w:top w:val="single" w:sz="4" w:space="2" w:color="9B6BD0"/>
+          <w:left w:val="single" w:sz="4" w:space="2" w:color="9B6BD0"/>
+          <w:bottom w:val="single" w:sz="4" w:space="2" w:color="9B6BD0"/>
+          <w:right w:val="single" w:sz="4" w:space="2" w:color="9B6BD0"/>
+        </w:pBdr>
+        <w:shd w:val="clear" w:color="auto" w:fill="FAF5FF"/>
+      </w:pPr>
+      <w:r>
+        <w:rPr>
+          <w:rFonts w:ascii="맑은 고딕" w:hAnsi="맑은 고딕" w:eastAsia="맑은 고딕"/>
+          <w:b w:val="0"/>
+          <w:sz w:val="17"/>
+          <w:u w:val="none"/>
+        </w:rPr>
+        <w:t>5. 답안지에 소문항 번호를 정확하게 기입할 것</w:t>
+      </w:r>
+    </w:p>
+    <w:p>
+      <w:pPr>
+        <w:spacing w:before="0" w:after="40" w:line="360" w:lineRule="auto"/>
+        <w:snapToGrid w:val="0"/>
+      </w:pPr>
+      <w:r>
+        <w:rPr>
+          <w:rFonts w:ascii="맑은 고딕" w:hAnsi="맑은 고딕" w:eastAsia="맑은 고딕"/>
+          <w:b w:val="0"/>
+          <w:sz w:val="17"/>
+          <w:u w:val="none"/>
+        </w:rPr>
+        <w:t>⇒ Companies ______________________________________________________________ .</w:t>
+      </w:r>
+    </w:p>
+    <w:p>
+      <w:pPr>
+        <w:keepNext/>
+        <w:spacing w:before="80" w:after="40" w:line="276" w:lineRule="auto"/>
+        <w:snapToGrid w:val="0"/>
+        <w:shd w:val="clear" w:color="auto" w:fill="6B21A8"/>
+      </w:pPr>
+      <w:r>
+        <w:rPr>
+          <w:rFonts w:ascii="맑은 고딕" w:hAnsi="맑은 고딕" w:eastAsia="맑은 고딕"/>
+          <w:b/>
+          <w:color w:val="FFFFFF"/>
+          <w:sz w:val="17"/>
+          <w:u w:val="none"/>
+        </w:rPr>
+        <w:t>[지문 구조]  ※ 앞 문항을 모두 푼 뒤에 풀 것</w:t>
       </w:r>
     </w:p>
     <w:p>
@@ -2405,7 +2951,7 @@
           <w:sz w:val="17"/>
           <w:u w:val="none"/>
         </w:rPr>
-        <w:t>39-7.</w:t>
+        <w:t>39-8.</w:t>
       </w:r>
       <w:r>
         <w:rPr>
@@ -2414,7 +2960,30 @@
           <w:sz w:val="17"/>
           <w:u w:val="none"/>
         </w:rPr>
-        <w:t xml:space="preserve"> 다음 글의 내용을 한 문장으로 요약하고자 한다. 빈칸 (A), (B)에 들어갈 말로 가장 적절한 것은? [3.0점]</w:t>
+        <w:t xml:space="preserve"> 글의 흐름으로 보아, 주어진 문장이 들어가기에 가장 적절한 곳은? [2.7점]</w:t>
+      </w:r>
+    </w:p>
+    <w:p>
+      <w:pPr>
+        <w:spacing w:before="0" w:after="60" w:line="288" w:lineRule="auto"/>
+        <w:ind w:left="40"/>
+        <w:snapToGrid w:val="0"/>
+        <w:pBdr>
+          <w:top w:val="single" w:sz="4" w:space="2" w:color="C99B4E"/>
+          <w:left w:val="single" w:sz="4" w:space="2" w:color="C99B4E"/>
+          <w:bottom w:val="single" w:sz="4" w:space="2" w:color="C99B4E"/>
+          <w:right w:val="single" w:sz="4" w:space="2" w:color="C99B4E"/>
+        </w:pBdr>
+        <w:shd w:val="clear" w:color="auto" w:fill="FFF8E1"/>
+      </w:pPr>
+      <w:r>
+        <w:rPr>
+          <w:rFonts w:ascii="맑은 고딕" w:hAnsi="맑은 고딕" w:eastAsia="맑은 고딕"/>
+          <w:b w:val="0"/>
+          <w:sz w:val="17"/>
+          <w:u w:val="none"/>
+        </w:rPr>
+        <w:t>Those who sell food have an easy time, for food is literally consumed, so there is always a need to purchase new food.</w:t>
       </w:r>
     </w:p>
     <w:p>
@@ -2437,21 +3006,14 @@
           <w:sz w:val="17"/>
           <w:u w:val="none"/>
         </w:rPr>
-        <w:t>Food is literally consumed, so there is always a need to purchase new food. But with longer-lasting things, companies must invent reasons for their customers to continue to consume them. One approach is to convince people that the stuff they already have is no longer fashionable. The entire fashion industry is built on this, so people purchase new clothing even though the old is still perfectly functionable. Fashion today extends to far more things than clothes: automobiles, mobile phones, computers—the list is extended indefinitely.</w:t>
+        <w:t>Those who purchase the goods of a company are called customers. ( ① ) Individuals who purchase goods for personal use are called consumers: beings who consume. ( ② ) Therefore, companies have invented multiple ways to ensure that their customers consume the produced items in larger and larger quantities and more and more frequently. ( ③ ) But with more permanent things, companies must invent reasons for their customers to continue to consume them. ( ④ ) One approach is to make the stuff that people already have outdated by convincing them that it is no longer fashionable. ( ⑤ ) The entire fashion industry is built to convince people that fashion matters.</w:t>
       </w:r>
     </w:p>
     <w:p>
       <w:pPr>
-        <w:spacing w:before="0" w:after="60" w:line="288" w:lineRule="auto"/>
-        <w:ind w:left="40"/>
+        <w:spacing w:before="0" w:after="20" w:line="276" w:lineRule="auto"/>
+        <w:ind w:left="80"/>
         <w:snapToGrid w:val="0"/>
-        <w:pBdr>
-          <w:top w:val="single" w:sz="4" w:space="2" w:color="C99B4E"/>
-          <w:left w:val="single" w:sz="4" w:space="2" w:color="C99B4E"/>
-          <w:bottom w:val="single" w:sz="4" w:space="2" w:color="C99B4E"/>
-          <w:right w:val="single" w:sz="4" w:space="2" w:color="C99B4E"/>
-        </w:pBdr>
-        <w:shd w:val="clear" w:color="auto" w:fill="FFF8E1"/>
       </w:pPr>
       <w:r>
         <w:rPr>
@@ -2460,622 +3022,7 @@
           <w:sz w:val="17"/>
           <w:u w:val="none"/>
         </w:rPr>
-        <w:t>To keep customers buying goods that are not used up, companies make people’s possessions seem ______(A)______, a strategy that has ______(B)______ from clothing to many other products.</w:t>
-      </w:r>
-    </w:p>
-    <w:p>
-      <w:pPr>
-        <w:spacing w:before="0" w:after="0" w:line="269" w:lineRule="auto"/>
-        <w:ind w:left="180" w:hanging="180"/>
-        <w:snapToGrid w:val="0"/>
-      </w:pPr>
-      <w:r>
-        <w:rPr>
-          <w:rFonts w:ascii="맑은 고딕" w:hAnsi="맑은 고딕" w:eastAsia="맑은 고딕"/>
-          <w:b w:val="0"/>
-          <w:sz w:val="17"/>
-          <w:u w:val="none"/>
-        </w:rPr>
-        <w:t>① (A) unfashionable  (B) spread</w:t>
-      </w:r>
-    </w:p>
-    <w:p>
-      <w:pPr>
-        <w:spacing w:before="0" w:after="0" w:line="269" w:lineRule="auto"/>
-        <w:ind w:left="180" w:hanging="180"/>
-        <w:snapToGrid w:val="0"/>
-      </w:pPr>
-      <w:r>
-        <w:rPr>
-          <w:rFonts w:ascii="맑은 고딕" w:hAnsi="맑은 고딕" w:eastAsia="맑은 고딕"/>
-          <w:b w:val="0"/>
-          <w:sz w:val="17"/>
-          <w:u w:val="none"/>
-        </w:rPr>
-        <w:t>② (A) unfashionable  (B) retreated</w:t>
-      </w:r>
-    </w:p>
-    <w:p>
-      <w:pPr>
-        <w:spacing w:before="0" w:after="0" w:line="269" w:lineRule="auto"/>
-        <w:ind w:left="180" w:hanging="180"/>
-        <w:snapToGrid w:val="0"/>
-      </w:pPr>
-      <w:r>
-        <w:rPr>
-          <w:rFonts w:ascii="맑은 고딕" w:hAnsi="맑은 고딕" w:eastAsia="맑은 고딕"/>
-          <w:b w:val="0"/>
-          <w:sz w:val="17"/>
-          <w:u w:val="none"/>
-        </w:rPr>
-        <w:t>③ (A) unaffordable  (B) spread</w:t>
-      </w:r>
-    </w:p>
-    <w:p>
-      <w:pPr>
-        <w:spacing w:before="0" w:after="0" w:line="269" w:lineRule="auto"/>
-        <w:ind w:left="180" w:hanging="180"/>
-        <w:snapToGrid w:val="0"/>
-      </w:pPr>
-      <w:r>
-        <w:rPr>
-          <w:rFonts w:ascii="맑은 고딕" w:hAnsi="맑은 고딕" w:eastAsia="맑은 고딕"/>
-          <w:b w:val="0"/>
-          <w:sz w:val="17"/>
-          <w:u w:val="none"/>
-        </w:rPr>
-        <w:t>④ (A) irreplaceable  (B) retreated</w:t>
-      </w:r>
-    </w:p>
-    <w:p>
-      <w:pPr>
-        <w:spacing w:before="0" w:after="0" w:line="269" w:lineRule="auto"/>
-        <w:ind w:left="180" w:hanging="180"/>
-        <w:snapToGrid w:val="0"/>
-      </w:pPr>
-      <w:r>
-        <w:rPr>
-          <w:rFonts w:ascii="맑은 고딕" w:hAnsi="맑은 고딕" w:eastAsia="맑은 고딕"/>
-          <w:b w:val="0"/>
-          <w:sz w:val="17"/>
-          <w:u w:val="none"/>
-        </w:rPr>
-        <w:t>⑤ (A) unsafe  (B) spread</w:t>
-      </w:r>
-    </w:p>
-    <w:p>
-      <w:pPr>
-        <w:keepNext/>
-        <w:spacing w:before="80" w:after="40" w:line="276" w:lineRule="auto"/>
-        <w:snapToGrid w:val="0"/>
-        <w:shd w:val="clear" w:color="auto" w:fill="8A3A12"/>
-      </w:pPr>
-      <w:r>
-        <w:rPr>
-          <w:rFonts w:ascii="맑은 고딕" w:hAnsi="맑은 고딕" w:eastAsia="맑은 고딕"/>
-          <w:b/>
-          <w:color w:val="FFFFFF"/>
-          <w:sz w:val="17"/>
-          <w:u w:val="none"/>
-        </w:rPr>
-        <w:t>서답형  39-서1 ~ 39-서2</w:t>
-      </w:r>
-    </w:p>
-    <w:p>
-      <w:pPr>
-        <w:keepNext/>
-        <w:spacing w:before="80" w:after="20" w:line="276" w:lineRule="auto"/>
-        <w:snapToGrid w:val="0"/>
-      </w:pPr>
-      <w:r>
-        <w:rPr>
-          <w:rFonts w:ascii="맑은 고딕" w:hAnsi="맑은 고딕" w:eastAsia="맑은 고딕"/>
-          <w:b/>
-          <w:sz w:val="17"/>
-          <w:u w:val="none"/>
-        </w:rPr>
-        <w:t>39-서1.</w:t>
-      </w:r>
-      <w:r>
-        <w:rPr>
-          <w:rFonts w:ascii="맑은 고딕" w:hAnsi="맑은 고딕" w:eastAsia="맑은 고딕"/>
-          <w:b w:val="0"/>
-          <w:sz w:val="17"/>
-          <w:u w:val="none"/>
-        </w:rPr>
-        <w:t xml:space="preserve"> 다음 글의 밑줄 친 부분과 의미가 통하도록 &lt;조건&gt;에 맞게 아래 문장을 완성하시오. [3.0점]</w:t>
-      </w:r>
-    </w:p>
-    <w:p>
-      <w:pPr>
-        <w:spacing w:before="0" w:after="60" w:line="288" w:lineRule="auto"/>
-        <w:ind w:left="40"/>
-        <w:snapToGrid w:val="0"/>
-        <w:pBdr>
-          <w:top w:val="single" w:sz="4" w:space="2" w:color="999999"/>
-          <w:left w:val="single" w:sz="4" w:space="2" w:color="999999"/>
-          <w:bottom w:val="single" w:sz="4" w:space="2" w:color="999999"/>
-          <w:right w:val="single" w:sz="4" w:space="2" w:color="999999"/>
-        </w:pBdr>
-        <w:shd w:val="clear" w:color="auto" w:fill="F6F3EA"/>
-      </w:pPr>
-      <w:r>
-        <w:rPr>
-          <w:rFonts w:ascii="맑은 고딕" w:hAnsi="맑은 고딕" w:eastAsia="맑은 고딕"/>
-          <w:b w:val="0"/>
-          <w:sz w:val="17"/>
-          <w:u w:val="none"/>
-        </w:rPr>
-        <w:t xml:space="preserve">But with more permanent things, companies must invent reasons </w:t>
-      </w:r>
-      <w:r>
-        <w:rPr>
-          <w:rFonts w:ascii="맑은 고딕" w:hAnsi="맑은 고딕" w:eastAsia="맑은 고딕"/>
-          <w:b w:val="0"/>
-          <w:sz w:val="17"/>
-          <w:u w:val="single"/>
-        </w:rPr>
-        <w:t>for their customers to continue to consume them</w:t>
-      </w:r>
-      <w:r>
-        <w:rPr>
-          <w:rFonts w:ascii="맑은 고딕" w:hAnsi="맑은 고딕" w:eastAsia="맑은 고딕"/>
-          <w:b w:val="0"/>
-          <w:sz w:val="17"/>
-          <w:u w:val="none"/>
-        </w:rPr>
-        <w:t>.</w:t>
-      </w:r>
-    </w:p>
-    <w:p>
-      <w:pPr>
-        <w:spacing w:before="0" w:after="0" w:line="288" w:lineRule="auto"/>
-        <w:ind w:left="40"/>
-        <w:snapToGrid w:val="0"/>
-        <w:pBdr>
-          <w:top w:val="single" w:sz="4" w:space="2" w:color="9B6BD0"/>
-          <w:left w:val="single" w:sz="4" w:space="2" w:color="9B6BD0"/>
-          <w:bottom w:val="single" w:sz="4" w:space="2" w:color="9B6BD0"/>
-          <w:right w:val="single" w:sz="4" w:space="2" w:color="9B6BD0"/>
-        </w:pBdr>
-        <w:shd w:val="clear" w:color="auto" w:fill="FAF5FF"/>
-      </w:pPr>
-      <w:r>
-        <w:rPr>
-          <w:rFonts w:ascii="맑은 고딕" w:hAnsi="맑은 고딕" w:eastAsia="맑은 고딕"/>
-          <w:b/>
-          <w:sz w:val="17"/>
-          <w:u w:val="none"/>
-        </w:rPr>
-        <w:t>&lt;조 건&gt;</w:t>
-      </w:r>
-    </w:p>
-    <w:p>
-      <w:pPr>
-        <w:spacing w:before="0" w:after="60" w:line="288" w:lineRule="auto"/>
-        <w:ind w:left="40"/>
-        <w:snapToGrid w:val="0"/>
-        <w:pBdr>
-          <w:top w:val="single" w:sz="4" w:space="2" w:color="9B6BD0"/>
-          <w:left w:val="single" w:sz="4" w:space="2" w:color="9B6BD0"/>
-          <w:bottom w:val="single" w:sz="4" w:space="2" w:color="9B6BD0"/>
-          <w:right w:val="single" w:sz="4" w:space="2" w:color="9B6BD0"/>
-        </w:pBdr>
-        <w:shd w:val="clear" w:color="auto" w:fill="FAF5FF"/>
-      </w:pPr>
-      <w:r>
-        <w:rPr>
-          <w:rFonts w:ascii="맑은 고딕" w:hAnsi="맑은 고딕" w:eastAsia="맑은 고딕"/>
-          <w:b w:val="0"/>
-          <w:sz w:val="17"/>
-          <w:u w:val="none"/>
-        </w:rPr>
-        <w:t>1. 관계부사 why와 조동사 should를 사용하여 절(주어 + 동사)로 쓸 것</w:t>
-      </w:r>
-    </w:p>
-    <w:p>
-      <w:pPr>
-        <w:spacing w:before="0" w:after="40" w:line="360" w:lineRule="auto"/>
-        <w:snapToGrid w:val="0"/>
-      </w:pPr>
-      <w:r>
-        <w:rPr>
-          <w:rFonts w:ascii="맑은 고딕" w:hAnsi="맑은 고딕" w:eastAsia="맑은 고딕"/>
-          <w:b w:val="0"/>
-          <w:sz w:val="17"/>
-          <w:u w:val="none"/>
-        </w:rPr>
-        <w:t>→ … companies must invent reasons</w:t>
-      </w:r>
-    </w:p>
-    <w:p>
-      <w:pPr>
-        <w:spacing w:before="0" w:after="40" w:line="360" w:lineRule="auto"/>
-        <w:snapToGrid w:val="0"/>
-      </w:pPr>
-      <w:r>
-        <w:rPr>
-          <w:rFonts w:ascii="맑은 고딕" w:hAnsi="맑은 고딕" w:eastAsia="맑은 고딕"/>
-          <w:b w:val="0"/>
-          <w:sz w:val="17"/>
-          <w:u w:val="none"/>
-        </w:rPr>
-        <w:t>________  ________  ________  ________</w:t>
-      </w:r>
-    </w:p>
-    <w:p>
-      <w:pPr>
-        <w:spacing w:before="0" w:after="40" w:line="360" w:lineRule="auto"/>
-        <w:snapToGrid w:val="0"/>
-      </w:pPr>
-      <w:r>
-        <w:rPr>
-          <w:rFonts w:ascii="맑은 고딕" w:hAnsi="맑은 고딕" w:eastAsia="맑은 고딕"/>
-          <w:b w:val="0"/>
-          <w:sz w:val="17"/>
-          <w:u w:val="none"/>
-        </w:rPr>
-        <w:t>________  ________  ________  ________ .</w:t>
-      </w:r>
-    </w:p>
-    <w:p>
-      <w:pPr>
-        <w:keepNext/>
-        <w:spacing w:before="80" w:after="20" w:line="276" w:lineRule="auto"/>
-        <w:snapToGrid w:val="0"/>
-      </w:pPr>
-      <w:r>
-        <w:rPr>
-          <w:rFonts w:ascii="맑은 고딕" w:hAnsi="맑은 고딕" w:eastAsia="맑은 고딕"/>
-          <w:b/>
-          <w:sz w:val="17"/>
-          <w:u w:val="none"/>
-        </w:rPr>
-        <w:t>39-서2.</w:t>
-      </w:r>
-      <w:r>
-        <w:rPr>
-          <w:rFonts w:ascii="맑은 고딕" w:hAnsi="맑은 고딕" w:eastAsia="맑은 고딕"/>
-          <w:b w:val="0"/>
-          <w:sz w:val="17"/>
-          <w:u w:val="none"/>
-        </w:rPr>
-        <w:t xml:space="preserve"> 다음 글의 내용을 요약한 문장의 빈칸 (A)~(C)에 들어갈 말을 &lt;보기&gt;에서 골라 쓰시오. (단, 필요한 경우 어형을 바꾸고, 각 빈칸에 한 단어만 쓸 것) [3.0점]</w:t>
-      </w:r>
-    </w:p>
-    <w:p>
-      <w:pPr>
-        <w:spacing w:before="0" w:after="60" w:line="288" w:lineRule="auto"/>
-        <w:ind w:left="40"/>
-        <w:snapToGrid w:val="0"/>
-        <w:pBdr>
-          <w:top w:val="single" w:sz="4" w:space="2" w:color="999999"/>
-          <w:left w:val="single" w:sz="4" w:space="2" w:color="999999"/>
-          <w:bottom w:val="single" w:sz="4" w:space="2" w:color="999999"/>
-          <w:right w:val="single" w:sz="4" w:space="2" w:color="999999"/>
-        </w:pBdr>
-        <w:shd w:val="clear" w:color="auto" w:fill="F6F3EA"/>
-      </w:pPr>
-      <w:r>
-        <w:rPr>
-          <w:rFonts w:ascii="맑은 고딕" w:hAnsi="맑은 고딕" w:eastAsia="맑은 고딕"/>
-          <w:b w:val="0"/>
-          <w:sz w:val="17"/>
-          <w:u w:val="none"/>
-        </w:rPr>
-        <w:t>Food is eaten and gone, so people always need to buy more. Things that last are different: once people have them, they have no need for new ones. Companies therefore tell people that fashion matters and that their things, though still working, are out of fashion.</w:t>
-      </w:r>
-    </w:p>
-    <w:p>
-      <w:pPr>
-        <w:spacing w:before="0" w:after="60" w:line="288" w:lineRule="auto"/>
-        <w:ind w:left="40"/>
-        <w:snapToGrid w:val="0"/>
-        <w:pBdr>
-          <w:top w:val="single" w:sz="4" w:space="2" w:color="C99B4E"/>
-          <w:left w:val="single" w:sz="4" w:space="2" w:color="C99B4E"/>
-          <w:bottom w:val="single" w:sz="4" w:space="2" w:color="C99B4E"/>
-          <w:right w:val="single" w:sz="4" w:space="2" w:color="C99B4E"/>
-        </w:pBdr>
-        <w:shd w:val="clear" w:color="auto" w:fill="FFF8E1"/>
-      </w:pPr>
-      <w:r>
-        <w:rPr>
-          <w:rFonts w:ascii="맑은 고딕" w:hAnsi="맑은 고딕" w:eastAsia="맑은 고딕"/>
-          <w:b w:val="0"/>
-          <w:sz w:val="17"/>
-          <w:u w:val="none"/>
-        </w:rPr>
-        <w:t>Because long-lasting goods are not ___(A)___ up like food, companies keep people ___(B)___ by ___(C)___ them that what they own is out of fashion.</w:t>
-      </w:r>
-    </w:p>
-    <w:p>
-      <w:pPr>
-        <w:spacing w:before="0" w:after="60" w:line="288" w:lineRule="auto"/>
-        <w:ind w:left="40"/>
-        <w:snapToGrid w:val="0"/>
-        <w:pBdr>
-          <w:top w:val="single" w:sz="4" w:space="2" w:color="9B6BD0"/>
-          <w:left w:val="single" w:sz="4" w:space="2" w:color="9B6BD0"/>
-          <w:bottom w:val="single" w:sz="4" w:space="2" w:color="9B6BD0"/>
-          <w:right w:val="single" w:sz="4" w:space="2" w:color="9B6BD0"/>
-        </w:pBdr>
-        <w:shd w:val="clear" w:color="auto" w:fill="FAF5FF"/>
-      </w:pPr>
-      <w:r>
-        <w:rPr>
-          <w:rFonts w:ascii="맑은 고딕" w:hAnsi="맑은 고딕" w:eastAsia="맑은 고딕"/>
-          <w:b/>
-          <w:sz w:val="17"/>
-          <w:u w:val="none"/>
-        </w:rPr>
-        <w:t>&lt;보 기&gt;</w:t>
-      </w:r>
-      <w:r>
-        <w:rPr>
-          <w:rFonts w:ascii="맑은 고딕" w:hAnsi="맑은 고딕" w:eastAsia="맑은 고딕"/>
-          <w:b w:val="0"/>
-          <w:sz w:val="17"/>
-          <w:u w:val="none"/>
-        </w:rPr>
-        <w:t xml:space="preserve"> use / purchase / convince / extend / limit / invent / sell / call / build / matter / produce / continue</w:t>
-      </w:r>
-    </w:p>
-    <w:p>
-      <w:pPr>
-        <w:spacing w:before="0" w:after="40" w:line="360" w:lineRule="auto"/>
-        <w:snapToGrid w:val="0"/>
-      </w:pPr>
-      <w:r>
-        <w:rPr>
-          <w:rFonts w:ascii="맑은 고딕" w:hAnsi="맑은 고딕" w:eastAsia="맑은 고딕"/>
-          <w:b w:val="0"/>
-          <w:sz w:val="17"/>
-          <w:u w:val="none"/>
-        </w:rPr>
-        <w:t>(A) ______________   (B) ______________   (C) ______________</w:t>
-      </w:r>
-    </w:p>
-    <w:p>
-      <w:pPr>
-        <w:keepNext/>
-        <w:spacing w:before="80" w:after="40" w:line="276" w:lineRule="auto"/>
-        <w:snapToGrid w:val="0"/>
-        <w:shd w:val="clear" w:color="auto" w:fill="6B21A8"/>
-      </w:pPr>
-      <w:r>
-        <w:rPr>
-          <w:rFonts w:ascii="맑은 고딕" w:hAnsi="맑은 고딕" w:eastAsia="맑은 고딕"/>
-          <w:b/>
-          <w:color w:val="FFFFFF"/>
-          <w:sz w:val="17"/>
-          <w:u w:val="none"/>
-        </w:rPr>
-        <w:t>[지문 구조]  ※ 앞 문항을 모두 푼 뒤에 풀 것</w:t>
-      </w:r>
-    </w:p>
-    <w:p>
-      <w:pPr>
-        <w:keepNext/>
-        <w:spacing w:before="80" w:after="20" w:line="276" w:lineRule="auto"/>
-        <w:snapToGrid w:val="0"/>
-      </w:pPr>
-      <w:r>
-        <w:rPr>
-          <w:rFonts w:ascii="맑은 고딕" w:hAnsi="맑은 고딕" w:eastAsia="맑은 고딕"/>
-          <w:b/>
-          <w:sz w:val="17"/>
-          <w:u w:val="none"/>
-        </w:rPr>
-        <w:t>39-8.</w:t>
-      </w:r>
-      <w:r>
-        <w:rPr>
-          <w:rFonts w:ascii="맑은 고딕" w:hAnsi="맑은 고딕" w:eastAsia="맑은 고딕"/>
-          <w:b w:val="0"/>
-          <w:sz w:val="17"/>
-          <w:u w:val="none"/>
-        </w:rPr>
-        <w:t xml:space="preserve"> 주어진 글 다음에 이어질 글의 순서로 가장 적절한 것은? [2.7점]</w:t>
-      </w:r>
-    </w:p>
-    <w:p>
-      <w:pPr>
-        <w:spacing w:before="0" w:after="60" w:line="288" w:lineRule="auto"/>
-        <w:ind w:left="40"/>
-        <w:snapToGrid w:val="0"/>
-        <w:pBdr>
-          <w:top w:val="single" w:sz="4" w:space="2" w:color="C99B4E"/>
-          <w:left w:val="single" w:sz="4" w:space="2" w:color="C99B4E"/>
-          <w:bottom w:val="single" w:sz="4" w:space="2" w:color="C99B4E"/>
-          <w:right w:val="single" w:sz="4" w:space="2" w:color="C99B4E"/>
-        </w:pBdr>
-        <w:shd w:val="clear" w:color="auto" w:fill="FFF8E1"/>
-      </w:pPr>
-      <w:r>
-        <w:rPr>
-          <w:rFonts w:ascii="맑은 고딕" w:hAnsi="맑은 고딕" w:eastAsia="맑은 고딕"/>
-          <w:b w:val="0"/>
-          <w:sz w:val="17"/>
-          <w:u w:val="none"/>
-        </w:rPr>
-        <w:t>Those who purchase the goods of a company are called customers. Individuals who purchase goods for personal use are called consumers: beings who consume.</w:t>
-      </w:r>
-    </w:p>
-    <w:p>
-      <w:pPr>
-        <w:spacing w:before="0" w:after="0" w:line="288" w:lineRule="auto"/>
-        <w:ind w:left="40"/>
-        <w:snapToGrid w:val="0"/>
-        <w:pBdr>
-          <w:top w:val="single" w:sz="4" w:space="2" w:color="999999"/>
-          <w:left w:val="single" w:sz="4" w:space="2" w:color="999999"/>
-          <w:bottom w:val="single" w:sz="4" w:space="2" w:color="999999"/>
-          <w:right w:val="single" w:sz="4" w:space="2" w:color="999999"/>
-        </w:pBdr>
-        <w:shd w:val="clear" w:color="auto" w:fill="F6F3EA"/>
-      </w:pPr>
-      <w:r>
-        <w:rPr>
-          <w:rFonts w:ascii="맑은 고딕" w:hAnsi="맑은 고딕" w:eastAsia="맑은 고딕"/>
-          <w:b/>
-          <w:sz w:val="17"/>
-          <w:u w:val="none"/>
-        </w:rPr>
-        <w:t>(A)</w:t>
-      </w:r>
-      <w:r>
-        <w:rPr>
-          <w:rFonts w:ascii="맑은 고딕" w:hAnsi="맑은 고딕" w:eastAsia="맑은 고딕"/>
-          <w:b w:val="0"/>
-          <w:sz w:val="17"/>
-          <w:u w:val="none"/>
-        </w:rPr>
-        <w:t xml:space="preserve"> But with longer-lasting things, companies must invent reasons for their customers to continue to consume them. One approach is to make the stuff that people already have outdated by convincing them that it is no longer fashionable.</w:t>
-      </w:r>
-    </w:p>
-    <w:p>
-      <w:pPr>
-        <w:spacing w:before="0" w:after="0" w:line="288" w:lineRule="auto"/>
-        <w:ind w:left="40"/>
-        <w:snapToGrid w:val="0"/>
-        <w:pBdr>
-          <w:top w:val="single" w:sz="4" w:space="2" w:color="999999"/>
-          <w:left w:val="single" w:sz="4" w:space="2" w:color="999999"/>
-          <w:bottom w:val="single" w:sz="4" w:space="2" w:color="999999"/>
-          <w:right w:val="single" w:sz="4" w:space="2" w:color="999999"/>
-        </w:pBdr>
-        <w:shd w:val="clear" w:color="auto" w:fill="F6F3EA"/>
-      </w:pPr>
-      <w:r>
-        <w:rPr>
-          <w:rFonts w:ascii="맑은 고딕" w:hAnsi="맑은 고딕" w:eastAsia="맑은 고딕"/>
-          <w:b/>
-          <w:sz w:val="17"/>
-          <w:u w:val="none"/>
-        </w:rPr>
-        <w:t>(B)</w:t>
-      </w:r>
-      <w:r>
-        <w:rPr>
-          <w:rFonts w:ascii="맑은 고딕" w:hAnsi="맑은 고딕" w:eastAsia="맑은 고딕"/>
-          <w:b w:val="0"/>
-          <w:sz w:val="17"/>
-          <w:u w:val="none"/>
-        </w:rPr>
-        <w:t xml:space="preserve"> Therefore, companies have invented multiple ways to ensure that their customers consume the produced items in larger and larger quantities and more and more frequently. Those who sell food have an easy time, for food is literally consumed, so there is always a need to purchase new food.</w:t>
-      </w:r>
-    </w:p>
-    <w:p>
-      <w:pPr>
-        <w:spacing w:before="0" w:after="60" w:line="288" w:lineRule="auto"/>
-        <w:ind w:left="40"/>
-        <w:snapToGrid w:val="0"/>
-        <w:pBdr>
-          <w:top w:val="single" w:sz="4" w:space="2" w:color="999999"/>
-          <w:left w:val="single" w:sz="4" w:space="2" w:color="999999"/>
-          <w:bottom w:val="single" w:sz="4" w:space="2" w:color="999999"/>
-          <w:right w:val="single" w:sz="4" w:space="2" w:color="999999"/>
-        </w:pBdr>
-        <w:shd w:val="clear" w:color="auto" w:fill="F6F3EA"/>
-      </w:pPr>
-      <w:r>
-        <w:rPr>
-          <w:rFonts w:ascii="맑은 고딕" w:hAnsi="맑은 고딕" w:eastAsia="맑은 고딕"/>
-          <w:b/>
-          <w:sz w:val="17"/>
-          <w:u w:val="none"/>
-        </w:rPr>
-        <w:t>(C)</w:t>
-      </w:r>
-      <w:r>
-        <w:rPr>
-          <w:rFonts w:ascii="맑은 고딕" w:hAnsi="맑은 고딕" w:eastAsia="맑은 고딕"/>
-          <w:b w:val="0"/>
-          <w:sz w:val="17"/>
-          <w:u w:val="none"/>
-        </w:rPr>
-        <w:t xml:space="preserve"> The entire fashion industry is built to convince people that fashion matters, so they must purchase new clothing, even though the old is still perfectly functionable. Fashion today extends to far more things than clothes: automobiles, mobile phones, computers.</w:t>
-      </w:r>
-    </w:p>
-    <w:p>
-      <w:pPr>
-        <w:spacing w:before="0" w:after="0" w:line="269" w:lineRule="auto"/>
-        <w:ind w:left="180" w:hanging="180"/>
-        <w:snapToGrid w:val="0"/>
-      </w:pPr>
-      <w:r>
-        <w:rPr>
-          <w:rFonts w:ascii="맑은 고딕" w:hAnsi="맑은 고딕" w:eastAsia="맑은 고딕"/>
-          <w:b w:val="0"/>
-          <w:sz w:val="17"/>
-          <w:u w:val="none"/>
-        </w:rPr>
-        <w:t>① (A) – (C) – (B)</w:t>
-      </w:r>
-    </w:p>
-    <w:p>
-      <w:pPr>
-        <w:spacing w:before="0" w:after="0" w:line="269" w:lineRule="auto"/>
-        <w:ind w:left="180" w:hanging="180"/>
-        <w:snapToGrid w:val="0"/>
-      </w:pPr>
-      <w:r>
-        <w:rPr>
-          <w:rFonts w:ascii="맑은 고딕" w:hAnsi="맑은 고딕" w:eastAsia="맑은 고딕"/>
-          <w:b w:val="0"/>
-          <w:sz w:val="17"/>
-          <w:u w:val="none"/>
-        </w:rPr>
-        <w:t>② (B) – (A) – (C)</w:t>
-      </w:r>
-    </w:p>
-    <w:p>
-      <w:pPr>
-        <w:spacing w:before="0" w:after="0" w:line="269" w:lineRule="auto"/>
-        <w:ind w:left="180" w:hanging="180"/>
-        <w:snapToGrid w:val="0"/>
-      </w:pPr>
-      <w:r>
-        <w:rPr>
-          <w:rFonts w:ascii="맑은 고딕" w:hAnsi="맑은 고딕" w:eastAsia="맑은 고딕"/>
-          <w:b w:val="0"/>
-          <w:sz w:val="17"/>
-          <w:u w:val="none"/>
-        </w:rPr>
-        <w:t>③ (B) – (C) – (A)</w:t>
-      </w:r>
-    </w:p>
-    <w:p>
-      <w:pPr>
-        <w:spacing w:before="0" w:after="0" w:line="269" w:lineRule="auto"/>
-        <w:ind w:left="180" w:hanging="180"/>
-        <w:snapToGrid w:val="0"/>
-      </w:pPr>
-      <w:r>
-        <w:rPr>
-          <w:rFonts w:ascii="맑은 고딕" w:hAnsi="맑은 고딕" w:eastAsia="맑은 고딕"/>
-          <w:b w:val="0"/>
-          <w:sz w:val="17"/>
-          <w:u w:val="none"/>
-        </w:rPr>
-        <w:t>④ (C) – (A) – (B)</w:t>
-      </w:r>
-    </w:p>
-    <w:p>
-      <w:pPr>
-        <w:spacing w:before="0" w:after="0" w:line="269" w:lineRule="auto"/>
-        <w:ind w:left="180" w:hanging="180"/>
-        <w:snapToGrid w:val="0"/>
-      </w:pPr>
-      <w:r>
-        <w:rPr>
-          <w:rFonts w:ascii="맑은 고딕" w:hAnsi="맑은 고딕" w:eastAsia="맑은 고딕"/>
-          <w:b w:val="0"/>
-          <w:sz w:val="17"/>
-          <w:u w:val="none"/>
-        </w:rPr>
-        <w:t>⑤ (C) – (B) – (A)</w:t>
+        <w:t>① ①    ② ②    ③ ③    ④ ④    ⑤ ⑤</w:t>
       </w:r>
     </w:p>
     <w:p>
@@ -4044,7 +3991,7 @@
           <w:sz w:val="15"/>
           <w:u w:val="none"/>
         </w:rPr>
-        <w:t xml:space="preserve"> 정답 ③</w:t>
+        <w:t xml:space="preserve"> 정답 ② — (a) ○ (b) ✕ (c) ○ (d) ○ (e) ✕</w:t>
       </w:r>
     </w:p>
     <w:p>
@@ -4069,7 +4016,7 @@
           <w:sz w:val="15"/>
           <w:u w:val="none"/>
         </w:rPr>
-        <w:t xml:space="preserve"> 정답 ⑤</w:t>
+        <w:t xml:space="preserve"> 정답 ③ — ⓐ calling → called / ⓓ continuing → to continue / ⓕ despite → even though</w:t>
       </w:r>
     </w:p>
     <w:p>
@@ -4094,7 +4041,7 @@
           <w:sz w:val="15"/>
           <w:u w:val="none"/>
         </w:rPr>
-        <w:t xml:space="preserve"> 정답 ②, ④</w:t>
+        <w:t xml:space="preserve"> 정답 ④ — larger · permanent · indefinitely</w:t>
       </w:r>
     </w:p>
     <w:p>
@@ -4119,7 +4066,7 @@
           <w:sz w:val="15"/>
           <w:u w:val="none"/>
         </w:rPr>
-        <w:t xml:space="preserve"> 정답 ② (disposable → permanent)</w:t>
+        <w:t xml:space="preserve"> 정답 ①</w:t>
       </w:r>
     </w:p>
     <w:p>
@@ -4144,7 +4091,7 @@
           <w:sz w:val="15"/>
           <w:u w:val="none"/>
         </w:rPr>
-        <w:t xml:space="preserve"> 정답 ④ — (A) ○ (B) ✕ (C) ○ (D) ○</w:t>
+        <w:t xml:space="preserve"> 정답 ⑤</w:t>
       </w:r>
     </w:p>
     <w:p>
@@ -4169,7 +4116,7 @@
           <w:sz w:val="15"/>
           <w:u w:val="none"/>
         </w:rPr>
-        <w:t xml:space="preserve"> 정답 ⑤</w:t>
+        <w:t xml:space="preserve"> 정답 ②</w:t>
       </w:r>
     </w:p>
     <w:p>
@@ -4194,7 +4141,7 @@
           <w:sz w:val="15"/>
           <w:u w:val="none"/>
         </w:rPr>
-        <w:t xml:space="preserve"> 정답 ①</w:t>
+        <w:t xml:space="preserve"> 정답 ④</w:t>
       </w:r>
     </w:p>
     <w:p>
@@ -4219,7 +4166,7 @@
           <w:sz w:val="15"/>
           <w:u w:val="none"/>
         </w:rPr>
-        <w:t xml:space="preserve"> why their customers should continue to consume them</w:t>
+        <w:t xml:space="preserve"> (1) consuming  (2) invention  (3) unfashionable</w:t>
       </w:r>
     </w:p>
     <w:p>
@@ -4244,7 +4191,7 @@
           <w:sz w:val="15"/>
           <w:u w:val="none"/>
         </w:rPr>
-        <w:t xml:space="preserve"> (A) used  (B) purchasing  (C) convincing</w:t>
+        <w:t xml:space="preserve"> Companies make what people already have outdated by convincing them that it is no longer fashionable.</w:t>
       </w:r>
     </w:p>
     <w:p>
@@ -4269,7 +4216,7 @@
           <w:sz w:val="15"/>
           <w:u w:val="none"/>
         </w:rPr>
-        <w:t xml:space="preserve"> 정답 ② (B) – (A) – (C)</w:t>
+        <w:t xml:space="preserve"> 정답 ③</w:t>
       </w:r>
     </w:p>
     <w:p>
@@ -4310,7 +4257,7 @@
           <w:sz w:val="14"/>
           <w:u w:val="none"/>
         </w:rPr>
-        <w:t xml:space="preserve"> 원문 make the stuff that people already have outdated를 the stuff … have → what people now own, outdated → behind the times로 2단계 환언. </w:t>
+        <w:t xml:space="preserve"> </w:t>
       </w:r>
       <w:r>
         <w:rPr>
@@ -4319,7 +4266,7 @@
           <w:sz w:val="14"/>
           <w:u w:val="none"/>
         </w:rPr>
-        <w:t>② [한 끗·통념]</w:t>
+        <w:t>(c)(d) [decoy]</w:t>
       </w:r>
       <w:r>
         <w:rPr>
@@ -4328,7 +4275,7 @@
           <w:sz w:val="14"/>
           <w:u w:val="none"/>
         </w:rPr>
-        <w:t xml:space="preserve"> ‘일부러 빨리 고장 나게 만든다’는 흔히 듣는 이야기지만, 이 글에서는 물건이 여전히 멀쩡하다 — 바꾸는 것은 물건이 아니라 사람들의 생각이다. </w:t>
+        <w:t xml:space="preserve"> 둘 다 옳은 진술 — 하나라도 고르면 ③·④. </w:t>
       </w:r>
       <w:r>
         <w:rPr>
@@ -4337,7 +4284,7 @@
           <w:sz w:val="14"/>
           <w:u w:val="none"/>
         </w:rPr>
-        <w:t>④ [방향 반전]</w:t>
+        <w:t>(e) [범위 축소]</w:t>
       </w:r>
       <w:r>
         <w:rPr>
@@ -4346,7 +4293,7 @@
           <w:sz w:val="14"/>
           <w:u w:val="none"/>
         </w:rPr>
-        <w:t xml:space="preserve"> 쓸모를 일깨우면 새로 살 이유가 사라진다.</w:t>
+        <w:t xml:space="preserve"> far more things than clothes를 ‘옷만’으로 좁혔다.</w:t>
       </w:r>
     </w:p>
     <w:p>
@@ -4371,7 +4318,7 @@
           <w:sz w:val="14"/>
           <w:u w:val="none"/>
         </w:rPr>
-        <w:t xml:space="preserve"> 「limited only by A」는 제한을 말하는 것 같지만 실제로는 ‘사실상 한계가 없다’는 강조. </w:t>
+        <w:t xml:space="preserve"> </w:t>
       </w:r>
       <w:r>
         <w:rPr>
@@ -4380,7 +4327,7 @@
           <w:sz w:val="14"/>
           <w:u w:val="none"/>
         </w:rPr>
-        <w:t>① [글자 그대로·방향 반전]</w:t>
+        <w:t>ⓑ [decoy]</w:t>
       </w:r>
       <w:r>
         <w:rPr>
@@ -4389,7 +4336,7 @@
           <w:sz w:val="14"/>
           <w:u w:val="none"/>
         </w:rPr>
-        <w:t xml:space="preserve"> limits를 ‘능력 부족’으로 읽은 것 — 앞의 far more things than clothes와 정반대. </w:t>
+        <w:t xml:space="preserve"> 전치사 for로 보고 틀렸다고 고르기 쉽다 — ⑤. </w:t>
       </w:r>
       <w:r>
         <w:rPr>
@@ -4398,7 +4345,7 @@
           <w:sz w:val="14"/>
           <w:u w:val="none"/>
         </w:rPr>
-        <w:t>④ [한 끗]</w:t>
+        <w:t>ⓔ</w:t>
       </w:r>
       <w:r>
         <w:rPr>
@@ -4407,7 +4354,7 @@
           <w:sz w:val="14"/>
           <w:u w:val="none"/>
         </w:rPr>
-        <w:t xml:space="preserve"> ‘한계’에서 ‘고갈’을 떠올리게 하지만 indefinitely와 충돌.</w:t>
+        <w:t xml:space="preserve"> 목적어가 길어(the stuff that people already have) 보어 outdated를 놓치기 쉽다.</w:t>
       </w:r>
     </w:p>
     <w:p>
@@ -4441,7 +4388,7 @@
           <w:sz w:val="14"/>
           <w:u w:val="none"/>
         </w:rPr>
-        <w:t>②④</w:t>
+        <w:t>⑤ [한 끗]</w:t>
       </w:r>
       <w:r>
         <w:rPr>
@@ -4450,7 +4397,7 @@
           <w:sz w:val="14"/>
           <w:u w:val="none"/>
         </w:rPr>
-        <w:t xml:space="preserve"> 기능은 그대로인데 ‘유행’으로 낡아 보이게 한다. </w:t>
+        <w:t xml:space="preserve"> (A)(B)는 맞고 (C)만 briefly — the list is extended … limited only by …와 충돌. </w:t>
       </w:r>
       <w:r>
         <w:rPr>
@@ -4459,7 +4406,7 @@
           <w:sz w:val="14"/>
           <w:u w:val="none"/>
         </w:rPr>
-        <w:t>⑤ [한 끗]</w:t>
+        <w:t>②</w:t>
       </w:r>
       <w:r>
         <w:rPr>
@@ -4468,43 +4415,7 @@
           <w:sz w:val="14"/>
           <w:u w:val="none"/>
         </w:rPr>
-        <w:t xml:space="preserve"> 재구매를 유도한다는 목적은 같지만 수단이 ‘기능을 멈추게 하기’ — ⓐ 불충족, 설득도 아니다. </w:t>
-      </w:r>
-      <w:r>
-        <w:rPr>
-          <w:rFonts w:ascii="맑은 고딕" w:hAnsi="맑은 고딕" w:eastAsia="맑은 고딕"/>
-          <w:b/>
-          <w:sz w:val="14"/>
-          <w:u w:val="none"/>
-        </w:rPr>
-        <w:t>①</w:t>
-      </w:r>
-      <w:r>
-        <w:rPr>
-          <w:rFonts w:ascii="맑은 고딕" w:hAnsi="맑은 고딕" w:eastAsia="맑은 고딕"/>
-          <w:b w:val="0"/>
-          <w:sz w:val="14"/>
-          <w:u w:val="none"/>
-        </w:rPr>
-        <w:t xml:space="preserve"> 식품은 말 그대로 소비되는 경우(이유를 만들 필요 없음). </w:t>
-      </w:r>
-      <w:r>
-        <w:rPr>
-          <w:rFonts w:ascii="맑은 고딕" w:hAnsi="맑은 고딕" w:eastAsia="맑은 고딕"/>
-          <w:b/>
-          <w:sz w:val="14"/>
-          <w:u w:val="none"/>
-        </w:rPr>
-        <w:t>③ [방향 반전]</w:t>
-      </w:r>
-      <w:r>
-        <w:rPr>
-          <w:rFonts w:ascii="맑은 고딕" w:hAnsi="맑은 고딕" w:eastAsia="맑은 고딕"/>
-          <w:b w:val="0"/>
-          <w:sz w:val="14"/>
-          <w:u w:val="none"/>
-        </w:rPr>
-        <w:t xml:space="preserve"> 오래 쓰게 돕는다. (선지의 사례는 모두 창작.)</w:t>
+        <w:t xml:space="preserve"> temporary면 음식과의 대비(But)가 사라진다.</w:t>
       </w:r>
     </w:p>
     <w:p>
@@ -4529,7 +4440,7 @@
           <w:sz w:val="14"/>
           <w:u w:val="none"/>
         </w:rPr>
-        <w:t xml:space="preserve"> 쓰고 버리는 물건이라면 식품처럼 저절로 다시 사게 되므로 이유를 만들 필요가 없다. But의 대조가 성립하려면 </w:t>
+        <w:t xml:space="preserve"> </w:t>
       </w:r>
       <w:r>
         <w:rPr>
@@ -4538,7 +4449,7 @@
           <w:sz w:val="14"/>
           <w:u w:val="none"/>
         </w:rPr>
-        <w:t>permanent</w:t>
+        <w:t>① [대상 반전]</w:t>
       </w:r>
       <w:r>
         <w:rPr>
@@ -4547,7 +4458,7 @@
           <w:sz w:val="14"/>
           <w:u w:val="none"/>
         </w:rPr>
-        <w:t xml:space="preserve">(오래가는). </w:t>
+        <w:t xml:space="preserve"> personal use를 business purposes로 바꿨다. </w:t>
       </w:r>
       <w:r>
         <w:rPr>
@@ -4556,7 +4467,7 @@
           <w:sz w:val="14"/>
           <w:u w:val="none"/>
         </w:rPr>
-        <w:t>④ [한 끗 함정]</w:t>
+        <w:t>④</w:t>
       </w:r>
       <w:r>
         <w:rPr>
@@ -4565,25 +4476,7 @@
           <w:sz w:val="14"/>
           <w:u w:val="none"/>
         </w:rPr>
-        <w:t xml:space="preserve"> even though(~인데도) 뒤이므로 ‘여전히 멀쩡하다’가 맞다. </w:t>
-      </w:r>
-      <w:r>
-        <w:rPr>
-          <w:rFonts w:ascii="맑은 고딕" w:hAnsi="맑은 고딕" w:eastAsia="맑은 고딕"/>
-          <w:b/>
-          <w:sz w:val="14"/>
-          <w:u w:val="none"/>
-        </w:rPr>
-        <w:t>⑤</w:t>
-      </w:r>
-      <w:r>
-        <w:rPr>
-          <w:rFonts w:ascii="맑은 고딕" w:hAnsi="맑은 고딕" w:eastAsia="맑은 고딕"/>
-          <w:b w:val="0"/>
-          <w:sz w:val="14"/>
-          <w:u w:val="none"/>
-        </w:rPr>
-        <w:t xml:space="preserve"> indefinitely와 모순처럼 보이지만 only가 있어 ‘그것 말고는 제한이 없다’는 뜻.</w:t>
+        <w:t xml:space="preserve"> even though the old is still perfectly functionable → ‘꼭 필요하지 않은’의 환언 — 참.</w:t>
       </w:r>
     </w:p>
     <w:p>
@@ -4617,7 +4510,7 @@
           <w:sz w:val="14"/>
           <w:u w:val="none"/>
         </w:rPr>
-        <w:t>(A) ○</w:t>
+        <w:t>② [사실 왜곡]</w:t>
       </w:r>
       <w:r>
         <w:rPr>
@@ -4626,7 +4519,7 @@
           <w:sz w:val="14"/>
           <w:u w:val="none"/>
         </w:rPr>
-        <w:t xml:space="preserve"> in the same way = 옷과 같은 방식. </w:t>
+        <w:t xml:space="preserve"> still works perfectly well — 고장이 아니라 ‘느낌’이 핵심. </w:t>
       </w:r>
       <w:r>
         <w:rPr>
@@ -4635,7 +4528,7 @@
           <w:sz w:val="14"/>
           <w:u w:val="none"/>
         </w:rPr>
-        <w:t>(B) ✕</w:t>
+        <w:t>③</w:t>
       </w:r>
       <w:r>
         <w:rPr>
@@ -4644,43 +4537,7 @@
           <w:sz w:val="14"/>
           <w:u w:val="none"/>
         </w:rPr>
-        <w:t xml:space="preserve"> disappear는 자동사 — 수동태 불가 → disappears. ‘사라지게 되다’라는 우리말에 속기 쉽다. </w:t>
-      </w:r>
-      <w:r>
-        <w:rPr>
-          <w:rFonts w:ascii="맑은 고딕" w:hAnsi="맑은 고딕" w:eastAsia="맑은 고딕"/>
-          <w:b/>
-          <w:sz w:val="14"/>
-          <w:u w:val="none"/>
-        </w:rPr>
-        <w:t>(C) ○</w:t>
-      </w:r>
-      <w:r>
-        <w:rPr>
-          <w:rFonts w:ascii="맑은 고딕" w:hAnsi="맑은 고딕" w:eastAsia="맑은 고딕"/>
-          <w:b w:val="0"/>
-          <w:sz w:val="14"/>
-          <w:u w:val="none"/>
-        </w:rPr>
-        <w:t xml:space="preserve"> 멀쩡한 물건을 구식으로 느끼게 함 + 그 목적은 재구매(do so). </w:t>
-      </w:r>
-      <w:r>
-        <w:rPr>
-          <w:rFonts w:ascii="맑은 고딕" w:hAnsi="맑은 고딕" w:eastAsia="맑은 고딕"/>
-          <w:b/>
-          <w:sz w:val="14"/>
-          <w:u w:val="none"/>
-        </w:rPr>
-        <w:t>(D) ○</w:t>
-      </w:r>
-      <w:r>
-        <w:rPr>
-          <w:rFonts w:ascii="맑은 고딕" w:hAnsi="맑은 고딕" w:eastAsia="맑은 고딕"/>
-          <w:b w:val="0"/>
-          <w:sz w:val="14"/>
-          <w:u w:val="none"/>
-        </w:rPr>
-        <w:t xml:space="preserve"> 사역동사 make + 목적어 + 원형. to feel ✕.</w:t>
+        <w:t xml:space="preserve"> 두 글 모두 고장 나지 않았는데 사게 만드는 이야기.</w:t>
       </w:r>
     </w:p>
     <w:p>
@@ -4714,7 +4571,7 @@
           <w:sz w:val="14"/>
           <w:u w:val="none"/>
         </w:rPr>
-        <w:t>⑤ [범위 축소]</w:t>
+        <w:t>③ [기능 함정]</w:t>
       </w:r>
       <w:r>
         <w:rPr>
@@ -4723,25 +4580,7 @@
           <w:sz w:val="14"/>
           <w:u w:val="none"/>
         </w:rPr>
-        <w:t xml:space="preserve"> 자동차·전화기는 글에 나온 예라서 맞는 것처럼 보이지만, ‘무한히 확장’을 confined to a small group으로 뒤집었다. </w:t>
-      </w:r>
-      <w:r>
-        <w:rPr>
-          <w:rFonts w:ascii="맑은 고딕" w:hAnsi="맑은 고딕" w:eastAsia="맑은 고딕"/>
-          <w:b/>
-          <w:sz w:val="14"/>
-          <w:u w:val="none"/>
-        </w:rPr>
-        <w:t>③ [한 끗]</w:t>
-      </w:r>
-      <w:r>
-        <w:rPr>
-          <w:rFonts w:ascii="맑은 고딕" w:hAnsi="맑은 고딕" w:eastAsia="맑은 고딕"/>
-          <w:b w:val="0"/>
-          <w:sz w:val="14"/>
-          <w:u w:val="none"/>
-        </w:rPr>
-        <w:t xml:space="preserve"> have an easy time + there is always a need → do not have to work hard.</w:t>
+        <w:t xml:space="preserve"> ‘더는 쓸모없다’고 설득한다고 보면 still perfectly functionable(여전히 완벽하게 기능한다)과 충돌.</w:t>
       </w:r>
     </w:p>
     <w:p>
@@ -4766,7 +4605,7 @@
           <w:sz w:val="14"/>
           <w:u w:val="none"/>
         </w:rPr>
-        <w:t xml:space="preserve"> (A) no longer fashionable → unfashionable. (B) extends to → spread. </w:t>
+        <w:t xml:space="preserve"> </w:t>
       </w:r>
       <w:r>
         <w:rPr>
@@ -4775,7 +4614,7 @@
           <w:sz w:val="14"/>
           <w:u w:val="none"/>
         </w:rPr>
-        <w:t>② [한 끗]</w:t>
+        <w:t>④ [소재어 재사용 함정]</w:t>
       </w:r>
       <w:r>
         <w:rPr>
@@ -4784,25 +4623,7 @@
           <w:sz w:val="14"/>
           <w:u w:val="none"/>
         </w:rPr>
-        <w:t xml:space="preserve"> (A)는 맞지만 (B)가 반대 — 옷에서 다른 제품으로 ‘물러난’ 것이 아니라 넓어졌다. </w:t>
-      </w:r>
-      <w:r>
-        <w:rPr>
-          <w:rFonts w:ascii="맑은 고딕" w:hAnsi="맑은 고딕" w:eastAsia="맑은 고딕"/>
-          <w:b/>
-          <w:sz w:val="14"/>
-          <w:u w:val="none"/>
-        </w:rPr>
-        <w:t>③⑤</w:t>
-      </w:r>
-      <w:r>
-        <w:rPr>
-          <w:rFonts w:ascii="맑은 고딕" w:hAnsi="맑은 고딕" w:eastAsia="맑은 고딕"/>
-          <w:b w:val="0"/>
-          <w:sz w:val="14"/>
-          <w:u w:val="none"/>
-        </w:rPr>
-        <w:t xml:space="preserve"> (B)만 맞음 — 가격·안전은 글에 없다.</w:t>
+        <w:t xml:space="preserve"> old clothes를 그대로 써서 자연스러워 보이지만 ‘소비 유도’가 아닌 ‘환경’ 이야기.</w:t>
       </w:r>
     </w:p>
     <w:p>
@@ -4827,7 +4648,7 @@
           <w:sz w:val="14"/>
           <w:u w:val="none"/>
         </w:rPr>
-        <w:t xml:space="preserve"> 의미상 주어를 나타내던 for는 절에서는 필요 없다 — why for their customers ✕. should 뒤는 원형: should to continue ✕. continue 뒤의 to consume은 그대로 둔다(둘 다 지우면 7단어). [채점] why + 주어 1 · should continue 1 · to consume them 1.</w:t>
+        <w:t xml:space="preserve"> (1) consume ✕ — keep + O + 원형 불가. (2) invent ✕ — 관사 뒤 명사. (3) fashionable ✕ — 의미 반대(‘유행하는’). [채점] 각 1점.</w:t>
       </w:r>
     </w:p>
     <w:p>
@@ -4861,7 +4682,7 @@
           <w:sz w:val="14"/>
           <w:u w:val="none"/>
         </w:rPr>
-        <w:t>(A)</w:t>
+        <w:t>make outdated what people already have</w:t>
       </w:r>
       <w:r>
         <w:rPr>
@@ -4870,7 +4691,7 @@
           <w:sz w:val="14"/>
           <w:u w:val="none"/>
         </w:rPr>
-        <w:t xml:space="preserve"> are not ___ up + 수동 → </w:t>
+        <w:t xml:space="preserve"> △ — 긴 목적어 후치는 가능하나 조건(목적어 + 보어 순) 위반. </w:t>
       </w:r>
       <w:r>
         <w:rPr>
@@ -4879,7 +4700,7 @@
           <w:sz w:val="14"/>
           <w:u w:val="none"/>
         </w:rPr>
-        <w:t>used</w:t>
+        <w:t>by convince</w:t>
       </w:r>
       <w:r>
         <w:rPr>
@@ -4888,79 +4709,7 @@
           <w:sz w:val="14"/>
           <w:u w:val="none"/>
         </w:rPr>
-        <w:t xml:space="preserve">(be used up 다 쓰이다). </w:t>
-      </w:r>
-      <w:r>
-        <w:rPr>
-          <w:rFonts w:ascii="맑은 고딕" w:hAnsi="맑은 고딕" w:eastAsia="맑은 고딕"/>
-          <w:b/>
-          <w:sz w:val="14"/>
-          <w:u w:val="none"/>
-        </w:rPr>
-        <w:t>(B)</w:t>
-      </w:r>
-      <w:r>
-        <w:rPr>
-          <w:rFonts w:ascii="맑은 고딕" w:hAnsi="맑은 고딕" w:eastAsia="맑은 고딕"/>
-          <w:b w:val="0"/>
-          <w:sz w:val="14"/>
-          <w:u w:val="none"/>
-        </w:rPr>
-        <w:t xml:space="preserve"> keep + O + -ing, buy → </w:t>
-      </w:r>
-      <w:r>
-        <w:rPr>
-          <w:rFonts w:ascii="맑은 고딕" w:hAnsi="맑은 고딕" w:eastAsia="맑은 고딕"/>
-          <w:b/>
-          <w:sz w:val="14"/>
-          <w:u w:val="none"/>
-        </w:rPr>
-        <w:t>purchasing</w:t>
-      </w:r>
-      <w:r>
-        <w:rPr>
-          <w:rFonts w:ascii="맑은 고딕" w:hAnsi="맑은 고딕" w:eastAsia="맑은 고딕"/>
-          <w:b w:val="0"/>
-          <w:sz w:val="14"/>
-          <w:u w:val="none"/>
-        </w:rPr>
-        <w:t xml:space="preserve">. selling ✕(people은 사는 쪽). </w:t>
-      </w:r>
-      <w:r>
-        <w:rPr>
-          <w:rFonts w:ascii="맑은 고딕" w:hAnsi="맑은 고딕" w:eastAsia="맑은 고딕"/>
-          <w:b/>
-          <w:sz w:val="14"/>
-          <w:u w:val="none"/>
-        </w:rPr>
-        <w:t>(C)</w:t>
-      </w:r>
-      <w:r>
-        <w:rPr>
-          <w:rFonts w:ascii="맑은 고딕" w:hAnsi="맑은 고딕" w:eastAsia="맑은 고딕"/>
-          <w:b w:val="0"/>
-          <w:sz w:val="14"/>
-          <w:u w:val="none"/>
-        </w:rPr>
-        <w:t xml:space="preserve"> by + 동명사, 뒤의 them that절이 단서(convince A that ~) → </w:t>
-      </w:r>
-      <w:r>
-        <w:rPr>
-          <w:rFonts w:ascii="맑은 고딕" w:hAnsi="맑은 고딕" w:eastAsia="맑은 고딕"/>
-          <w:b/>
-          <w:sz w:val="14"/>
-          <w:u w:val="none"/>
-        </w:rPr>
-        <w:t>convincing</w:t>
-      </w:r>
-      <w:r>
-        <w:rPr>
-          <w:rFonts w:ascii="맑은 고딕" w:hAnsi="맑은 고딕" w:eastAsia="맑은 고딕"/>
-          <w:b w:val="0"/>
-          <w:sz w:val="14"/>
-          <w:u w:val="none"/>
-        </w:rPr>
-        <w:t>. 과거분사 1 + -ing 2. [채점] 각 1점, 어형 오류 0점.</w:t>
+        <w:t xml:space="preserve"> ✕ — 전치사 뒤 동명사. [채점] 5형식 1.5 / 동명사 1 / 단어 수·철자 0.5.</w:t>
       </w:r>
     </w:p>
     <w:p>
@@ -4985,7 +4734,7 @@
           <w:sz w:val="14"/>
           <w:u w:val="none"/>
         </w:rPr>
-        <w:t xml:space="preserve"> 쉬운 경우 (B) → 어려운 경우와 접근법 (A) → 사례와 확장 (C). </w:t>
+        <w:t xml:space="preserve"> </w:t>
       </w:r>
       <w:r>
         <w:rPr>
@@ -4994,7 +4743,7 @@
           <w:sz w:val="14"/>
           <w:u w:val="none"/>
         </w:rPr>
-        <w:t>③ [한 끗]</w:t>
+        <w:t>④ [한 끗]</w:t>
       </w:r>
       <w:r>
         <w:rPr>
@@ -5003,7 +4752,7 @@
           <w:sz w:val="14"/>
           <w:u w:val="none"/>
         </w:rPr>
-        <w:t xml:space="preserve"> (B) 뒤에 (C)를 놓으면 유행 이야기가 소개 없이 시작되고, (A)의 One approach가 사례 뒤에 와서 순서가 뒤집힌다.</w:t>
+        <w:t xml:space="preserve"> But 문장 뒤에 두면 음식 이야기가 permanent things 논의 중간에 끼어든다.</w:t>
       </w:r>
     </w:p>
     <w:p>

--- a/shinmok1/pack/2510/H1MOGO25-10_39_SET.docx
+++ b/shinmok1/pack/2510/H1MOGO25-10_39_SET.docx
@@ -107,7 +107,7 @@
     </w:p>
     <w:p>
       <w:pPr>
-        <w:spacing w:before="0" w:after="20" w:line="360" w:lineRule="auto"/>
+        <w:spacing w:before="0" w:after="20" w:line="300" w:lineRule="auto"/>
         <w:jc w:val="both"/>
         <w:snapToGrid w:val="0"/>
       </w:pPr>
@@ -147,7 +147,7 @@
           <w:sz w:val="17"/>
           <w:u w:val="none"/>
         </w:rPr>
-        <w:t xml:space="preserve"> called customers. Individuals who purchase goods for </w:t>
+        <w:t xml:space="preserve"> called </w:t>
       </w:r>
       <w:r>
         <w:rPr>
@@ -163,20 +163,11 @@
       <w:r>
         <w:rPr>
           <w:rFonts w:ascii="맑은 고딕" w:hAnsi="맑은 고딕" w:eastAsia="맑은 고딕"/>
-          <w:b/>
-          <w:sz w:val="17"/>
-          <w:u w:val="none"/>
-        </w:rPr>
-        <w:t>[ personal / commercial ]</w:t>
-      </w:r>
-      <w:r>
-        <w:rPr>
-          <w:rFonts w:ascii="맑은 고딕" w:hAnsi="맑은 고딕" w:eastAsia="맑은 고딕"/>
           <w:b w:val="0"/>
           <w:sz w:val="17"/>
           <w:u w:val="none"/>
         </w:rPr>
-        <w:t xml:space="preserve"> use are called consumers: beings who </w:t>
+        <w:t xml:space="preserve">c________. Individuals who purchase goods for personal use are called consumers: beings who consume. </w:t>
       </w:r>
       <w:r>
         <w:rPr>
@@ -192,11 +183,20 @@
       <w:r>
         <w:rPr>
           <w:rFonts w:ascii="맑은 고딕" w:hAnsi="맑은 고딕" w:eastAsia="맑은 고딕"/>
+          <w:b/>
+          <w:sz w:val="17"/>
+          <w:u w:val="none"/>
+        </w:rPr>
+        <w:t>[ Therefore / However ]</w:t>
+      </w:r>
+      <w:r>
+        <w:rPr>
+          <w:rFonts w:ascii="맑은 고딕" w:hAnsi="맑은 고딕" w:eastAsia="맑은 고딕"/>
           <w:b w:val="0"/>
           <w:sz w:val="17"/>
           <w:u w:val="none"/>
         </w:rPr>
-        <w:t xml:space="preserve">c________. Therefore, companies have invented multiple ways to </w:t>
+        <w:t xml:space="preserve">, companies </w:t>
       </w:r>
       <w:r>
         <w:rPr>
@@ -216,7 +216,7 @@
           <w:sz w:val="17"/>
           <w:u w:val="none"/>
         </w:rPr>
-        <w:t>[ ensure / ensuring ]</w:t>
+        <w:t>[ have invented / had invented ]</w:t>
       </w:r>
       <w:r>
         <w:rPr>
@@ -225,7 +225,7 @@
           <w:sz w:val="17"/>
           <w:u w:val="none"/>
         </w:rPr>
-        <w:t xml:space="preserve"> that their customers consume the </w:t>
+        <w:t xml:space="preserve"> multiple ways </w:t>
       </w:r>
       <w:r>
         <w:rPr>
@@ -245,7 +245,7 @@
           <w:sz w:val="17"/>
           <w:u w:val="none"/>
         </w:rPr>
-        <w:t>[ produced / producing ]</w:t>
+        <w:t>[ to ensure / ensuring ]</w:t>
       </w:r>
       <w:r>
         <w:rPr>
@@ -254,7 +254,7 @@
           <w:sz w:val="17"/>
           <w:u w:val="none"/>
         </w:rPr>
-        <w:t xml:space="preserve"> items in larger and larger </w:t>
+        <w:t xml:space="preserve"> that their customers consume the </w:t>
       </w:r>
       <w:r>
         <w:rPr>
@@ -274,7 +274,7 @@
           <w:sz w:val="17"/>
           <w:u w:val="none"/>
         </w:rPr>
-        <w:t xml:space="preserve">q________ and more and more </w:t>
+        <w:t xml:space="preserve">________(produce) items in larger and larger </w:t>
       </w:r>
       <w:r>
         <w:rPr>
@@ -294,7 +294,7 @@
           <w:sz w:val="17"/>
           <w:u w:val="none"/>
         </w:rPr>
-        <w:t xml:space="preserve">________(frequent). Those who sell food have an </w:t>
+        <w:t xml:space="preserve">q________ and more and more </w:t>
       </w:r>
       <w:r>
         <w:rPr>
@@ -310,20 +310,11 @@
       <w:r>
         <w:rPr>
           <w:rFonts w:ascii="맑은 고딕" w:hAnsi="맑은 고딕" w:eastAsia="맑은 고딕"/>
-          <w:b/>
-          <w:sz w:val="17"/>
-          <w:u w:val="none"/>
-        </w:rPr>
-        <w:t>[ easy / hard ]</w:t>
-      </w:r>
-      <w:r>
-        <w:rPr>
-          <w:rFonts w:ascii="맑은 고딕" w:hAnsi="맑은 고딕" w:eastAsia="맑은 고딕"/>
           <w:b w:val="0"/>
           <w:sz w:val="17"/>
           <w:u w:val="none"/>
         </w:rPr>
-        <w:t xml:space="preserve"> time, for food is </w:t>
+        <w:t xml:space="preserve">________(frequent). Those who sell food have an </w:t>
       </w:r>
       <w:r>
         <w:rPr>
@@ -339,11 +330,20 @@
       <w:r>
         <w:rPr>
           <w:rFonts w:ascii="맑은 고딕" w:hAnsi="맑은 고딕" w:eastAsia="맑은 고딕"/>
+          <w:b/>
+          <w:sz w:val="17"/>
+          <w:u w:val="none"/>
+        </w:rPr>
+        <w:t>[ easy / hard ]</w:t>
+      </w:r>
+      <w:r>
+        <w:rPr>
+          <w:rFonts w:ascii="맑은 고딕" w:hAnsi="맑은 고딕" w:eastAsia="맑은 고딕"/>
           <w:b w:val="0"/>
           <w:sz w:val="17"/>
           <w:u w:val="none"/>
         </w:rPr>
-        <w:t xml:space="preserve">________(literal) consumed, so there is always a need </w:t>
+        <w:t xml:space="preserve"> time, for food is </w:t>
       </w:r>
       <w:r>
         <w:rPr>
@@ -359,20 +359,11 @@
       <w:r>
         <w:rPr>
           <w:rFonts w:ascii="맑은 고딕" w:hAnsi="맑은 고딕" w:eastAsia="맑은 고딕"/>
-          <w:b/>
-          <w:sz w:val="17"/>
-          <w:u w:val="none"/>
-        </w:rPr>
-        <w:t>[ to purchase / purchasing ]</w:t>
-      </w:r>
-      <w:r>
-        <w:rPr>
-          <w:rFonts w:ascii="맑은 고딕" w:hAnsi="맑은 고딕" w:eastAsia="맑은 고딕"/>
           <w:b w:val="0"/>
           <w:sz w:val="17"/>
           <w:u w:val="none"/>
         </w:rPr>
-        <w:t xml:space="preserve"> new food. But with more </w:t>
+        <w:t xml:space="preserve">________(literal) consumed, so there is always a need to purchase new food. But with more </w:t>
       </w:r>
       <w:r>
         <w:rPr>
@@ -401,7 +392,7 @@
           <w:sz w:val="17"/>
           <w:u w:val="none"/>
         </w:rPr>
-        <w:t xml:space="preserve"> things, companies must invent reasons for their customers </w:t>
+        <w:t xml:space="preserve"> things, companies must invent </w:t>
       </w:r>
       <w:r>
         <w:rPr>
@@ -417,20 +408,11 @@
       <w:r>
         <w:rPr>
           <w:rFonts w:ascii="맑은 고딕" w:hAnsi="맑은 고딕" w:eastAsia="맑은 고딕"/>
-          <w:b/>
-          <w:sz w:val="17"/>
-          <w:u w:val="none"/>
-        </w:rPr>
-        <w:t>[ to continue / continuing ]</w:t>
-      </w:r>
-      <w:r>
-        <w:rPr>
-          <w:rFonts w:ascii="맑은 고딕" w:hAnsi="맑은 고딕" w:eastAsia="맑은 고딕"/>
           <w:b w:val="0"/>
           <w:sz w:val="17"/>
           <w:u w:val="none"/>
         </w:rPr>
-        <w:t xml:space="preserve"> to consume them. One approach is to make the stuff </w:t>
+        <w:t xml:space="preserve">r________ for their customers to continue to consume them. One approach is to make the stuff </w:t>
       </w:r>
       <w:r>
         <w:rPr>
@@ -459,7 +441,7 @@
           <w:sz w:val="17"/>
           <w:u w:val="none"/>
         </w:rPr>
-        <w:t xml:space="preserve"> people already have </w:t>
+        <w:t xml:space="preserve"> people already have outdated by </w:t>
       </w:r>
       <w:r>
         <w:rPr>
@@ -475,11 +457,20 @@
       <w:r>
         <w:rPr>
           <w:rFonts w:ascii="맑은 고딕" w:hAnsi="맑은 고딕" w:eastAsia="맑은 고딕"/>
+          <w:b/>
+          <w:sz w:val="17"/>
+          <w:u w:val="none"/>
+        </w:rPr>
+        <w:t>[ convincing / convinced ]</w:t>
+      </w:r>
+      <w:r>
+        <w:rPr>
+          <w:rFonts w:ascii="맑은 고딕" w:hAnsi="맑은 고딕" w:eastAsia="맑은 고딕"/>
           <w:b w:val="0"/>
           <w:sz w:val="17"/>
           <w:u w:val="none"/>
         </w:rPr>
-        <w:t xml:space="preserve">o________ by </w:t>
+        <w:t xml:space="preserve"> them that it is no longer </w:t>
       </w:r>
       <w:r>
         <w:rPr>
@@ -499,7 +490,7 @@
           <w:sz w:val="17"/>
           <w:u w:val="none"/>
         </w:rPr>
-        <w:t xml:space="preserve">________(convince) them that it is no longer </w:t>
+        <w:t xml:space="preserve">f________. The entire fashion industry is built to convince people that fashion </w:t>
       </w:r>
       <w:r>
         <w:rPr>
@@ -515,11 +506,20 @@
       <w:r>
         <w:rPr>
           <w:rFonts w:ascii="맑은 고딕" w:hAnsi="맑은 고딕" w:eastAsia="맑은 고딕"/>
+          <w:b/>
+          <w:sz w:val="17"/>
+          <w:u w:val="none"/>
+        </w:rPr>
+        <w:t>[ matters / matter ]</w:t>
+      </w:r>
+      <w:r>
+        <w:rPr>
+          <w:rFonts w:ascii="맑은 고딕" w:hAnsi="맑은 고딕" w:eastAsia="맑은 고딕"/>
           <w:b w:val="0"/>
           <w:sz w:val="17"/>
           <w:u w:val="none"/>
         </w:rPr>
-        <w:t xml:space="preserve">f________. The entire fashion industry is </w:t>
+        <w:t xml:space="preserve">, so they must purchase new clothing, even though the old is still </w:t>
       </w:r>
       <w:r>
         <w:rPr>
@@ -539,7 +539,7 @@
           <w:sz w:val="17"/>
           <w:u w:val="none"/>
         </w:rPr>
-        <w:t>[ built / building ]</w:t>
+        <w:t>[ perfectly / perfect ]</w:t>
       </w:r>
       <w:r>
         <w:rPr>
@@ -548,7 +548,7 @@
           <w:sz w:val="17"/>
           <w:u w:val="none"/>
         </w:rPr>
-        <w:t xml:space="preserve"> to convince people that fashion </w:t>
+        <w:t xml:space="preserve"> functionable. Fashion today extends to far more things than clothes: automobiles, mobile phones, computers—the list is </w:t>
       </w:r>
       <w:r>
         <w:rPr>
@@ -568,7 +568,7 @@
           <w:sz w:val="17"/>
           <w:u w:val="none"/>
         </w:rPr>
-        <w:t>[ matters / matter ]</w:t>
+        <w:t>[ extended / extending ]</w:t>
       </w:r>
       <w:r>
         <w:rPr>
@@ -577,7 +577,7 @@
           <w:sz w:val="17"/>
           <w:u w:val="none"/>
         </w:rPr>
-        <w:t xml:space="preserve">, so they must purchase new clothing, </w:t>
+        <w:t xml:space="preserve"> </w:t>
       </w:r>
       <w:r>
         <w:rPr>
@@ -593,20 +593,11 @@
       <w:r>
         <w:rPr>
           <w:rFonts w:ascii="맑은 고딕" w:hAnsi="맑은 고딕" w:eastAsia="맑은 고딕"/>
-          <w:b/>
-          <w:sz w:val="17"/>
-          <w:u w:val="none"/>
-        </w:rPr>
-        <w:t>[ even though / so that ]</w:t>
-      </w:r>
-      <w:r>
-        <w:rPr>
-          <w:rFonts w:ascii="맑은 고딕" w:hAnsi="맑은 고딕" w:eastAsia="맑은 고딕"/>
           <w:b w:val="0"/>
           <w:sz w:val="17"/>
           <w:u w:val="none"/>
         </w:rPr>
-        <w:t xml:space="preserve"> the old is still perfectly functionable. Fashion today extends to far more things than clothes: automobiles, mobile phones, computers—the list is extended </w:t>
+        <w:t xml:space="preserve">________(definite), </w:t>
       </w:r>
       <w:r>
         <w:rPr>
@@ -622,11 +613,20 @@
       <w:r>
         <w:rPr>
           <w:rFonts w:ascii="맑은 고딕" w:hAnsi="맑은 고딕" w:eastAsia="맑은 고딕"/>
+          <w:b/>
+          <w:sz w:val="17"/>
+          <w:u w:val="none"/>
+        </w:rPr>
+        <w:t>[ limited / limiting ]</w:t>
+      </w:r>
+      <w:r>
+        <w:rPr>
+          <w:rFonts w:ascii="맑은 고딕" w:hAnsi="맑은 고딕" w:eastAsia="맑은 고딕"/>
           <w:b w:val="0"/>
           <w:sz w:val="17"/>
           <w:u w:val="none"/>
         </w:rPr>
-        <w:t xml:space="preserve">________(definite), limited only by the limits of the creative minds of the marketing </w:t>
+        <w:t xml:space="preserve"> only by the limits of the creative minds of the </w:t>
       </w:r>
       <w:r>
         <w:rPr>
@@ -646,7 +646,7 @@
           <w:sz w:val="17"/>
           <w:u w:val="none"/>
         </w:rPr>
-        <w:t>d________ of companies.</w:t>
+        <w:t>m________ divisions of companies.</w:t>
       </w:r>
     </w:p>
     <w:p>
@@ -698,7 +698,7 @@
           <w:sz w:val="17"/>
           <w:u w:val="none"/>
         </w:rPr>
-        <w:t xml:space="preserve">Those who sell food have an easy time, </w:t>
+        <w:t xml:space="preserve">companies have invented multiple ways </w:t>
       </w:r>
       <w:r>
         <w:rPr>
@@ -707,7 +707,7 @@
           <w:sz w:val="17"/>
           <w:u w:val="single"/>
         </w:rPr>
-        <w:t>for</w:t>
+        <w:t>to ensure that</w:t>
       </w:r>
       <w:r>
         <w:rPr>
@@ -716,7 +716,7 @@
           <w:sz w:val="17"/>
           <w:u w:val="none"/>
         </w:rPr>
-        <w:t xml:space="preserve"> food is literally consumed  → 제시 교정: </w:t>
+        <w:t xml:space="preserve"> their customers consume the produced items …  → 제시 교정: </w:t>
       </w:r>
       <w:r>
         <w:rPr>
@@ -725,7 +725,7 @@
           <w:sz w:val="17"/>
           <w:u w:val="none"/>
         </w:rPr>
-        <w:t>because</w:t>
+        <w:t>of ensuring that</w:t>
       </w:r>
       <w:r>
         <w:rPr>
@@ -760,7 +760,7 @@
           <w:sz w:val="17"/>
           <w:u w:val="none"/>
         </w:rPr>
-        <w:t xml:space="preserve">One approach is to make the stuff that people already have outdated </w:t>
+        <w:t xml:space="preserve">… so there is always a need </w:t>
       </w:r>
       <w:r>
         <w:rPr>
@@ -769,7 +769,7 @@
           <w:sz w:val="17"/>
           <w:u w:val="single"/>
         </w:rPr>
-        <w:t>by convincing</w:t>
+        <w:t>to purchase</w:t>
       </w:r>
       <w:r>
         <w:rPr>
@@ -778,7 +778,7 @@
           <w:sz w:val="17"/>
           <w:u w:val="none"/>
         </w:rPr>
-        <w:t xml:space="preserve"> them …  → 제시 교정: </w:t>
+        <w:t xml:space="preserve"> new food.  → 제시 교정: </w:t>
       </w:r>
       <w:r>
         <w:rPr>
@@ -787,7 +787,7 @@
           <w:sz w:val="17"/>
           <w:u w:val="none"/>
         </w:rPr>
-        <w:t>by convince</w:t>
+        <w:t>for purchasing</w:t>
       </w:r>
       <w:r>
         <w:rPr>
@@ -822,7 +822,7 @@
           <w:sz w:val="17"/>
           <w:u w:val="none"/>
         </w:rPr>
-        <w:t xml:space="preserve">… the list is extended indefinitely, </w:t>
+        <w:t xml:space="preserve">One approach is to make the stuff that people already have </w:t>
       </w:r>
       <w:r>
         <w:rPr>
@@ -831,7 +831,7 @@
           <w:sz w:val="17"/>
           <w:u w:val="single"/>
         </w:rPr>
-        <w:t>limited</w:t>
+        <w:t>outdated</w:t>
       </w:r>
       <w:r>
         <w:rPr>
@@ -840,7 +840,7 @@
           <w:sz w:val="17"/>
           <w:u w:val="none"/>
         </w:rPr>
-        <w:t xml:space="preserve"> only by the limits …  → 제시 교정: </w:t>
+        <w:t xml:space="preserve"> by convincing them …  → 제시 교정: </w:t>
       </w:r>
       <w:r>
         <w:rPr>
@@ -849,7 +849,7 @@
           <w:sz w:val="17"/>
           <w:u w:val="none"/>
         </w:rPr>
-        <w:t>being limited</w:t>
+        <w:t>to be outdated</w:t>
       </w:r>
       <w:r>
         <w:rPr>
@@ -910,7 +910,7 @@
           <w:sz w:val="17"/>
           <w:u w:val="none"/>
         </w:rPr>
-        <w:t>회사들은 고객이 계속 그것들을 소비할 이유를 만들어 내야 한다.</w:t>
+        <w:t>그러나 더 오래가는 물건의 경우, 기업들은 고객들이 그것들을 계속 소비할 이유를 만들어 내야 한다.</w:t>
       </w:r>
     </w:p>
     <w:p>
@@ -927,7 +927,7 @@
           <w:sz w:val="17"/>
           <w:u w:val="none"/>
         </w:rPr>
-        <w:t>companies / must / invent / reasons / their customers / to continue / to consume / them / continuing</w:t>
+        <w:t>with / but / invent / companies / must / more permanent things / reasons / for / to continue / their customers / consume / them / that</w:t>
       </w:r>
     </w:p>
     <w:p>
@@ -962,7 +962,7 @@
           <w:sz w:val="17"/>
           <w:u w:val="none"/>
         </w:rPr>
-        <w:t>패션 산업 전체는 패션이 중요하다고 사람들을 설득하도록 만들어져 있다.</w:t>
+        <w:t>한 가지 접근법은 사람들이 이미 가지고 있는 물건이 더는 유행에 맞지 않는다고 그들을 설득함으로써 그 물건을 구식으로 만드는 것이다.</w:t>
       </w:r>
     </w:p>
     <w:p>
@@ -979,7 +979,7 @@
           <w:sz w:val="17"/>
           <w:u w:val="none"/>
         </w:rPr>
-        <w:t>the entire fashion industry / is / build / to convince / people / fashion / matter / convincing</w:t>
+        <w:t>the stuff / be / to make / people / that / one approach / already / them / outdated / convince / have / that / it / be / no longer / which / fashionable</w:t>
       </w:r>
     </w:p>
     <w:p>
@@ -1040,7 +1040,7 @@
           <w:sz w:val="17"/>
           <w:u w:val="none"/>
         </w:rPr>
-        <w:t>음식을 파는 사람들은 수월한데, 음식은 말 그대로 소비되기 때문이다.</w:t>
+        <w:t>식품을 파는 사람들은 수월한데, 식품은 말 그대로 소비되어서 새 식품을 구매할 필요가 항상 있기 때문이다.</w:t>
       </w:r>
     </w:p>
     <w:p>
@@ -1057,7 +1057,7 @@
           <w:sz w:val="17"/>
           <w:u w:val="none"/>
         </w:rPr>
-        <w:t>those who sell food / have / an easy time / for / food / is / literal / consumed</w:t>
+        <w:t>food / those who / sell / an easy time / have / is / food / literally / for / consume / there is / so / always / to purchase / a need / new food</w:t>
       </w:r>
     </w:p>
     <w:p>
@@ -1118,7 +1118,7 @@
           <w:sz w:val="17"/>
           <w:u w:val="none"/>
         </w:rPr>
-        <w:t xml:space="preserve">beings who </w:t>
+        <w:t xml:space="preserve">consumers: </w:t>
       </w:r>
       <w:r>
         <w:rPr>
@@ -1127,7 +1127,7 @@
           <w:sz w:val="17"/>
           <w:u w:val="none"/>
         </w:rPr>
-        <w:t>consume</w:t>
+        <w:t>beings</w:t>
       </w:r>
       <w:r>
         <w:rPr>
@@ -1136,7 +1136,7 @@
           <w:sz w:val="17"/>
           <w:u w:val="none"/>
         </w:rPr>
-        <w:t xml:space="preserve"> — 이런 존재를 부르는 말을 본문에서(1단어): ______________</w:t>
+        <w:t xml:space="preserve"> who consume — beings가 가리키는 말을 본문에서(1단어): ______________</w:t>
       </w:r>
     </w:p>
     <w:p>
@@ -1299,7 +1299,7 @@
     </w:p>
     <w:p>
       <w:pPr>
-        <w:spacing w:before="0" w:after="20" w:line="360" w:lineRule="auto"/>
+        <w:spacing w:before="0" w:after="20" w:line="300" w:lineRule="auto"/>
         <w:jc w:val="both"/>
         <w:snapToGrid w:val="0"/>
       </w:pPr>
@@ -1310,7 +1310,7 @@
           <w:sz w:val="17"/>
           <w:u w:val="none"/>
         </w:rPr>
-        <w:t xml:space="preserve">Software companies have found a newer method. Instead of selling a program once, they </w:t>
+        <w:t xml:space="preserve">Toy makers use a close cousin of this trick. A doll that </w:t>
       </w:r>
       <w:r>
         <w:rPr>
@@ -1330,7 +1330,7 @@
           <w:sz w:val="17"/>
           <w:u w:val="none"/>
         </w:rPr>
-        <w:t>[ release / releases ]</w:t>
+        <w:t>[ sells / sell ]</w:t>
       </w:r>
       <w:r>
         <w:rPr>
@@ -1339,7 +1339,7 @@
           <w:sz w:val="17"/>
           <w:u w:val="none"/>
         </w:rPr>
-        <w:t xml:space="preserve"> updates that make older versions slowly stop working. Customers </w:t>
+        <w:t xml:space="preserve"> well one year is given a new outfit, a new name, and a new box the next, so that the one a child already owns </w:t>
       </w:r>
       <w:r>
         <w:rPr>
@@ -1359,7 +1359,7 @@
           <w:sz w:val="17"/>
           <w:u w:val="none"/>
         </w:rPr>
-        <w:t>[ who / which ]</w:t>
+        <w:t>[ looks / looking ]</w:t>
       </w:r>
       <w:r>
         <w:rPr>
@@ -1368,7 +1368,7 @@
           <w:sz w:val="17"/>
           <w:u w:val="none"/>
         </w:rPr>
-        <w:t xml:space="preserve"> are happy with what they have are pushed to buy again, not because their needs have changed but because the product has been </w:t>
+        <w:t xml:space="preserve"> old-fashioned beside it. Nothing about the first doll has stopped working. What has changed is only the child’s feeling that the newer one is the one </w:t>
       </w:r>
       <w:r>
         <w:rPr>
@@ -1388,7 +1388,7 @@
           <w:sz w:val="17"/>
           <w:u w:val="none"/>
         </w:rPr>
-        <w:t>[ made / making ]</w:t>
+        <w:t>[ that / what ]</w:t>
       </w:r>
       <w:r>
         <w:rPr>
@@ -1397,7 +1397,7 @@
           <w:sz w:val="17"/>
           <w:u w:val="none"/>
         </w:rPr>
-        <w:t xml:space="preserve"> to expire.</w:t>
+        <w:t xml:space="preserve"> everyone else now has.</w:t>
       </w:r>
     </w:p>
     <w:p>
@@ -1449,7 +1449,7 @@
           <w:sz w:val="17"/>
           <w:u w:val="none"/>
         </w:rPr>
-        <w:t>To keep people buying durable goods, companies use fashion to make what they own seem o____________.</w:t>
+        <w:t>Because durable goods are not used up, companies keep sales going by making what people already own seem o____________.</w:t>
       </w:r>
     </w:p>
     <w:p>
@@ -1492,7 +1492,7 @@
           <w:sz w:val="17"/>
           <w:u w:val="none"/>
         </w:rPr>
-        <w:t xml:space="preserve"> 다음 글에 대한 &lt;보기&gt;의 설명 중 </w:t>
+        <w:t xml:space="preserve"> 다음은 윗글을 읽은 두 학생의 대화이다. 대화 내용을 아래 표로 정리할 때, 일치하지 </w:t>
       </w:r>
       <w:r>
         <w:rPr>
@@ -1501,7 +1501,7 @@
           <w:sz w:val="17"/>
           <w:u w:val="single"/>
         </w:rPr>
-        <w:t>틀린</w:t>
+        <w:t>않는</w:t>
       </w:r>
       <w:r>
         <w:rPr>
@@ -1510,7 +1510,7 @@
           <w:sz w:val="17"/>
           <w:u w:val="none"/>
         </w:rPr>
-        <w:t xml:space="preserve"> 것만을 있는 대로 고른 것은? [3.3점]</w:t>
+        <w:t xml:space="preserve"> 것은? [3.3점]</w:t>
       </w:r>
     </w:p>
     <w:p>
@@ -1533,7 +1533,498 @@
           <w:sz w:val="17"/>
           <w:u w:val="none"/>
         </w:rPr>
-        <w:t>Those who purchase the goods of a company are called customers. Individuals who purchase goods for personal use are called consumers: beings who consume. (A) ________, companies have invented multiple ways to ensure that their customers consume the produced items in larger and larger quantities and more and more frequently. Those who sell food have an easy time, for food is literally consumed, so there is always a need to purchase new food. But with more permanent things, companies must invent reasons for their customers to continue to consume them. One approach is to make the stuff that people already have ⓑ</w:t>
+        <w:t>Those who sell food have an easy time, for food is literally consumed, so there is always a need to purchase new food. But with more permanent things, companies must invent reasons for their customers to continue to consume them. One approach is to make the stuff that people already have outdated by convincing them that it is no longer fashionable.</w:t>
+      </w:r>
+    </w:p>
+    <w:p>
+      <w:pPr>
+        <w:spacing w:before="0" w:after="0" w:line="288" w:lineRule="auto"/>
+        <w:ind w:left="40"/>
+        <w:snapToGrid w:val="0"/>
+        <w:pBdr>
+          <w:top w:val="single" w:sz="4" w:space="2" w:color="999999"/>
+          <w:left w:val="single" w:sz="4" w:space="2" w:color="999999"/>
+          <w:bottom w:val="single" w:sz="4" w:space="2" w:color="999999"/>
+          <w:right w:val="single" w:sz="4" w:space="2" w:color="999999"/>
+        </w:pBdr>
+        <w:shd w:val="clear" w:color="auto" w:fill="F6F3EA"/>
+      </w:pPr>
+      <w:r>
+        <w:rPr>
+          <w:rFonts w:ascii="맑은 고딕" w:hAnsi="맑은 고딕" w:eastAsia="맑은 고딕"/>
+          <w:b w:val="0"/>
+          <w:sz w:val="17"/>
+          <w:u w:val="none"/>
+        </w:rPr>
+        <w:t>민지: The writer says there are two kinds of buying — things we really use up, and things we replace only because they feel out of date.</w:t>
+      </w:r>
+    </w:p>
+    <w:p>
+      <w:pPr>
+        <w:spacing w:before="0" w:after="0" w:line="288" w:lineRule="auto"/>
+        <w:ind w:left="40"/>
+        <w:snapToGrid w:val="0"/>
+        <w:pBdr>
+          <w:top w:val="single" w:sz="4" w:space="2" w:color="999999"/>
+          <w:left w:val="single" w:sz="4" w:space="2" w:color="999999"/>
+          <w:bottom w:val="single" w:sz="4" w:space="2" w:color="999999"/>
+          <w:right w:val="single" w:sz="4" w:space="2" w:color="999999"/>
+        </w:pBdr>
+        <w:shd w:val="clear" w:color="auto" w:fill="F6F3EA"/>
+      </w:pPr>
+      <w:r>
+        <w:rPr>
+          <w:rFonts w:ascii="맑은 고딕" w:hAnsi="맑은 고딕" w:eastAsia="맑은 고딕"/>
+          <w:b w:val="0"/>
+          <w:sz w:val="17"/>
+          <w:u w:val="none"/>
+        </w:rPr>
+        <w:t>준호: Right. The bread my family buys every week is the first kind. We eat it, it’s gone, so we buy more.</w:t>
+      </w:r>
+    </w:p>
+    <w:p>
+      <w:pPr>
+        <w:spacing w:before="0" w:after="0" w:line="288" w:lineRule="auto"/>
+        <w:ind w:left="40"/>
+        <w:snapToGrid w:val="0"/>
+        <w:pBdr>
+          <w:top w:val="single" w:sz="4" w:space="2" w:color="999999"/>
+          <w:left w:val="single" w:sz="4" w:space="2" w:color="999999"/>
+          <w:bottom w:val="single" w:sz="4" w:space="2" w:color="999999"/>
+          <w:right w:val="single" w:sz="4" w:space="2" w:color="999999"/>
+        </w:pBdr>
+        <w:shd w:val="clear" w:color="auto" w:fill="F6F3EA"/>
+      </w:pPr>
+      <w:r>
+        <w:rPr>
+          <w:rFonts w:ascii="맑은 고딕" w:hAnsi="맑은 고딕" w:eastAsia="맑은 고딕"/>
+          <w:b w:val="0"/>
+          <w:sz w:val="17"/>
+          <w:u w:val="none"/>
+        </w:rPr>
+        <w:t>민지: My phone is the second kind. It still worked fine, but my old model looked embarrassing next to everyone’s new one, so I changed it.</w:t>
+      </w:r>
+    </w:p>
+    <w:p>
+      <w:pPr>
+        <w:spacing w:before="0" w:after="0" w:line="288" w:lineRule="auto"/>
+        <w:ind w:left="40"/>
+        <w:snapToGrid w:val="0"/>
+        <w:pBdr>
+          <w:top w:val="single" w:sz="4" w:space="2" w:color="999999"/>
+          <w:left w:val="single" w:sz="4" w:space="2" w:color="999999"/>
+          <w:bottom w:val="single" w:sz="4" w:space="2" w:color="999999"/>
+          <w:right w:val="single" w:sz="4" w:space="2" w:color="999999"/>
+        </w:pBdr>
+        <w:shd w:val="clear" w:color="auto" w:fill="F6F3EA"/>
+      </w:pPr>
+      <w:r>
+        <w:rPr>
+          <w:rFonts w:ascii="맑은 고딕" w:hAnsi="맑은 고딕" w:eastAsia="맑은 고딕"/>
+          <w:b w:val="0"/>
+          <w:sz w:val="17"/>
+          <w:u w:val="none"/>
+        </w:rPr>
+        <w:t>준호: My sneakers were different, though. The soles wore through completely — I couldn’t walk in them anymore.</w:t>
+      </w:r>
+    </w:p>
+    <w:p>
+      <w:pPr>
+        <w:spacing w:before="0" w:after="0" w:line="288" w:lineRule="auto"/>
+        <w:ind w:left="40"/>
+        <w:snapToGrid w:val="0"/>
+        <w:pBdr>
+          <w:top w:val="single" w:sz="4" w:space="2" w:color="999999"/>
+          <w:left w:val="single" w:sz="4" w:space="2" w:color="999999"/>
+          <w:bottom w:val="single" w:sz="4" w:space="2" w:color="999999"/>
+          <w:right w:val="single" w:sz="4" w:space="2" w:color="999999"/>
+        </w:pBdr>
+        <w:shd w:val="clear" w:color="auto" w:fill="F6F3EA"/>
+      </w:pPr>
+      <w:r>
+        <w:rPr>
+          <w:rFonts w:ascii="맑은 고딕" w:hAnsi="맑은 고딕" w:eastAsia="맑은 고딕"/>
+          <w:b w:val="0"/>
+          <w:sz w:val="17"/>
+          <w:u w:val="none"/>
+        </w:rPr>
+        <w:t>민지: So those were really used up. What about your laptop? You got a new one last month.</w:t>
+      </w:r>
+    </w:p>
+    <w:p>
+      <w:pPr>
+        <w:spacing w:before="0" w:after="0" w:line="288" w:lineRule="auto"/>
+        <w:ind w:left="40"/>
+        <w:snapToGrid w:val="0"/>
+        <w:pBdr>
+          <w:top w:val="single" w:sz="4" w:space="2" w:color="999999"/>
+          <w:left w:val="single" w:sz="4" w:space="2" w:color="999999"/>
+          <w:bottom w:val="single" w:sz="4" w:space="2" w:color="999999"/>
+          <w:right w:val="single" w:sz="4" w:space="2" w:color="999999"/>
+        </w:pBdr>
+        <w:shd w:val="clear" w:color="auto" w:fill="F6F3EA"/>
+      </w:pPr>
+      <w:r>
+        <w:rPr>
+          <w:rFonts w:ascii="맑은 고딕" w:hAnsi="맑은 고딕" w:eastAsia="맑은 고딕"/>
+          <w:b w:val="0"/>
+          <w:sz w:val="17"/>
+          <w:u w:val="none"/>
+        </w:rPr>
+        <w:t>준호: Honestly, the old one ran well. I just wanted the model all my friends had. That’s exactly what the passage calls ‘no longer fashionable’.</w:t>
+      </w:r>
+    </w:p>
+    <w:p>
+      <w:pPr>
+        <w:spacing w:before="0" w:after="0" w:line="288" w:lineRule="auto"/>
+        <w:ind w:left="40"/>
+        <w:snapToGrid w:val="0"/>
+        <w:pBdr>
+          <w:top w:val="single" w:sz="4" w:space="2" w:color="999999"/>
+          <w:left w:val="single" w:sz="4" w:space="2" w:color="999999"/>
+          <w:bottom w:val="single" w:sz="4" w:space="2" w:color="999999"/>
+          <w:right w:val="single" w:sz="4" w:space="2" w:color="999999"/>
+        </w:pBdr>
+        <w:shd w:val="clear" w:color="auto" w:fill="F6F3EA"/>
+      </w:pPr>
+      <w:r>
+        <w:rPr>
+          <w:rFonts w:ascii="맑은 고딕" w:hAnsi="맑은 고딕" w:eastAsia="맑은 고딕"/>
+          <w:b w:val="0"/>
+          <w:sz w:val="17"/>
+          <w:u w:val="none"/>
+        </w:rPr>
+        <w:t>민지: Same with my jacket. It had no holes at all; I bought a new one because the cut looked old.</w:t>
+      </w:r>
+    </w:p>
+    <w:p>
+      <w:pPr>
+        <w:spacing w:before="0" w:after="0" w:line="288" w:lineRule="auto"/>
+        <w:ind w:left="40"/>
+        <w:snapToGrid w:val="0"/>
+        <w:pBdr>
+          <w:top w:val="single" w:sz="4" w:space="2" w:color="999999"/>
+          <w:left w:val="single" w:sz="4" w:space="2" w:color="999999"/>
+          <w:bottom w:val="single" w:sz="4" w:space="2" w:color="999999"/>
+          <w:right w:val="single" w:sz="4" w:space="2" w:color="999999"/>
+        </w:pBdr>
+        <w:shd w:val="clear" w:color="auto" w:fill="F6F3EA"/>
+      </w:pPr>
+      <w:r>
+        <w:rPr>
+          <w:rFonts w:ascii="맑은 고딕" w:hAnsi="맑은 고딕" w:eastAsia="맑은 고딕"/>
+          <w:b w:val="0"/>
+          <w:sz w:val="17"/>
+          <w:u w:val="none"/>
+        </w:rPr>
+        <w:t>준호: So the companies didn’t have to wait for our phones, laptops, and jackets to break.</w:t>
+      </w:r>
+    </w:p>
+    <w:p>
+      <w:pPr>
+        <w:spacing w:before="0" w:after="0" w:line="288" w:lineRule="auto"/>
+        <w:ind w:left="40"/>
+        <w:snapToGrid w:val="0"/>
+        <w:pBdr>
+          <w:top w:val="single" w:sz="4" w:space="2" w:color="999999"/>
+          <w:left w:val="single" w:sz="4" w:space="2" w:color="999999"/>
+          <w:bottom w:val="single" w:sz="4" w:space="2" w:color="999999"/>
+          <w:right w:val="single" w:sz="4" w:space="2" w:color="999999"/>
+        </w:pBdr>
+        <w:shd w:val="clear" w:color="auto" w:fill="F6F3EA"/>
+      </w:pPr>
+      <w:r>
+        <w:rPr>
+          <w:rFonts w:ascii="맑은 고딕" w:hAnsi="맑은 고딕" w:eastAsia="맑은 고딕"/>
+          <w:b w:val="0"/>
+          <w:sz w:val="17"/>
+          <w:u w:val="none"/>
+        </w:rPr>
+        <w:t>민지: No — they only had to convince us the old ones were out of style.</w:t>
+      </w:r>
+    </w:p>
+    <w:p>
+      <w:pPr>
+        <w:spacing w:before="0" w:after="60" w:line="288" w:lineRule="auto"/>
+        <w:ind w:left="40"/>
+        <w:snapToGrid w:val="0"/>
+        <w:pBdr>
+          <w:top w:val="single" w:sz="4" w:space="2" w:color="999999"/>
+          <w:left w:val="single" w:sz="4" w:space="2" w:color="999999"/>
+          <w:bottom w:val="single" w:sz="4" w:space="2" w:color="999999"/>
+          <w:right w:val="single" w:sz="4" w:space="2" w:color="999999"/>
+        </w:pBdr>
+        <w:shd w:val="clear" w:color="auto" w:fill="F6F3EA"/>
+      </w:pPr>
+      <w:r>
+        <w:rPr>
+          <w:rFonts w:ascii="맑은 고딕" w:hAnsi="맑은 고딕" w:eastAsia="맑은 고딕"/>
+          <w:b w:val="0"/>
+          <w:sz w:val="17"/>
+          <w:u w:val="none"/>
+        </w:rPr>
+        <w:t>준호: Food sellers never need that trick. Hunger does the work for them.</w:t>
+      </w:r>
+    </w:p>
+    <w:p>
+      <w:pPr>
+        <w:spacing w:before="0" w:after="0" w:line="288" w:lineRule="auto"/>
+        <w:ind w:left="40"/>
+        <w:snapToGrid w:val="0"/>
+        <w:pBdr>
+          <w:top w:val="single" w:sz="4" w:space="2" w:color="555555"/>
+          <w:left w:val="single" w:sz="4" w:space="2" w:color="555555"/>
+          <w:bottom w:val="single" w:sz="4" w:space="2" w:color="555555"/>
+          <w:right w:val="single" w:sz="4" w:space="2" w:color="555555"/>
+        </w:pBdr>
+        <w:shd w:val="clear" w:color="auto" w:fill="FFFFFF"/>
+      </w:pPr>
+      <w:r>
+        <w:rPr>
+          <w:rFonts w:ascii="맑은 고딕" w:hAnsi="맑은 고딕" w:eastAsia="맑은 고딕"/>
+          <w:b w:val="0"/>
+          <w:sz w:val="17"/>
+          <w:u w:val="none"/>
+        </w:rPr>
+        <w:t>Replaced because it was used up  |  Replaced because it felt out of date</w:t>
+      </w:r>
+    </w:p>
+    <w:p>
+      <w:pPr>
+        <w:spacing w:before="0" w:after="0" w:line="288" w:lineRule="auto"/>
+        <w:ind w:left="40"/>
+        <w:snapToGrid w:val="0"/>
+        <w:pBdr>
+          <w:top w:val="single" w:sz="4" w:space="2" w:color="555555"/>
+          <w:left w:val="single" w:sz="4" w:space="2" w:color="555555"/>
+          <w:bottom w:val="single" w:sz="4" w:space="2" w:color="555555"/>
+          <w:right w:val="single" w:sz="4" w:space="2" w:color="555555"/>
+        </w:pBdr>
+        <w:shd w:val="clear" w:color="auto" w:fill="FFFFFF"/>
+      </w:pPr>
+      <w:r>
+        <w:rPr>
+          <w:rFonts w:ascii="맑은 고딕" w:hAnsi="맑은 고딕" w:eastAsia="맑은 고딕"/>
+          <w:b w:val="0"/>
+          <w:sz w:val="17"/>
+          <w:u w:val="none"/>
+        </w:rPr>
+        <w:t>① 준호’s weekly bread  |  ② 민지’s phone</w:t>
+      </w:r>
+    </w:p>
+    <w:p>
+      <w:pPr>
+        <w:spacing w:before="0" w:after="0" w:line="288" w:lineRule="auto"/>
+        <w:ind w:left="40"/>
+        <w:snapToGrid w:val="0"/>
+        <w:pBdr>
+          <w:top w:val="single" w:sz="4" w:space="2" w:color="555555"/>
+          <w:left w:val="single" w:sz="4" w:space="2" w:color="555555"/>
+          <w:bottom w:val="single" w:sz="4" w:space="2" w:color="555555"/>
+          <w:right w:val="single" w:sz="4" w:space="2" w:color="555555"/>
+        </w:pBdr>
+        <w:shd w:val="clear" w:color="auto" w:fill="FFFFFF"/>
+      </w:pPr>
+      <w:r>
+        <w:rPr>
+          <w:rFonts w:ascii="맑은 고딕" w:hAnsi="맑은 고딕" w:eastAsia="맑은 고딕"/>
+          <w:b w:val="0"/>
+          <w:sz w:val="17"/>
+          <w:u w:val="none"/>
+        </w:rPr>
+        <w:t>③ 준호’s sneakers  |  ⑤ 준호’s laptop</w:t>
+      </w:r>
+    </w:p>
+    <w:p>
+      <w:pPr>
+        <w:spacing w:before="0" w:after="60" w:line="288" w:lineRule="auto"/>
+        <w:ind w:left="40"/>
+        <w:snapToGrid w:val="0"/>
+        <w:pBdr>
+          <w:top w:val="single" w:sz="4" w:space="2" w:color="555555"/>
+          <w:left w:val="single" w:sz="4" w:space="2" w:color="555555"/>
+          <w:bottom w:val="single" w:sz="4" w:space="2" w:color="555555"/>
+          <w:right w:val="single" w:sz="4" w:space="2" w:color="555555"/>
+        </w:pBdr>
+        <w:shd w:val="clear" w:color="auto" w:fill="FFFFFF"/>
+      </w:pPr>
+      <w:r>
+        <w:rPr>
+          <w:rFonts w:ascii="맑은 고딕" w:hAnsi="맑은 고딕" w:eastAsia="맑은 고딕"/>
+          <w:b w:val="0"/>
+          <w:sz w:val="17"/>
+          <w:u w:val="none"/>
+        </w:rPr>
+        <w:t xml:space="preserve">④ 민지’s jacket  |  </w:t>
+      </w:r>
+    </w:p>
+    <w:p>
+      <w:pPr>
+        <w:spacing w:before="0" w:after="20" w:line="276" w:lineRule="auto"/>
+        <w:ind w:left="80"/>
+        <w:snapToGrid w:val="0"/>
+      </w:pPr>
+      <w:r>
+        <w:rPr>
+          <w:rFonts w:ascii="맑은 고딕" w:hAnsi="맑은 고딕" w:eastAsia="맑은 고딕"/>
+          <w:b w:val="0"/>
+          <w:sz w:val="17"/>
+          <w:u w:val="none"/>
+        </w:rPr>
+        <w:t>① ①    ② ②    ③ ③    ④ ④    ⑤ ⑤</w:t>
+      </w:r>
+    </w:p>
+    <w:p>
+      <w:pPr>
+        <w:keepNext/>
+        <w:spacing w:before="80" w:after="20" w:line="276" w:lineRule="auto"/>
+        <w:snapToGrid w:val="0"/>
+      </w:pPr>
+      <w:r>
+        <w:rPr>
+          <w:rFonts w:ascii="맑은 고딕" w:hAnsi="맑은 고딕" w:eastAsia="맑은 고딕"/>
+          <w:b/>
+          <w:sz w:val="17"/>
+          <w:u w:val="none"/>
+        </w:rPr>
+        <w:t>39-2.</w:t>
+      </w:r>
+      <w:r>
+        <w:rPr>
+          <w:rFonts w:ascii="맑은 고딕" w:hAnsi="맑은 고딕" w:eastAsia="맑은 고딕"/>
+          <w:b w:val="0"/>
+          <w:sz w:val="17"/>
+          <w:u w:val="none"/>
+        </w:rPr>
+        <w:t xml:space="preserve"> 다음 글의 빈칸에 들어갈 말로 가장 적절한 것은? [3.1점]</w:t>
+      </w:r>
+    </w:p>
+    <w:p>
+      <w:pPr>
+        <w:spacing w:before="0" w:after="60" w:line="288" w:lineRule="auto"/>
+        <w:ind w:left="40"/>
+        <w:snapToGrid w:val="0"/>
+        <w:pBdr>
+          <w:top w:val="single" w:sz="4" w:space="2" w:color="999999"/>
+          <w:left w:val="single" w:sz="4" w:space="2" w:color="999999"/>
+          <w:bottom w:val="single" w:sz="4" w:space="2" w:color="999999"/>
+          <w:right w:val="single" w:sz="4" w:space="2" w:color="999999"/>
+        </w:pBdr>
+        <w:shd w:val="clear" w:color="auto" w:fill="F6F3EA"/>
+      </w:pPr>
+      <w:r>
+        <w:rPr>
+          <w:rFonts w:ascii="맑은 고딕" w:hAnsi="맑은 고딕" w:eastAsia="맑은 고딕"/>
+          <w:b w:val="0"/>
+          <w:sz w:val="17"/>
+          <w:u w:val="none"/>
+        </w:rPr>
+        <w:t>Those who purchase the goods of a company are called customers. Individuals who purchase goods for personal use are called consumers: beings who consume. Therefore, companies have invented multiple ways to ensure that ________________________________. Those who sell food have an easy time, for food is literally consumed, so there is always a need to purchase new food. But with more permanent things, companies must invent reasons for their customers to continue to consume them. One way is to turn what people already own into something out of date by persuading them that it is no longer in style. The whole fashion industry exists to persuade people that fashion matters, so that they feel they must buy new clothes even when the old ones still work perfectly well.</w:t>
+      </w:r>
+    </w:p>
+    <w:p>
+      <w:pPr>
+        <w:spacing w:before="0" w:after="0" w:line="269" w:lineRule="auto"/>
+        <w:ind w:left="180" w:hanging="180"/>
+        <w:snapToGrid w:val="0"/>
+      </w:pPr>
+      <w:r>
+        <w:rPr>
+          <w:rFonts w:ascii="맑은 고딕" w:hAnsi="맑은 고딕" w:eastAsia="맑은 고딕"/>
+          <w:b w:val="0"/>
+          <w:sz w:val="17"/>
+          <w:u w:val="none"/>
+        </w:rPr>
+        <w:t>① their products last as long as possible before they need replacing</w:t>
+      </w:r>
+    </w:p>
+    <w:p>
+      <w:pPr>
+        <w:spacing w:before="0" w:after="0" w:line="269" w:lineRule="auto"/>
+        <w:ind w:left="180" w:hanging="180"/>
+        <w:snapToGrid w:val="0"/>
+      </w:pPr>
+      <w:r>
+        <w:rPr>
+          <w:rFonts w:ascii="맑은 고딕" w:hAnsi="맑은 고딕" w:eastAsia="맑은 고딕"/>
+          <w:b w:val="0"/>
+          <w:sz w:val="17"/>
+          <w:u w:val="none"/>
+        </w:rPr>
+        <w:t>② their customers keep buying more of their goods, and more often</w:t>
+      </w:r>
+    </w:p>
+    <w:p>
+      <w:pPr>
+        <w:spacing w:before="0" w:after="0" w:line="269" w:lineRule="auto"/>
+        <w:ind w:left="180" w:hanging="180"/>
+        <w:snapToGrid w:val="0"/>
+      </w:pPr>
+      <w:r>
+        <w:rPr>
+          <w:rFonts w:ascii="맑은 고딕" w:hAnsi="맑은 고딕" w:eastAsia="맑은 고딕"/>
+          <w:b w:val="0"/>
+          <w:sz w:val="17"/>
+          <w:u w:val="none"/>
+        </w:rPr>
+        <w:t>③ food reaches customers before it goes bad</w:t>
+      </w:r>
+    </w:p>
+    <w:p>
+      <w:pPr>
+        <w:spacing w:before="0" w:after="0" w:line="269" w:lineRule="auto"/>
+        <w:ind w:left="180" w:hanging="180"/>
+        <w:snapToGrid w:val="0"/>
+      </w:pPr>
+      <w:r>
+        <w:rPr>
+          <w:rFonts w:ascii="맑은 고딕" w:hAnsi="맑은 고딕" w:eastAsia="맑은 고딕"/>
+          <w:b w:val="0"/>
+          <w:sz w:val="17"/>
+          <w:u w:val="none"/>
+        </w:rPr>
+        <w:t>④ customers understand the difference between a customer and a consumer</w:t>
+      </w:r>
+    </w:p>
+    <w:p>
+      <w:pPr>
+        <w:spacing w:before="0" w:after="0" w:line="269" w:lineRule="auto"/>
+        <w:ind w:left="180" w:hanging="180"/>
+        <w:snapToGrid w:val="0"/>
+      </w:pPr>
+      <w:r>
+        <w:rPr>
+          <w:rFonts w:ascii="맑은 고딕" w:hAnsi="맑은 고딕" w:eastAsia="맑은 고딕"/>
+          <w:b w:val="0"/>
+          <w:sz w:val="17"/>
+          <w:u w:val="none"/>
+        </w:rPr>
+        <w:t>⑤ their marketing departments do not run out of creative ideas</w:t>
+      </w:r>
+    </w:p>
+    <w:p>
+      <w:pPr>
+        <w:keepNext/>
+        <w:spacing w:before="80" w:after="20" w:line="276" w:lineRule="auto"/>
+        <w:snapToGrid w:val="0"/>
+      </w:pPr>
+      <w:r>
+        <w:rPr>
+          <w:rFonts w:ascii="맑은 고딕" w:hAnsi="맑은 고딕" w:eastAsia="맑은 고딕"/>
+          <w:b/>
+          <w:sz w:val="17"/>
+          <w:u w:val="none"/>
+        </w:rPr>
+        <w:t>39-3.</w:t>
+      </w:r>
+      <w:r>
+        <w:rPr>
+          <w:rFonts w:ascii="맑은 고딕" w:hAnsi="맑은 고딕" w:eastAsia="맑은 고딕"/>
+          <w:b w:val="0"/>
+          <w:sz w:val="17"/>
+          <w:u w:val="none"/>
+        </w:rPr>
+        <w:t xml:space="preserve"> 다음 글의 밑줄 친 ⓐ ~ ⓕ 중, 어법상 </w:t>
       </w:r>
       <w:r>
         <w:rPr>
@@ -1542,7 +2033,7 @@
           <w:sz w:val="17"/>
           <w:u w:val="single"/>
         </w:rPr>
-        <w:t>outdated</w:t>
+        <w:t>틀린</w:t>
       </w:r>
       <w:r>
         <w:rPr>
@@ -1551,7 +2042,30 @@
           <w:sz w:val="17"/>
           <w:u w:val="none"/>
         </w:rPr>
-        <w:t xml:space="preserve"> by ⓐ</w:t>
+        <w:t xml:space="preserve"> 것을 모두 고른 것은? [3.0점]</w:t>
+      </w:r>
+    </w:p>
+    <w:p>
+      <w:pPr>
+        <w:spacing w:before="0" w:after="60" w:line="288" w:lineRule="auto"/>
+        <w:ind w:left="40"/>
+        <w:snapToGrid w:val="0"/>
+        <w:pBdr>
+          <w:top w:val="single" w:sz="4" w:space="2" w:color="999999"/>
+          <w:left w:val="single" w:sz="4" w:space="2" w:color="999999"/>
+          <w:bottom w:val="single" w:sz="4" w:space="2" w:color="999999"/>
+          <w:right w:val="single" w:sz="4" w:space="2" w:color="999999"/>
+        </w:pBdr>
+        <w:shd w:val="clear" w:color="auto" w:fill="F6F3EA"/>
+      </w:pPr>
+      <w:r>
+        <w:rPr>
+          <w:rFonts w:ascii="맑은 고딕" w:hAnsi="맑은 고딕" w:eastAsia="맑은 고딕"/>
+          <w:b w:val="0"/>
+          <w:sz w:val="17"/>
+          <w:u w:val="none"/>
+        </w:rPr>
+        <w:t>Those who purchase the goods of a company ⓐ</w:t>
       </w:r>
       <w:r>
         <w:rPr>
@@ -1560,7 +2074,7 @@
           <w:sz w:val="17"/>
           <w:u w:val="single"/>
         </w:rPr>
-        <w:t>convincing</w:t>
+        <w:t>is</w:t>
       </w:r>
       <w:r>
         <w:rPr>
@@ -1569,7 +2083,830 @@
           <w:sz w:val="17"/>
           <w:u w:val="none"/>
         </w:rPr>
-        <w:t xml:space="preserve"> them that it is no longer fashionable. The entire fashion industry is built to convince people that fashion matters, so they must purchase new clothing, even though the old is still perfectly functionable. Fashion today extends to far more things than clothes: automobiles, mobile phones, computers—the list is extended indefinitely, limited only by the limits of the creative minds of the marketing divisions of companies.</w:t>
+        <w:t xml:space="preserve"> called customers. Individuals who purchase goods for personal use are called consumers: beings who consume. As a result, companies have come up with many ways ⓑ</w:t>
+      </w:r>
+      <w:r>
+        <w:rPr>
+          <w:rFonts w:ascii="맑은 고딕" w:hAnsi="맑은 고딕" w:eastAsia="맑은 고딕"/>
+          <w:b w:val="0"/>
+          <w:sz w:val="17"/>
+          <w:u w:val="single"/>
+        </w:rPr>
+        <w:t>to ensure</w:t>
+      </w:r>
+      <w:r>
+        <w:rPr>
+          <w:rFonts w:ascii="맑은 고딕" w:hAnsi="맑은 고딕" w:eastAsia="맑은 고딕"/>
+          <w:b w:val="0"/>
+          <w:sz w:val="17"/>
+          <w:u w:val="none"/>
+        </w:rPr>
+        <w:t xml:space="preserve"> that their customers use up the goods they produce in ever greater amounts and ever more often. Those who sell food have an easy time, for food is literally consumed, so there is always a need to purchase new food. But with more permanent things, companies must invent reasons for their customers to continue to consume them. One approach is to make the stuff ⓒ</w:t>
+      </w:r>
+      <w:r>
+        <w:rPr>
+          <w:rFonts w:ascii="맑은 고딕" w:hAnsi="맑은 고딕" w:eastAsia="맑은 고딕"/>
+          <w:b w:val="0"/>
+          <w:sz w:val="17"/>
+          <w:u w:val="single"/>
+        </w:rPr>
+        <w:t>what</w:t>
+      </w:r>
+      <w:r>
+        <w:rPr>
+          <w:rFonts w:ascii="맑은 고딕" w:hAnsi="맑은 고딕" w:eastAsia="맑은 고딕"/>
+          <w:b w:val="0"/>
+          <w:sz w:val="17"/>
+          <w:u w:val="none"/>
+        </w:rPr>
+        <w:t xml:space="preserve"> people already have outdated ⓓ</w:t>
+      </w:r>
+      <w:r>
+        <w:rPr>
+          <w:rFonts w:ascii="맑은 고딕" w:hAnsi="맑은 고딕" w:eastAsia="맑은 고딕"/>
+          <w:b w:val="0"/>
+          <w:sz w:val="17"/>
+          <w:u w:val="single"/>
+        </w:rPr>
+        <w:t>by convincing</w:t>
+      </w:r>
+      <w:r>
+        <w:rPr>
+          <w:rFonts w:ascii="맑은 고딕" w:hAnsi="맑은 고딕" w:eastAsia="맑은 고딕"/>
+          <w:b w:val="0"/>
+          <w:sz w:val="17"/>
+          <w:u w:val="none"/>
+        </w:rPr>
+        <w:t xml:space="preserve"> them that it is no longer fashionable. The whole fashion industry exists to persuade people that fashion ⓔ</w:t>
+      </w:r>
+      <w:r>
+        <w:rPr>
+          <w:rFonts w:ascii="맑은 고딕" w:hAnsi="맑은 고딕" w:eastAsia="맑은 고딕"/>
+          <w:b w:val="0"/>
+          <w:sz w:val="17"/>
+          <w:u w:val="single"/>
+        </w:rPr>
+        <w:t>matters</w:t>
+      </w:r>
+      <w:r>
+        <w:rPr>
+          <w:rFonts w:ascii="맑은 고딕" w:hAnsi="맑은 고딕" w:eastAsia="맑은 고딕"/>
+          <w:b w:val="0"/>
+          <w:sz w:val="17"/>
+          <w:u w:val="none"/>
+        </w:rPr>
+        <w:t>, so that they feel they must buy new clothes even when the old ones still work perfectly well. Fashion today extends to far more things than clothes: automobiles, mobile phones, computers—the list is extended indefinitely, ⓕ</w:t>
+      </w:r>
+      <w:r>
+        <w:rPr>
+          <w:rFonts w:ascii="맑은 고딕" w:hAnsi="맑은 고딕" w:eastAsia="맑은 고딕"/>
+          <w:b w:val="0"/>
+          <w:sz w:val="17"/>
+          <w:u w:val="single"/>
+        </w:rPr>
+        <w:t>limiting</w:t>
+      </w:r>
+      <w:r>
+        <w:rPr>
+          <w:rFonts w:ascii="맑은 고딕" w:hAnsi="맑은 고딕" w:eastAsia="맑은 고딕"/>
+          <w:b w:val="0"/>
+          <w:sz w:val="17"/>
+          <w:u w:val="none"/>
+        </w:rPr>
+        <w:t xml:space="preserve"> only by the limits of the creative minds of the marketing divisions of companies.</w:t>
+      </w:r>
+    </w:p>
+    <w:p>
+      <w:pPr>
+        <w:spacing w:before="0" w:after="20" w:line="276" w:lineRule="auto"/>
+        <w:ind w:left="80"/>
+        <w:snapToGrid w:val="0"/>
+      </w:pPr>
+      <w:r>
+        <w:rPr>
+          <w:rFonts w:ascii="맑은 고딕" w:hAnsi="맑은 고딕" w:eastAsia="맑은 고딕"/>
+          <w:b w:val="0"/>
+          <w:sz w:val="17"/>
+          <w:u w:val="none"/>
+        </w:rPr>
+        <w:t>① ⓐ, ⓑ    ② ⓑ, ⓓ, ⓔ    ③ ⓒ, ⓔ    ④ ⓐ, ⓒ, ⓓ    ⑤ ⓐ, ⓒ, ⓕ</w:t>
+      </w:r>
+    </w:p>
+    <w:p>
+      <w:pPr>
+        <w:keepNext/>
+        <w:spacing w:before="80" w:after="20" w:line="276" w:lineRule="auto"/>
+        <w:snapToGrid w:val="0"/>
+      </w:pPr>
+      <w:r>
+        <w:rPr>
+          <w:rFonts w:ascii="맑은 고딕" w:hAnsi="맑은 고딕" w:eastAsia="맑은 고딕"/>
+          <w:b/>
+          <w:sz w:val="17"/>
+          <w:u w:val="none"/>
+        </w:rPr>
+        <w:t>39-4.</w:t>
+      </w:r>
+      <w:r>
+        <w:rPr>
+          <w:rFonts w:ascii="맑은 고딕" w:hAnsi="맑은 고딕" w:eastAsia="맑은 고딕"/>
+          <w:b w:val="0"/>
+          <w:sz w:val="17"/>
+          <w:u w:val="none"/>
+        </w:rPr>
+        <w:t xml:space="preserve"> 윗글의 밑줄 친 </w:t>
+      </w:r>
+      <w:r>
+        <w:rPr>
+          <w:rFonts w:ascii="맑은 고딕" w:hAnsi="맑은 고딕" w:eastAsia="맑은 고딕"/>
+          <w:b w:val="0"/>
+          <w:sz w:val="17"/>
+          <w:u w:val="single"/>
+        </w:rPr>
+        <w:t>limited only by the limits of the creative minds of the marketing divisions of companies</w:t>
+      </w:r>
+      <w:r>
+        <w:rPr>
+          <w:rFonts w:ascii="맑은 고딕" w:hAnsi="맑은 고딕" w:eastAsia="맑은 고딕"/>
+          <w:b w:val="0"/>
+          <w:sz w:val="17"/>
+          <w:u w:val="none"/>
+        </w:rPr>
+        <w:t>가 의미하는 바로 가장 적절한 것은? [3.0점]</w:t>
+      </w:r>
+    </w:p>
+    <w:p>
+      <w:pPr>
+        <w:spacing w:before="0" w:after="60" w:line="288" w:lineRule="auto"/>
+        <w:ind w:left="40"/>
+        <w:snapToGrid w:val="0"/>
+        <w:pBdr>
+          <w:top w:val="single" w:sz="4" w:space="2" w:color="999999"/>
+          <w:left w:val="single" w:sz="4" w:space="2" w:color="999999"/>
+          <w:bottom w:val="single" w:sz="4" w:space="2" w:color="999999"/>
+          <w:right w:val="single" w:sz="4" w:space="2" w:color="999999"/>
+        </w:pBdr>
+        <w:shd w:val="clear" w:color="auto" w:fill="F6F3EA"/>
+      </w:pPr>
+      <w:r>
+        <w:rPr>
+          <w:rFonts w:ascii="맑은 고딕" w:hAnsi="맑은 고딕" w:eastAsia="맑은 고딕"/>
+          <w:b w:val="0"/>
+          <w:sz w:val="17"/>
+          <w:u w:val="none"/>
+        </w:rPr>
+        <w:t xml:space="preserve">But with more permanent things, companies must invent reasons for their customers to continue to consume them. One approach is to make the stuff that people already have outdated by convincing them that it is no longer fashionable. Fashion today extends to far more things than clothes: automobiles, mobile phones, computers—the list is extended indefinitely, </w:t>
+      </w:r>
+      <w:r>
+        <w:rPr>
+          <w:rFonts w:ascii="맑은 고딕" w:hAnsi="맑은 고딕" w:eastAsia="맑은 고딕"/>
+          <w:b w:val="0"/>
+          <w:sz w:val="17"/>
+          <w:u w:val="single"/>
+        </w:rPr>
+        <w:t>limited only by the limits of the creative minds of the marketing divisions of companies</w:t>
+      </w:r>
+      <w:r>
+        <w:rPr>
+          <w:rFonts w:ascii="맑은 고딕" w:hAnsi="맑은 고딕" w:eastAsia="맑은 고딕"/>
+          <w:b w:val="0"/>
+          <w:sz w:val="17"/>
+          <w:u w:val="none"/>
+        </w:rPr>
+        <w:t>.</w:t>
+      </w:r>
+    </w:p>
+    <w:p>
+      <w:pPr>
+        <w:spacing w:before="0" w:after="0" w:line="269" w:lineRule="auto"/>
+        <w:ind w:left="180" w:hanging="180"/>
+        <w:snapToGrid w:val="0"/>
+      </w:pPr>
+      <w:r>
+        <w:rPr>
+          <w:rFonts w:ascii="맑은 고딕" w:hAnsi="맑은 고딕" w:eastAsia="맑은 고딕"/>
+          <w:b w:val="0"/>
+          <w:sz w:val="17"/>
+          <w:u w:val="none"/>
+        </w:rPr>
+        <w:t>① companies cannot sell more products than their marketing budgets allow</w:t>
+      </w:r>
+    </w:p>
+    <w:p>
+      <w:pPr>
+        <w:spacing w:before="0" w:after="0" w:line="269" w:lineRule="auto"/>
+        <w:ind w:left="180" w:hanging="180"/>
+        <w:snapToGrid w:val="0"/>
+      </w:pPr>
+      <w:r>
+        <w:rPr>
+          <w:rFonts w:ascii="맑은 고딕" w:hAnsi="맑은 고딕" w:eastAsia="맑은 고딕"/>
+          <w:b w:val="0"/>
+          <w:sz w:val="17"/>
+          <w:u w:val="none"/>
+        </w:rPr>
+        <w:t>② marketing departments are the least creative part of most companies</w:t>
+      </w:r>
+    </w:p>
+    <w:p>
+      <w:pPr>
+        <w:spacing w:before="0" w:after="0" w:line="269" w:lineRule="auto"/>
+        <w:ind w:left="180" w:hanging="180"/>
+        <w:snapToGrid w:val="0"/>
+      </w:pPr>
+      <w:r>
+        <w:rPr>
+          <w:rFonts w:ascii="맑은 고딕" w:hAnsi="맑은 고딕" w:eastAsia="맑은 고딕"/>
+          <w:b w:val="0"/>
+          <w:sz w:val="17"/>
+          <w:u w:val="none"/>
+        </w:rPr>
+        <w:t>③ only a few products, such as clothes, can ever be made fashionable</w:t>
+      </w:r>
+    </w:p>
+    <w:p>
+      <w:pPr>
+        <w:spacing w:before="0" w:after="0" w:line="269" w:lineRule="auto"/>
+        <w:ind w:left="180" w:hanging="180"/>
+        <w:snapToGrid w:val="0"/>
+      </w:pPr>
+      <w:r>
+        <w:rPr>
+          <w:rFonts w:ascii="맑은 고딕" w:hAnsi="맑은 고딕" w:eastAsia="맑은 고딕"/>
+          <w:b w:val="0"/>
+          <w:sz w:val="17"/>
+          <w:u w:val="none"/>
+        </w:rPr>
+        <w:t>④ customers decide for themselves which products count as fashionable</w:t>
+      </w:r>
+    </w:p>
+    <w:p>
+      <w:pPr>
+        <w:spacing w:before="0" w:after="0" w:line="269" w:lineRule="auto"/>
+        <w:ind w:left="180" w:hanging="180"/>
+        <w:snapToGrid w:val="0"/>
+      </w:pPr>
+      <w:r>
+        <w:rPr>
+          <w:rFonts w:ascii="맑은 고딕" w:hAnsi="맑은 고딕" w:eastAsia="맑은 고딕"/>
+          <w:b w:val="0"/>
+          <w:sz w:val="17"/>
+          <w:u w:val="none"/>
+        </w:rPr>
+        <w:t>⑤ almost any product can be turned into a fashion item if marketers can imagine a way to do so</w:t>
+      </w:r>
+    </w:p>
+    <w:p>
+      <w:pPr>
+        <w:keepNext/>
+        <w:spacing w:before="80" w:after="20" w:line="276" w:lineRule="auto"/>
+        <w:snapToGrid w:val="0"/>
+      </w:pPr>
+      <w:r>
+        <w:rPr>
+          <w:rFonts w:ascii="맑은 고딕" w:hAnsi="맑은 고딕" w:eastAsia="맑은 고딕"/>
+          <w:b/>
+          <w:sz w:val="17"/>
+          <w:u w:val="none"/>
+        </w:rPr>
+        <w:t>39-5.</w:t>
+      </w:r>
+      <w:r>
+        <w:rPr>
+          <w:rFonts w:ascii="맑은 고딕" w:hAnsi="맑은 고딕" w:eastAsia="맑은 고딕"/>
+          <w:b w:val="0"/>
+          <w:sz w:val="17"/>
+          <w:u w:val="none"/>
+        </w:rPr>
+        <w:t xml:space="preserve"> According to the passage, which of the following is </w:t>
+      </w:r>
+      <w:r>
+        <w:rPr>
+          <w:rFonts w:ascii="맑은 고딕" w:hAnsi="맑은 고딕" w:eastAsia="맑은 고딕"/>
+          <w:b w:val="0"/>
+          <w:sz w:val="17"/>
+          <w:u w:val="single"/>
+        </w:rPr>
+        <w:t>NOT</w:t>
+      </w:r>
+      <w:r>
+        <w:rPr>
+          <w:rFonts w:ascii="맑은 고딕" w:hAnsi="맑은 고딕" w:eastAsia="맑은 고딕"/>
+          <w:b w:val="0"/>
+          <w:sz w:val="17"/>
+          <w:u w:val="none"/>
+        </w:rPr>
+        <w:t xml:space="preserve"> true? [2.9점]</w:t>
+      </w:r>
+    </w:p>
+    <w:p>
+      <w:pPr>
+        <w:spacing w:before="0" w:after="60" w:line="288" w:lineRule="auto"/>
+        <w:ind w:left="40"/>
+        <w:snapToGrid w:val="0"/>
+        <w:pBdr>
+          <w:top w:val="single" w:sz="4" w:space="2" w:color="999999"/>
+          <w:left w:val="single" w:sz="4" w:space="2" w:color="999999"/>
+          <w:bottom w:val="single" w:sz="4" w:space="2" w:color="999999"/>
+          <w:right w:val="single" w:sz="4" w:space="2" w:color="999999"/>
+        </w:pBdr>
+        <w:shd w:val="clear" w:color="auto" w:fill="F6F3EA"/>
+      </w:pPr>
+      <w:r>
+        <w:rPr>
+          <w:rFonts w:ascii="맑은 고딕" w:hAnsi="맑은 고딕" w:eastAsia="맑은 고딕"/>
+          <w:b w:val="0"/>
+          <w:sz w:val="17"/>
+          <w:u w:val="none"/>
+        </w:rPr>
+        <w:t>People who buy what a company sells are known as customers. Those who buy goods for their own use are known as consumers, that is, beings who consume. As a result, companies have come up with many ways of making sure that their customers use up the goods they produce in ever greater amounts and ever more often. Food sellers have it easy, since food is consumed in the literal sense and new food is always needed. With goods that last, however, companies must create reasons for their customers to keep on consuming. One way is to turn what people already own into something out of date by persuading them that it is no longer in style. The whole fashion industry exists to persuade people that fashion matters, so that they feel they must buy new clothes even when the old ones still work perfectly well. Today fashion reaches far beyond clothing: cars, mobile phones, computers—the list goes on without end, held back only by how inventive a company’s marketing department can be.</w:t>
+      </w:r>
+    </w:p>
+    <w:p>
+      <w:pPr>
+        <w:spacing w:before="0" w:after="0" w:line="269" w:lineRule="auto"/>
+        <w:ind w:left="180" w:hanging="180"/>
+        <w:snapToGrid w:val="0"/>
+      </w:pPr>
+      <w:r>
+        <w:rPr>
+          <w:rFonts w:ascii="맑은 고딕" w:hAnsi="맑은 고딕" w:eastAsia="맑은 고딕"/>
+          <w:b w:val="0"/>
+          <w:sz w:val="17"/>
+          <w:u w:val="none"/>
+        </w:rPr>
+        <w:t>① A consumer is defined as a person who buys goods for his or her own use.</w:t>
+      </w:r>
+    </w:p>
+    <w:p>
+      <w:pPr>
+        <w:spacing w:before="0" w:after="0" w:line="269" w:lineRule="auto"/>
+        <w:ind w:left="180" w:hanging="180"/>
+        <w:snapToGrid w:val="0"/>
+      </w:pPr>
+      <w:r>
+        <w:rPr>
+          <w:rFonts w:ascii="맑은 고딕" w:hAnsi="맑은 고딕" w:eastAsia="맑은 고딕"/>
+          <w:b w:val="0"/>
+          <w:sz w:val="17"/>
+          <w:u w:val="none"/>
+        </w:rPr>
+        <w:t>② Companies look for ways to make customers buy their goods in greater amounts and more often.</w:t>
+      </w:r>
+    </w:p>
+    <w:p>
+      <w:pPr>
+        <w:spacing w:before="0" w:after="0" w:line="269" w:lineRule="auto"/>
+        <w:ind w:left="180" w:hanging="180"/>
+        <w:snapToGrid w:val="0"/>
+      </w:pPr>
+      <w:r>
+        <w:rPr>
+          <w:rFonts w:ascii="맑은 고딕" w:hAnsi="맑은 고딕" w:eastAsia="맑은 고딕"/>
+          <w:b w:val="0"/>
+          <w:sz w:val="17"/>
+          <w:u w:val="none"/>
+        </w:rPr>
+        <w:t>③ Food sellers rely on fashion to make customers come back for more.</w:t>
+      </w:r>
+    </w:p>
+    <w:p>
+      <w:pPr>
+        <w:spacing w:before="0" w:after="0" w:line="269" w:lineRule="auto"/>
+        <w:ind w:left="180" w:hanging="180"/>
+        <w:snapToGrid w:val="0"/>
+      </w:pPr>
+      <w:r>
+        <w:rPr>
+          <w:rFonts w:ascii="맑은 고딕" w:hAnsi="맑은 고딕" w:eastAsia="맑은 고딕"/>
+          <w:b w:val="0"/>
+          <w:sz w:val="17"/>
+          <w:u w:val="none"/>
+        </w:rPr>
+        <w:t>④ Making people feel that what they own is out of style is one way to keep durable goods selling.</w:t>
+      </w:r>
+    </w:p>
+    <w:p>
+      <w:pPr>
+        <w:spacing w:before="0" w:after="0" w:line="269" w:lineRule="auto"/>
+        <w:ind w:left="180" w:hanging="180"/>
+        <w:snapToGrid w:val="0"/>
+      </w:pPr>
+      <w:r>
+        <w:rPr>
+          <w:rFonts w:ascii="맑은 고딕" w:hAnsi="맑은 고딕" w:eastAsia="맑은 고딕"/>
+          <w:b w:val="0"/>
+          <w:sz w:val="17"/>
+          <w:u w:val="none"/>
+        </w:rPr>
+        <w:t>⑤ Fashion now applies to cars, phones, and computers as well as clothes.</w:t>
+      </w:r>
+    </w:p>
+    <w:p>
+      <w:pPr>
+        <w:keepNext/>
+        <w:spacing w:before="80" w:after="20" w:line="276" w:lineRule="auto"/>
+        <w:snapToGrid w:val="0"/>
+      </w:pPr>
+      <w:r>
+        <w:rPr>
+          <w:rFonts w:ascii="맑은 고딕" w:hAnsi="맑은 고딕" w:eastAsia="맑은 고딕"/>
+          <w:b/>
+          <w:sz w:val="17"/>
+          <w:u w:val="none"/>
+        </w:rPr>
+        <w:t>39-6.</w:t>
+      </w:r>
+      <w:r>
+        <w:rPr>
+          <w:rFonts w:ascii="맑은 고딕" w:hAnsi="맑은 고딕" w:eastAsia="맑은 고딕"/>
+          <w:b w:val="0"/>
+          <w:sz w:val="17"/>
+          <w:u w:val="none"/>
+        </w:rPr>
+        <w:t xml:space="preserve"> What is the main idea of the passage? [3.0점]</w:t>
+      </w:r>
+    </w:p>
+    <w:p>
+      <w:pPr>
+        <w:spacing w:before="0" w:after="60" w:line="288" w:lineRule="auto"/>
+        <w:ind w:left="40"/>
+        <w:snapToGrid w:val="0"/>
+        <w:pBdr>
+          <w:top w:val="single" w:sz="4" w:space="2" w:color="999999"/>
+          <w:left w:val="single" w:sz="4" w:space="2" w:color="999999"/>
+          <w:bottom w:val="single" w:sz="4" w:space="2" w:color="999999"/>
+          <w:right w:val="single" w:sz="4" w:space="2" w:color="999999"/>
+        </w:pBdr>
+        <w:shd w:val="clear" w:color="auto" w:fill="F6F3EA"/>
+      </w:pPr>
+      <w:r>
+        <w:rPr>
+          <w:rFonts w:ascii="맑은 고딕" w:hAnsi="맑은 고딕" w:eastAsia="맑은 고딕"/>
+          <w:b w:val="0"/>
+          <w:sz w:val="17"/>
+          <w:u w:val="none"/>
+        </w:rPr>
+        <w:t>People who buy what a company sells are known as customers. Those who buy goods for their own use are known as consumers, that is, beings who consume. As a result, companies have come up with many ways of making sure that their customers use up the goods they produce in ever greater amounts and ever more often. Food sellers have it easy, since food is consumed in the literal sense and new food is always needed. With goods that last, however, companies must create reasons for their customers to keep on consuming. One way is to turn what people already own into something out of date by persuading them that it is no longer in style. The whole fashion industry exists to persuade people that fashion matters, so that they feel they must buy new clothes even when the old ones still work perfectly well. Today fashion reaches far beyond clothing: cars, mobile phones, computers—the list goes on without end, held back only by how inventive a company’s marketing department can be.</w:t>
+      </w:r>
+    </w:p>
+    <w:p>
+      <w:pPr>
+        <w:spacing w:before="0" w:after="0" w:line="269" w:lineRule="auto"/>
+        <w:ind w:left="180" w:hanging="180"/>
+        <w:snapToGrid w:val="0"/>
+      </w:pPr>
+      <w:r>
+        <w:rPr>
+          <w:rFonts w:ascii="맑은 고딕" w:hAnsi="맑은 고딕" w:eastAsia="맑은 고딕"/>
+          <w:b w:val="0"/>
+          <w:sz w:val="17"/>
+          <w:u w:val="none"/>
+        </w:rPr>
+        <w:t>① Companies create fashion to make people keep buying goods that have not actually worn out.</w:t>
+      </w:r>
+    </w:p>
+    <w:p>
+      <w:pPr>
+        <w:spacing w:before="0" w:after="0" w:line="269" w:lineRule="auto"/>
+        <w:ind w:left="180" w:hanging="180"/>
+        <w:snapToGrid w:val="0"/>
+      </w:pPr>
+      <w:r>
+        <w:rPr>
+          <w:rFonts w:ascii="맑은 고딕" w:hAnsi="맑은 고딕" w:eastAsia="맑은 고딕"/>
+          <w:b w:val="0"/>
+          <w:sz w:val="17"/>
+          <w:u w:val="none"/>
+        </w:rPr>
+        <w:t>② The words ‘customer’ and ‘consumer’ should not be used interchangeably.</w:t>
+      </w:r>
+    </w:p>
+    <w:p>
+      <w:pPr>
+        <w:spacing w:before="0" w:after="0" w:line="269" w:lineRule="auto"/>
+        <w:ind w:left="180" w:hanging="180"/>
+        <w:snapToGrid w:val="0"/>
+      </w:pPr>
+      <w:r>
+        <w:rPr>
+          <w:rFonts w:ascii="맑은 고딕" w:hAnsi="맑은 고딕" w:eastAsia="맑은 고딕"/>
+          <w:b w:val="0"/>
+          <w:sz w:val="17"/>
+          <w:u w:val="none"/>
+        </w:rPr>
+        <w:t>③ Food companies have a harder time than clothing companies in keeping their customers.</w:t>
+      </w:r>
+    </w:p>
+    <w:p>
+      <w:pPr>
+        <w:spacing w:before="0" w:after="0" w:line="269" w:lineRule="auto"/>
+        <w:ind w:left="180" w:hanging="180"/>
+        <w:snapToGrid w:val="0"/>
+      </w:pPr>
+      <w:r>
+        <w:rPr>
+          <w:rFonts w:ascii="맑은 고딕" w:hAnsi="맑은 고딕" w:eastAsia="맑은 고딕"/>
+          <w:b w:val="0"/>
+          <w:sz w:val="17"/>
+          <w:u w:val="none"/>
+        </w:rPr>
+        <w:t>④ Consumers are becoming wiser about resisting marketing tricks.</w:t>
+      </w:r>
+    </w:p>
+    <w:p>
+      <w:pPr>
+        <w:spacing w:before="0" w:after="0" w:line="269" w:lineRule="auto"/>
+        <w:ind w:left="180" w:hanging="180"/>
+        <w:snapToGrid w:val="0"/>
+      </w:pPr>
+      <w:r>
+        <w:rPr>
+          <w:rFonts w:ascii="맑은 고딕" w:hAnsi="맑은 고딕" w:eastAsia="맑은 고딕"/>
+          <w:b w:val="0"/>
+          <w:sz w:val="17"/>
+          <w:u w:val="none"/>
+        </w:rPr>
+        <w:t>⑤ Creative marketing is the most important department in any company.</w:t>
+      </w:r>
+    </w:p>
+    <w:p>
+      <w:pPr>
+        <w:keepNext/>
+        <w:spacing w:before="80" w:after="20" w:line="276" w:lineRule="auto"/>
+        <w:snapToGrid w:val="0"/>
+      </w:pPr>
+      <w:r>
+        <w:rPr>
+          <w:rFonts w:ascii="맑은 고딕" w:hAnsi="맑은 고딕" w:eastAsia="맑은 고딕"/>
+          <w:b/>
+          <w:sz w:val="17"/>
+          <w:u w:val="none"/>
+        </w:rPr>
+        <w:t>39-7.</w:t>
+      </w:r>
+      <w:r>
+        <w:rPr>
+          <w:rFonts w:ascii="맑은 고딕" w:hAnsi="맑은 고딕" w:eastAsia="맑은 고딕"/>
+          <w:b w:val="0"/>
+          <w:sz w:val="17"/>
+          <w:u w:val="none"/>
+        </w:rPr>
+        <w:t xml:space="preserve"> 다음 글의 밑줄 친 부분 중, 문맥상 낱말의 쓰임이 적절하지 </w:t>
+      </w:r>
+      <w:r>
+        <w:rPr>
+          <w:rFonts w:ascii="맑은 고딕" w:hAnsi="맑은 고딕" w:eastAsia="맑은 고딕"/>
+          <w:b w:val="0"/>
+          <w:sz w:val="17"/>
+          <w:u w:val="single"/>
+        </w:rPr>
+        <w:t>않은</w:t>
+      </w:r>
+      <w:r>
+        <w:rPr>
+          <w:rFonts w:ascii="맑은 고딕" w:hAnsi="맑은 고딕" w:eastAsia="맑은 고딕"/>
+          <w:b w:val="0"/>
+          <w:sz w:val="17"/>
+          <w:u w:val="none"/>
+        </w:rPr>
+        <w:t xml:space="preserve"> 것은? [3.0점]</w:t>
+      </w:r>
+    </w:p>
+    <w:p>
+      <w:pPr>
+        <w:spacing w:before="0" w:after="60" w:line="288" w:lineRule="auto"/>
+        <w:ind w:left="40"/>
+        <w:snapToGrid w:val="0"/>
+        <w:pBdr>
+          <w:top w:val="single" w:sz="4" w:space="2" w:color="999999"/>
+          <w:left w:val="single" w:sz="4" w:space="2" w:color="999999"/>
+          <w:bottom w:val="single" w:sz="4" w:space="2" w:color="999999"/>
+          <w:right w:val="single" w:sz="4" w:space="2" w:color="999999"/>
+        </w:pBdr>
+        <w:shd w:val="clear" w:color="auto" w:fill="F6F3EA"/>
+      </w:pPr>
+      <w:r>
+        <w:rPr>
+          <w:rFonts w:ascii="맑은 고딕" w:hAnsi="맑은 고딕" w:eastAsia="맑은 고딕"/>
+          <w:b w:val="0"/>
+          <w:sz w:val="17"/>
+          <w:u w:val="none"/>
+        </w:rPr>
+        <w:t>Those who purchase the goods of a company are called customers. Individuals who purchase goods for personal use are called consumers: beings who consume. As a result, companies have come up with many ways of making sure that their customers use up the goods they produce in ever greater amounts and ever more often. Those who sell food have a ①</w:t>
+      </w:r>
+      <w:r>
+        <w:rPr>
+          <w:rFonts w:ascii="맑은 고딕" w:hAnsi="맑은 고딕" w:eastAsia="맑은 고딕"/>
+          <w:b w:val="0"/>
+          <w:sz w:val="17"/>
+          <w:u w:val="single"/>
+        </w:rPr>
+        <w:t>hard</w:t>
+      </w:r>
+      <w:r>
+        <w:rPr>
+          <w:rFonts w:ascii="맑은 고딕" w:hAnsi="맑은 고딕" w:eastAsia="맑은 고딕"/>
+          <w:b w:val="0"/>
+          <w:sz w:val="17"/>
+          <w:u w:val="none"/>
+        </w:rPr>
+        <w:t xml:space="preserve"> time, for food is literally consumed, so there is always a need to purchase new food. But with more ②</w:t>
+      </w:r>
+      <w:r>
+        <w:rPr>
+          <w:rFonts w:ascii="맑은 고딕" w:hAnsi="맑은 고딕" w:eastAsia="맑은 고딕"/>
+          <w:b w:val="0"/>
+          <w:sz w:val="17"/>
+          <w:u w:val="single"/>
+        </w:rPr>
+        <w:t>permanent</w:t>
+      </w:r>
+      <w:r>
+        <w:rPr>
+          <w:rFonts w:ascii="맑은 고딕" w:hAnsi="맑은 고딕" w:eastAsia="맑은 고딕"/>
+          <w:b w:val="0"/>
+          <w:sz w:val="17"/>
+          <w:u w:val="none"/>
+        </w:rPr>
+        <w:t xml:space="preserve"> things, companies must invent reasons for their customers to continue to consume them. One approach is to make the stuff that people already have ③</w:t>
+      </w:r>
+      <w:r>
+        <w:rPr>
+          <w:rFonts w:ascii="맑은 고딕" w:hAnsi="맑은 고딕" w:eastAsia="맑은 고딕"/>
+          <w:b w:val="0"/>
+          <w:sz w:val="17"/>
+          <w:u w:val="single"/>
+        </w:rPr>
+        <w:t>outdated</w:t>
+      </w:r>
+      <w:r>
+        <w:rPr>
+          <w:rFonts w:ascii="맑은 고딕" w:hAnsi="맑은 고딕" w:eastAsia="맑은 고딕"/>
+          <w:b w:val="0"/>
+          <w:sz w:val="17"/>
+          <w:u w:val="none"/>
+        </w:rPr>
+        <w:t xml:space="preserve"> by convincing them that it is no longer ④</w:t>
+      </w:r>
+      <w:r>
+        <w:rPr>
+          <w:rFonts w:ascii="맑은 고딕" w:hAnsi="맑은 고딕" w:eastAsia="맑은 고딕"/>
+          <w:b w:val="0"/>
+          <w:sz w:val="17"/>
+          <w:u w:val="single"/>
+        </w:rPr>
+        <w:t>fashionable</w:t>
+      </w:r>
+      <w:r>
+        <w:rPr>
+          <w:rFonts w:ascii="맑은 고딕" w:hAnsi="맑은 고딕" w:eastAsia="맑은 고딕"/>
+          <w:b w:val="0"/>
+          <w:sz w:val="17"/>
+          <w:u w:val="none"/>
+        </w:rPr>
+        <w:t>. The whole fashion industry exists to persuade people that fashion matters, so that they feel they must buy new clothes even when the old ones still work perfectly well. Fashion today extends to far more things than clothes: automobiles, mobile phones, computers—the list is extended ⑤</w:t>
+      </w:r>
+      <w:r>
+        <w:rPr>
+          <w:rFonts w:ascii="맑은 고딕" w:hAnsi="맑은 고딕" w:eastAsia="맑은 고딕"/>
+          <w:b w:val="0"/>
+          <w:sz w:val="17"/>
+          <w:u w:val="single"/>
+        </w:rPr>
+        <w:t>indefinitely</w:t>
+      </w:r>
+      <w:r>
+        <w:rPr>
+          <w:rFonts w:ascii="맑은 고딕" w:hAnsi="맑은 고딕" w:eastAsia="맑은 고딕"/>
+          <w:b w:val="0"/>
+          <w:sz w:val="17"/>
+          <w:u w:val="none"/>
+        </w:rPr>
+        <w:t>, limited only by the limits of the creative minds of the marketing divisions of companies.</w:t>
+      </w:r>
+    </w:p>
+    <w:p>
+      <w:pPr>
+        <w:spacing w:before="0" w:after="20" w:line="276" w:lineRule="auto"/>
+        <w:ind w:left="80"/>
+        <w:snapToGrid w:val="0"/>
+      </w:pPr>
+      <w:r>
+        <w:rPr>
+          <w:rFonts w:ascii="맑은 고딕" w:hAnsi="맑은 고딕" w:eastAsia="맑은 고딕"/>
+          <w:b w:val="0"/>
+          <w:sz w:val="17"/>
+          <w:u w:val="none"/>
+        </w:rPr>
+        <w:t>① ①    ② ②    ③ ③    ④ ④    ⑤ ⑤</w:t>
+      </w:r>
+    </w:p>
+    <w:p>
+      <w:pPr>
+        <w:keepNext/>
+        <w:spacing w:before="80" w:after="40" w:line="276" w:lineRule="auto"/>
+        <w:snapToGrid w:val="0"/>
+        <w:shd w:val="clear" w:color="auto" w:fill="8A3A12"/>
+      </w:pPr>
+      <w:r>
+        <w:rPr>
+          <w:rFonts w:ascii="맑은 고딕" w:hAnsi="맑은 고딕" w:eastAsia="맑은 고딕"/>
+          <w:b/>
+          <w:color w:val="FFFFFF"/>
+          <w:sz w:val="17"/>
+          <w:u w:val="none"/>
+        </w:rPr>
+        <w:t>서답형  39-서1 ~ 39-서2</w:t>
+      </w:r>
+    </w:p>
+    <w:p>
+      <w:pPr>
+        <w:keepNext/>
+        <w:spacing w:before="80" w:after="20" w:line="276" w:lineRule="auto"/>
+        <w:snapToGrid w:val="0"/>
+      </w:pPr>
+      <w:r>
+        <w:rPr>
+          <w:rFonts w:ascii="맑은 고딕" w:hAnsi="맑은 고딕" w:eastAsia="맑은 고딕"/>
+          <w:b/>
+          <w:sz w:val="17"/>
+          <w:u w:val="none"/>
+        </w:rPr>
+        <w:t>39-서1.</w:t>
+      </w:r>
+      <w:r>
+        <w:rPr>
+          <w:rFonts w:ascii="맑은 고딕" w:hAnsi="맑은 고딕" w:eastAsia="맑은 고딕"/>
+          <w:b w:val="0"/>
+          <w:sz w:val="17"/>
+          <w:u w:val="none"/>
+        </w:rPr>
+        <w:t xml:space="preserve"> 다음 글의 밑줄 친 문장과 같은 뜻이 되도록 &lt;보기&gt;의 표현을 모두 사용하여 &lt;조건&gt;에 맞게 영작하시오. [3점] [3.0점]</w:t>
+      </w:r>
+    </w:p>
+    <w:p>
+      <w:pPr>
+        <w:spacing w:before="0" w:after="60" w:line="288" w:lineRule="auto"/>
+        <w:ind w:left="40"/>
+        <w:snapToGrid w:val="0"/>
+        <w:pBdr>
+          <w:top w:val="single" w:sz="4" w:space="2" w:color="999999"/>
+          <w:left w:val="single" w:sz="4" w:space="2" w:color="999999"/>
+          <w:bottom w:val="single" w:sz="4" w:space="2" w:color="999999"/>
+          <w:right w:val="single" w:sz="4" w:space="2" w:color="999999"/>
+        </w:pBdr>
+        <w:shd w:val="clear" w:color="auto" w:fill="F6F3EA"/>
+      </w:pPr>
+      <w:r>
+        <w:rPr>
+          <w:rFonts w:ascii="맑은 고딕" w:hAnsi="맑은 고딕" w:eastAsia="맑은 고딕"/>
+          <w:b w:val="0"/>
+          <w:sz w:val="17"/>
+          <w:u w:val="none"/>
+        </w:rPr>
+        <w:t xml:space="preserve">One approach is to make the stuff that people already have outdated by convincing them that it is no longer fashionable. </w:t>
+      </w:r>
+      <w:r>
+        <w:rPr>
+          <w:rFonts w:ascii="맑은 고딕" w:hAnsi="맑은 고딕" w:eastAsia="맑은 고딕"/>
+          <w:b w:val="0"/>
+          <w:sz w:val="17"/>
+          <w:u w:val="single"/>
+        </w:rPr>
+        <w:t>The entire fashion industry is built to convince people that fashion matters, so they must purchase new clothing, even though the old is still perfectly functionable.</w:t>
+      </w:r>
+    </w:p>
+    <w:p>
+      <w:pPr>
+        <w:spacing w:before="0" w:after="60" w:line="288" w:lineRule="auto"/>
+        <w:ind w:left="40"/>
+        <w:snapToGrid w:val="0"/>
+        <w:pBdr>
+          <w:top w:val="single" w:sz="4" w:space="2" w:color="9B6BD0"/>
+          <w:left w:val="single" w:sz="4" w:space="2" w:color="9B6BD0"/>
+          <w:bottom w:val="single" w:sz="4" w:space="2" w:color="9B6BD0"/>
+          <w:right w:val="single" w:sz="4" w:space="2" w:color="9B6BD0"/>
+        </w:pBdr>
+        <w:shd w:val="clear" w:color="auto" w:fill="FAF5FF"/>
+      </w:pPr>
+      <w:r>
+        <w:rPr>
+          <w:rFonts w:ascii="맑은 고딕" w:hAnsi="맑은 고딕" w:eastAsia="맑은 고딕"/>
+          <w:b/>
+          <w:sz w:val="17"/>
+          <w:u w:val="none"/>
+        </w:rPr>
+        <w:t>&lt;보 기&gt;</w:t>
+      </w:r>
+      <w:r>
+        <w:rPr>
+          <w:rFonts w:ascii="맑은 고딕" w:hAnsi="맑은 고딕" w:eastAsia="맑은 고딕"/>
+          <w:b w:val="0"/>
+          <w:sz w:val="17"/>
+          <w:u w:val="none"/>
+        </w:rPr>
+        <w:t xml:space="preserve"> although / the old clothing / is / still / perfectly functionable / people / must / purchase / new clothing / because / the entire fashion industry / is built / to convince / them / that / fashion matters</w:t>
       </w:r>
     </w:p>
     <w:p>
@@ -1592,7 +2929,7 @@
           <w:sz w:val="17"/>
           <w:u w:val="none"/>
         </w:rPr>
-        <w:t>&lt;보 기&gt;</w:t>
+        <w:t>&lt;조 건&gt;</w:t>
       </w:r>
     </w:p>
     <w:p>
@@ -1615,7 +2952,7 @@
           <w:sz w:val="17"/>
           <w:u w:val="none"/>
         </w:rPr>
-        <w:t>(a) Food sellers find it easy to make people buy again because food gets used up.</w:t>
+        <w:t>1. Use ALL the expressions in the box, each only once.</w:t>
       </w:r>
     </w:p>
     <w:p>
@@ -1638,7 +2975,7 @@
           <w:sz w:val="17"/>
           <w:u w:val="none"/>
         </w:rPr>
-        <w:t>(b) The appropriate expression for (A) is ‘However’.</w:t>
+        <w:t>2. Do NOT change the form of any word, and do NOT add any other words (do not use ‘so’ or ‘even though’).</w:t>
       </w:r>
     </w:p>
     <w:p>
@@ -1661,7 +2998,7 @@
           <w:sz w:val="17"/>
           <w:u w:val="none"/>
         </w:rPr>
-        <w:t>(c) In ⓐ, ‘convincing’ is a gerund used as the object of the preposition ‘by’.</w:t>
+        <w:t>3. Begin with ‘Although’, and express the cause–effect relation with ‘because’ instead of ‘so’.</w:t>
       </w:r>
     </w:p>
     <w:p>
@@ -1684,7 +3021,7 @@
           <w:sz w:val="17"/>
           <w:u w:val="none"/>
         </w:rPr>
-        <w:t>(d) In the context, ⓑ ‘outdated’ can be replaced by ‘old-fashioned’.</w:t>
+        <w:t>4. Write 26 words in total.</w:t>
       </w:r>
     </w:p>
     <w:p>
@@ -1707,13 +3044,12 @@
           <w:sz w:val="17"/>
           <w:u w:val="none"/>
         </w:rPr>
-        <w:t>(e) According to the passage, fashion today deals only with clothing.</w:t>
+        <w:t>5. 답안지에 소문항 번호를 정확하게 기입할 것</w:t>
       </w:r>
     </w:p>
     <w:p>
       <w:pPr>
-        <w:spacing w:before="0" w:after="20" w:line="276" w:lineRule="auto"/>
-        <w:ind w:left="80"/>
+        <w:spacing w:before="0" w:after="40" w:line="360" w:lineRule="auto"/>
         <w:snapToGrid w:val="0"/>
       </w:pPr>
       <w:r>
@@ -1723,7 +3059,7 @@
           <w:sz w:val="17"/>
           <w:u w:val="none"/>
         </w:rPr>
-        <w:t>① (a), (d)    ② (b), (e)    ③ (b), (c), (e)    ④ (c), (d)    ⑤ (a), (b), (e)</w:t>
+        <w:t>⇒ Although ________________________________________________________________________ .</w:t>
       </w:r>
     </w:p>
     <w:p>
@@ -1739,7 +3075,7 @@
           <w:sz w:val="17"/>
           <w:u w:val="none"/>
         </w:rPr>
-        <w:t>39-2.</w:t>
+        <w:t>39-서2.</w:t>
       </w:r>
       <w:r>
         <w:rPr>
@@ -1748,7 +3084,7 @@
           <w:sz w:val="17"/>
           <w:u w:val="none"/>
         </w:rPr>
-        <w:t xml:space="preserve"> 다음 글의 밑줄 친 ⓐ ~ ⓕ 중, 어법상 </w:t>
+        <w:t xml:space="preserve"> 다음 글의 요약문을 완성하시오. 빈칸 (1)~(4)에 &lt;보기&gt;에서 알맞은 단어를 골라 </w:t>
       </w:r>
       <w:r>
         <w:rPr>
@@ -1757,7 +3093,7 @@
           <w:sz w:val="17"/>
           <w:u w:val="single"/>
         </w:rPr>
-        <w:t>틀린</w:t>
+        <w:t>필요하면 어형을 바꾸어</w:t>
       </w:r>
       <w:r>
         <w:rPr>
@@ -1766,7 +3102,7 @@
           <w:sz w:val="17"/>
           <w:u w:val="none"/>
         </w:rPr>
-        <w:t xml:space="preserve"> 것을 모두 고른 것은? [3.1점]</w:t>
+        <w:t xml:space="preserve"> 쓰시오. (한 칸에 한 단어, 중복 사용 불가) [각 0.75점, 총 3점] [3.0점]</w:t>
       </w:r>
     </w:p>
     <w:p>
@@ -1789,16 +3125,53 @@
           <w:sz w:val="17"/>
           <w:u w:val="none"/>
         </w:rPr>
-        <w:t>Those who purchase the goods of a company are ⓐ</w:t>
-      </w:r>
+        <w:t>People who buy what a company sells are known as customers. Those who buy goods for their own use are known as consumers, that is, beings who consume. As a result, companies have come up with many ways of making sure that their customers use up the goods they produce in ever greater amounts and ever more often. Food sellers have it easy, since food is consumed in the literal sense and new food is always needed. With goods that last, however, companies must create reasons for their customers to keep on consuming. One way is to turn what people already own into something out of date by persuading them that it is no longer in style. The whole fashion industry exists to persuade people that fashion matters, so that they feel they must buy new clothes even when the old ones still work perfectly well. Today fashion reaches far beyond clothing: cars, mobile phones, computers—the list goes on without end, held back only by how inventive a company’s marketing department can be.</w:t>
+      </w:r>
+    </w:p>
+    <w:p>
+      <w:pPr>
+        <w:spacing w:before="0" w:after="60" w:line="288" w:lineRule="auto"/>
+        <w:ind w:left="40"/>
+        <w:snapToGrid w:val="0"/>
+        <w:pBdr>
+          <w:top w:val="single" w:sz="4" w:space="2" w:color="C99B4E"/>
+          <w:left w:val="single" w:sz="4" w:space="2" w:color="C99B4E"/>
+          <w:bottom w:val="single" w:sz="4" w:space="2" w:color="C99B4E"/>
+          <w:right w:val="single" w:sz="4" w:space="2" w:color="C99B4E"/>
+        </w:pBdr>
+        <w:shd w:val="clear" w:color="auto" w:fill="FFF8E1"/>
+      </w:pPr>
       <w:r>
         <w:rPr>
           <w:rFonts w:ascii="맑은 고딕" w:hAnsi="맑은 고딕" w:eastAsia="맑은 고딕"/>
           <w:b w:val="0"/>
           <w:sz w:val="17"/>
-          <w:u w:val="single"/>
-        </w:rPr>
-        <w:t>calling</w:t>
+          <w:u w:val="none"/>
+        </w:rPr>
+        <w:t>Food is literally (1) ________, so it sells itself; but for goods that (2) ________, companies must invent reasons to buy again, and their main tool is fashion — (3) ________ people that what they already own is out-(4) ________.</w:t>
+      </w:r>
+    </w:p>
+    <w:p>
+      <w:pPr>
+        <w:spacing w:before="0" w:after="60" w:line="288" w:lineRule="auto"/>
+        <w:ind w:left="40"/>
+        <w:snapToGrid w:val="0"/>
+        <w:pBdr>
+          <w:top w:val="single" w:sz="4" w:space="2" w:color="9B6BD0"/>
+          <w:left w:val="single" w:sz="4" w:space="2" w:color="9B6BD0"/>
+          <w:bottom w:val="single" w:sz="4" w:space="2" w:color="9B6BD0"/>
+          <w:right w:val="single" w:sz="4" w:space="2" w:color="9B6BD0"/>
+        </w:pBdr>
+        <w:shd w:val="clear" w:color="auto" w:fill="FAF5FF"/>
+      </w:pPr>
+      <w:r>
+        <w:rPr>
+          <w:rFonts w:ascii="맑은 고딕" w:hAnsi="맑은 고딕" w:eastAsia="맑은 고딕"/>
+          <w:b/>
+          <w:sz w:val="17"/>
+          <w:u w:val="none"/>
+        </w:rPr>
+        <w:t>&lt;보 기&gt;</w:t>
       </w:r>
       <w:r>
         <w:rPr>
@@ -1807,17 +3180,68 @@
           <w:sz w:val="17"/>
           <w:u w:val="none"/>
         </w:rPr>
-        <w:t xml:space="preserve"> customers. Individuals who purchase goods for personal use are called consumers: beings who consume. Therefore, companies have invented multiple ways to ensure that their customers consume the produced items in larger and larger quantities and more and more frequently. Those who sell food have an easy time, ⓑ</w:t>
-      </w:r>
+        <w:t xml:space="preserve"> consume / last / persuade / date / durable / produce / fashion / replace / purchase / limit</w:t>
+      </w:r>
+    </w:p>
+    <w:p>
+      <w:pPr>
+        <w:spacing w:before="0" w:after="0" w:line="288" w:lineRule="auto"/>
+        <w:ind w:left="40"/>
+        <w:snapToGrid w:val="0"/>
+        <w:pBdr>
+          <w:top w:val="single" w:sz="4" w:space="2" w:color="9B6BD0"/>
+          <w:left w:val="single" w:sz="4" w:space="2" w:color="9B6BD0"/>
+          <w:bottom w:val="single" w:sz="4" w:space="2" w:color="9B6BD0"/>
+          <w:right w:val="single" w:sz="4" w:space="2" w:color="9B6BD0"/>
+        </w:pBdr>
+        <w:shd w:val="clear" w:color="auto" w:fill="FAF5FF"/>
+      </w:pPr>
+      <w:r>
+        <w:rPr>
+          <w:rFonts w:ascii="맑은 고딕" w:hAnsi="맑은 고딕" w:eastAsia="맑은 고딕"/>
+          <w:b/>
+          <w:sz w:val="17"/>
+          <w:u w:val="none"/>
+        </w:rPr>
+        <w:t>&lt;조 건&gt;</w:t>
+      </w:r>
+    </w:p>
+    <w:p>
+      <w:pPr>
+        <w:spacing w:before="0" w:after="0" w:line="288" w:lineRule="auto"/>
+        <w:ind w:left="40"/>
+        <w:snapToGrid w:val="0"/>
+        <w:pBdr>
+          <w:top w:val="single" w:sz="4" w:space="2" w:color="9B6BD0"/>
+          <w:left w:val="single" w:sz="4" w:space="2" w:color="9B6BD0"/>
+          <w:bottom w:val="single" w:sz="4" w:space="2" w:color="9B6BD0"/>
+          <w:right w:val="single" w:sz="4" w:space="2" w:color="9B6BD0"/>
+        </w:pBdr>
+        <w:shd w:val="clear" w:color="auto" w:fill="FAF5FF"/>
+      </w:pPr>
       <w:r>
         <w:rPr>
           <w:rFonts w:ascii="맑은 고딕" w:hAnsi="맑은 고딕" w:eastAsia="맑은 고딕"/>
           <w:b w:val="0"/>
           <w:sz w:val="17"/>
-          <w:u w:val="single"/>
-        </w:rPr>
-        <w:t>for</w:t>
-      </w:r>
+          <w:u w:val="none"/>
+        </w:rPr>
+        <w:t>1. &lt;보기&gt;의 단어를 골라 필요하면 어형(품사·시제·태)을 바꾸어 쓸 것</w:t>
+      </w:r>
+    </w:p>
+    <w:p>
+      <w:pPr>
+        <w:spacing w:before="0" w:after="60" w:line="288" w:lineRule="auto"/>
+        <w:ind w:left="40"/>
+        <w:snapToGrid w:val="0"/>
+        <w:pBdr>
+          <w:top w:val="single" w:sz="4" w:space="2" w:color="9B6BD0"/>
+          <w:left w:val="single" w:sz="4" w:space="2" w:color="9B6BD0"/>
+          <w:bottom w:val="single" w:sz="4" w:space="2" w:color="9B6BD0"/>
+          <w:right w:val="single" w:sz="4" w:space="2" w:color="9B6BD0"/>
+        </w:pBdr>
+        <w:shd w:val="clear" w:color="auto" w:fill="FAF5FF"/>
+      </w:pPr>
       <w:r>
         <w:rPr>
           <w:rFonts w:ascii="맑은 고딕" w:hAnsi="맑은 고딕" w:eastAsia="맑은 고딕"/>
@@ -1825,95 +3249,40 @@
           <w:sz w:val="17"/>
           <w:u w:val="none"/>
         </w:rPr>
-        <w:t xml:space="preserve"> food is literally consumed, so there is always a need ⓒ</w:t>
-      </w:r>
+        <w:t>2. 답안지에 소문항 번호를 정확하게 기입할 것  예) 2-(1) 2-(2)</w:t>
+      </w:r>
+    </w:p>
+    <w:p>
+      <w:pPr>
+        <w:spacing w:before="0" w:after="40" w:line="360" w:lineRule="auto"/>
+        <w:snapToGrid w:val="0"/>
+      </w:pPr>
       <w:r>
         <w:rPr>
           <w:rFonts w:ascii="맑은 고딕" w:hAnsi="맑은 고딕" w:eastAsia="맑은 고딕"/>
           <w:b w:val="0"/>
           <w:sz w:val="17"/>
-          <w:u w:val="single"/>
-        </w:rPr>
-        <w:t>to purchase</w:t>
-      </w:r>
-      <w:r>
-        <w:rPr>
-          <w:rFonts w:ascii="맑은 고딕" w:hAnsi="맑은 고딕" w:eastAsia="맑은 고딕"/>
-          <w:b w:val="0"/>
-          <w:sz w:val="17"/>
-          <w:u w:val="none"/>
-        </w:rPr>
-        <w:t xml:space="preserve"> new food. But with more permanent things, companies must invent reasons for their customers ⓓ</w:t>
-      </w:r>
-      <w:r>
-        <w:rPr>
-          <w:rFonts w:ascii="맑은 고딕" w:hAnsi="맑은 고딕" w:eastAsia="맑은 고딕"/>
-          <w:b w:val="0"/>
-          <w:sz w:val="17"/>
-          <w:u w:val="single"/>
-        </w:rPr>
-        <w:t>continuing</w:t>
-      </w:r>
-      <w:r>
-        <w:rPr>
-          <w:rFonts w:ascii="맑은 고딕" w:hAnsi="맑은 고딕" w:eastAsia="맑은 고딕"/>
-          <w:b w:val="0"/>
-          <w:sz w:val="17"/>
-          <w:u w:val="none"/>
-        </w:rPr>
-        <w:t xml:space="preserve"> to consume them. One approach is to make the stuff that people already have ⓔ</w:t>
-      </w:r>
-      <w:r>
-        <w:rPr>
-          <w:rFonts w:ascii="맑은 고딕" w:hAnsi="맑은 고딕" w:eastAsia="맑은 고딕"/>
-          <w:b w:val="0"/>
-          <w:sz w:val="17"/>
-          <w:u w:val="single"/>
-        </w:rPr>
-        <w:t>outdated</w:t>
-      </w:r>
-      <w:r>
-        <w:rPr>
-          <w:rFonts w:ascii="맑은 고딕" w:hAnsi="맑은 고딕" w:eastAsia="맑은 고딕"/>
-          <w:b w:val="0"/>
-          <w:sz w:val="17"/>
-          <w:u w:val="none"/>
-        </w:rPr>
-        <w:t xml:space="preserve"> by convincing them that it is no longer fashionable. The entire fashion industry is built to convince people that fashion matters, so they must purchase new clothing, ⓕ</w:t>
-      </w:r>
-      <w:r>
-        <w:rPr>
-          <w:rFonts w:ascii="맑은 고딕" w:hAnsi="맑은 고딕" w:eastAsia="맑은 고딕"/>
-          <w:b w:val="0"/>
-          <w:sz w:val="17"/>
-          <w:u w:val="single"/>
-        </w:rPr>
-        <w:t>despite</w:t>
-      </w:r>
-      <w:r>
-        <w:rPr>
-          <w:rFonts w:ascii="맑은 고딕" w:hAnsi="맑은 고딕" w:eastAsia="맑은 고딕"/>
-          <w:b w:val="0"/>
-          <w:sz w:val="17"/>
-          <w:u w:val="none"/>
-        </w:rPr>
-        <w:t xml:space="preserve"> the old is still perfectly functionable. Fashion today extends to far more things than clothes: automobiles, mobile phones, computers—the list is extended indefinitely, limited only by the limits of the creative minds of the marketing divisions of companies.</w:t>
+          <w:u w:val="none"/>
+        </w:rPr>
+        <w:t>(1) ______________  (2) ______________  (3) ______________  (4) ______________</w:t>
       </w:r>
     </w:p>
     <w:p>
       <w:pPr>
-        <w:spacing w:before="0" w:after="20" w:line="276" w:lineRule="auto"/>
-        <w:ind w:left="80"/>
+        <w:keepNext/>
+        <w:spacing w:before="80" w:after="40" w:line="276" w:lineRule="auto"/>
         <w:snapToGrid w:val="0"/>
-      </w:pPr>
-      <w:r>
-        <w:rPr>
-          <w:rFonts w:ascii="맑은 고딕" w:hAnsi="맑은 고딕" w:eastAsia="맑은 고딕"/>
-          <w:b w:val="0"/>
+        <w:shd w:val="clear" w:color="auto" w:fill="6B21A8"/>
+      </w:pPr>
+      <w:r>
+        <w:rPr>
+          <w:rFonts w:ascii="맑은 고딕" w:hAnsi="맑은 고딕" w:eastAsia="맑은 고딕"/>
+          <w:b/>
+          <w:color w:val="FFFFFF"/>
           <w:sz w:val="17"/>
           <w:u w:val="none"/>
         </w:rPr>
-        <w:t>① ⓑ, ⓒ    ② ⓐ, ⓔ    ③ ⓐ, ⓓ, ⓕ    ④ ⓒ, ⓓ, ⓔ    ⑤ ⓑ, ⓕ</w:t>
+        <w:t>[지문 구조]  ※ 앞 문항을 모두 푼 뒤에 풀 것</w:t>
       </w:r>
     </w:p>
     <w:p>
@@ -1929,7 +3298,7 @@
           <w:sz w:val="17"/>
           <w:u w:val="none"/>
         </w:rPr>
-        <w:t>39-3.</w:t>
+        <w:t>39-8.</w:t>
       </w:r>
       <w:r>
         <w:rPr>
@@ -1938,7 +3307,76 @@
           <w:sz w:val="17"/>
           <w:u w:val="none"/>
         </w:rPr>
-        <w:t xml:space="preserve"> 다음 글의 (A), (B), (C)의 각 네모 안에서 문맥에 맞는 낱말로 가장 적절한 것은? [3.0점]</w:t>
+        <w:t xml:space="preserve"> 주어진 글 다음에 이어질 글의 순서로 가장 적절한 것은? [2.7점]</w:t>
+      </w:r>
+    </w:p>
+    <w:p>
+      <w:pPr>
+        <w:spacing w:before="0" w:after="60" w:line="288" w:lineRule="auto"/>
+        <w:ind w:left="40"/>
+        <w:snapToGrid w:val="0"/>
+        <w:pBdr>
+          <w:top w:val="single" w:sz="4" w:space="2" w:color="C99B4E"/>
+          <w:left w:val="single" w:sz="4" w:space="2" w:color="C99B4E"/>
+          <w:bottom w:val="single" w:sz="4" w:space="2" w:color="C99B4E"/>
+          <w:right w:val="single" w:sz="4" w:space="2" w:color="C99B4E"/>
+        </w:pBdr>
+        <w:shd w:val="clear" w:color="auto" w:fill="FFF8E1"/>
+      </w:pPr>
+      <w:r>
+        <w:rPr>
+          <w:rFonts w:ascii="맑은 고딕" w:hAnsi="맑은 고딕" w:eastAsia="맑은 고딕"/>
+          <w:b w:val="0"/>
+          <w:sz w:val="17"/>
+          <w:u w:val="none"/>
+        </w:rPr>
+        <w:t>Those who purchase the goods of a company are called customers. Individuals who purchase goods for personal use are called consumers: beings who consume.</w:t>
+      </w:r>
+    </w:p>
+    <w:p>
+      <w:pPr>
+        <w:spacing w:before="0" w:after="0" w:line="288" w:lineRule="auto"/>
+        <w:ind w:left="40"/>
+        <w:snapToGrid w:val="0"/>
+        <w:pBdr>
+          <w:top w:val="single" w:sz="4" w:space="2" w:color="999999"/>
+          <w:left w:val="single" w:sz="4" w:space="2" w:color="999999"/>
+          <w:bottom w:val="single" w:sz="4" w:space="2" w:color="999999"/>
+          <w:right w:val="single" w:sz="4" w:space="2" w:color="999999"/>
+        </w:pBdr>
+        <w:shd w:val="clear" w:color="auto" w:fill="F6F3EA"/>
+      </w:pPr>
+      <w:r>
+        <w:rPr>
+          <w:rFonts w:ascii="맑은 고딕" w:hAnsi="맑은 고딕" w:eastAsia="맑은 고딕"/>
+          <w:b w:val="0"/>
+          <w:sz w:val="17"/>
+          <w:u w:val="none"/>
+        </w:rPr>
+        <w:t>(A) Those who sell food have an easy time, for food is literally consumed, so there is always a need to purchase new food. But with more permanent things, companies must invent reasons for their customers to continue to consume them.</w:t>
+      </w:r>
+    </w:p>
+    <w:p>
+      <w:pPr>
+        <w:spacing w:before="0" w:after="0" w:line="288" w:lineRule="auto"/>
+        <w:ind w:left="40"/>
+        <w:snapToGrid w:val="0"/>
+        <w:pBdr>
+          <w:top w:val="single" w:sz="4" w:space="2" w:color="999999"/>
+          <w:left w:val="single" w:sz="4" w:space="2" w:color="999999"/>
+          <w:bottom w:val="single" w:sz="4" w:space="2" w:color="999999"/>
+          <w:right w:val="single" w:sz="4" w:space="2" w:color="999999"/>
+        </w:pBdr>
+        <w:shd w:val="clear" w:color="auto" w:fill="F6F3EA"/>
+      </w:pPr>
+      <w:r>
+        <w:rPr>
+          <w:rFonts w:ascii="맑은 고딕" w:hAnsi="맑은 고딕" w:eastAsia="맑은 고딕"/>
+          <w:b w:val="0"/>
+          <w:sz w:val="17"/>
+          <w:u w:val="none"/>
+        </w:rPr>
+        <w:t>(B) One approach is to make the stuff that people already have outdated by convincing them that it is no longer fashionable. The entire fashion industry is built to convince people that fashion matters, so they must purchase new clothing, even though the old is still perfectly functionable. Fashion today extends to far more things than clothes: automobiles, mobile phones, computers—the list is extended indefinitely, limited only by the limits of the creative minds of the marketing divisions of companies.</w:t>
       </w:r>
     </w:p>
     <w:p>
@@ -1961,7 +3399,7 @@
           <w:sz w:val="17"/>
           <w:u w:val="none"/>
         </w:rPr>
-        <w:t>Those who purchase the goods of a company are called customers. Individuals who purchase goods for personal use are called consumers: beings who consume. Therefore, companies have invented multiple ways to ensure that their customers consume the produced items in (A) [larger and larger / smaller and smaller] quantities and more and more frequently. Those who sell food have an easy time, for food is literally consumed, so there is always a need to purchase new food. But with more (B) [permanent / temporary] things, companies must invent reasons for their customers to continue to consume them. One approach is to make the stuff that people already have outdated by convincing them that it is no longer fashionable. The entire fashion industry is built to convince people that fashion matters, so they must purchase new clothing, even though the old is still perfectly functionable. Fashion today extends to far more things than clothes: automobiles, mobile phones, computers—the list is extended (C) [indefinitely / briefly], limited only by the limits of the creative minds of the marketing divisions of companies.</w:t>
+        <w:t>(C) Therefore, companies have invented multiple ways to ensure that their customers consume the produced items in larger and larger quantities and more and more frequently.</w:t>
       </w:r>
     </w:p>
     <w:p>
@@ -1977,7 +3415,7 @@
           <w:sz w:val="17"/>
           <w:u w:val="none"/>
         </w:rPr>
-        <w:t>① (A) smaller  (B) permanent  (C) indefinitely</w:t>
+        <w:t>① (A) - (C) - (B)</w:t>
       </w:r>
     </w:p>
     <w:p>
@@ -1993,7 +3431,7 @@
           <w:sz w:val="17"/>
           <w:u w:val="none"/>
         </w:rPr>
-        <w:t>② (A) larger  (B) temporary  (C) indefinitely</w:t>
+        <w:t>② (C) - (A) - (B)</w:t>
       </w:r>
     </w:p>
     <w:p>
@@ -2009,7 +3447,7 @@
           <w:sz w:val="17"/>
           <w:u w:val="none"/>
         </w:rPr>
-        <w:t>③ (A) smaller  (B) temporary  (C) briefly</w:t>
+        <w:t>③ (B) - (A) - (C)</w:t>
       </w:r>
     </w:p>
     <w:p>
@@ -2025,7 +3463,7 @@
           <w:sz w:val="17"/>
           <w:u w:val="none"/>
         </w:rPr>
-        <w:t>④ (A) larger  (B) permanent  (C) indefinitely</w:t>
+        <w:t>④ (C) - (B) - (A)</w:t>
       </w:r>
     </w:p>
     <w:p>
@@ -2041,988 +3479,7 @@
           <w:sz w:val="17"/>
           <w:u w:val="none"/>
         </w:rPr>
-        <w:t>⑤ (A) larger  (B) permanent  (C) briefly</w:t>
-      </w:r>
-    </w:p>
-    <w:p>
-      <w:pPr>
-        <w:keepNext/>
-        <w:spacing w:before="80" w:after="20" w:line="276" w:lineRule="auto"/>
-        <w:snapToGrid w:val="0"/>
-      </w:pPr>
-      <w:r>
-        <w:rPr>
-          <w:rFonts w:ascii="맑은 고딕" w:hAnsi="맑은 고딕" w:eastAsia="맑은 고딕"/>
-          <w:b/>
-          <w:sz w:val="17"/>
-          <w:u w:val="none"/>
-        </w:rPr>
-        <w:t>39-4.</w:t>
-      </w:r>
-      <w:r>
-        <w:rPr>
-          <w:rFonts w:ascii="맑은 고딕" w:hAnsi="맑은 고딕" w:eastAsia="맑은 고딕"/>
-          <w:b w:val="0"/>
-          <w:sz w:val="17"/>
-          <w:u w:val="none"/>
-        </w:rPr>
-        <w:t xml:space="preserve"> According to the passage, which of the following is </w:t>
-      </w:r>
-      <w:r>
-        <w:rPr>
-          <w:rFonts w:ascii="맑은 고딕" w:hAnsi="맑은 고딕" w:eastAsia="맑은 고딕"/>
-          <w:b w:val="0"/>
-          <w:sz w:val="17"/>
-          <w:u w:val="single"/>
-        </w:rPr>
-        <w:t>NOT</w:t>
-      </w:r>
-      <w:r>
-        <w:rPr>
-          <w:rFonts w:ascii="맑은 고딕" w:hAnsi="맑은 고딕" w:eastAsia="맑은 고딕"/>
-          <w:b w:val="0"/>
-          <w:sz w:val="17"/>
-          <w:u w:val="none"/>
-        </w:rPr>
-        <w:t xml:space="preserve"> true? [2.8점]</w:t>
-      </w:r>
-    </w:p>
-    <w:p>
-      <w:pPr>
-        <w:spacing w:before="0" w:after="60" w:line="288" w:lineRule="auto"/>
-        <w:ind w:left="40"/>
-        <w:snapToGrid w:val="0"/>
-        <w:pBdr>
-          <w:top w:val="single" w:sz="4" w:space="2" w:color="999999"/>
-          <w:left w:val="single" w:sz="4" w:space="2" w:color="999999"/>
-          <w:bottom w:val="single" w:sz="4" w:space="2" w:color="999999"/>
-          <w:right w:val="single" w:sz="4" w:space="2" w:color="999999"/>
-        </w:pBdr>
-        <w:shd w:val="clear" w:color="auto" w:fill="F6F3EA"/>
-      </w:pPr>
-      <w:r>
-        <w:rPr>
-          <w:rFonts w:ascii="맑은 고딕" w:hAnsi="맑은 고딕" w:eastAsia="맑은 고딕"/>
-          <w:b w:val="0"/>
-          <w:sz w:val="17"/>
-          <w:u w:val="none"/>
-        </w:rPr>
-        <w:t>Those who purchase the goods of a company are called customers. Individuals who purchase goods for personal use are called consumers: beings who consume. Therefore, companies have invented multiple ways to ensure that their customers consume the produced items in larger and larger quantities and more and more frequently. Those who sell food have an easy time, for food is literally consumed, so there is always a need to purchase new food. But with more permanent things, companies must invent reasons for their customers to continue to consume them. One approach is to make the stuff that people already have outdated by convincing them that it is no longer fashionable. The entire fashion industry is built to convince people that fashion matters, so they must purchase new clothing, even though the old is still perfectly functionable. Fashion today extends to far more things than clothes: automobiles, mobile phones, computers—the list is extended indefinitely, limited only by the limits of the creative minds of the marketing divisions of companies.</w:t>
-      </w:r>
-    </w:p>
-    <w:p>
-      <w:pPr>
-        <w:spacing w:before="0" w:after="0" w:line="269" w:lineRule="auto"/>
-        <w:ind w:left="180" w:hanging="180"/>
-        <w:snapToGrid w:val="0"/>
-      </w:pPr>
-      <w:r>
-        <w:rPr>
-          <w:rFonts w:ascii="맑은 고딕" w:hAnsi="맑은 고딕" w:eastAsia="맑은 고딕"/>
-          <w:b w:val="0"/>
-          <w:sz w:val="17"/>
-          <w:u w:val="none"/>
-        </w:rPr>
-        <w:t>① Consumers are people who buy goods mainly for business purposes.</w:t>
-      </w:r>
-    </w:p>
-    <w:p>
-      <w:pPr>
-        <w:spacing w:before="0" w:after="0" w:line="269" w:lineRule="auto"/>
-        <w:ind w:left="180" w:hanging="180"/>
-        <w:snapToGrid w:val="0"/>
-      </w:pPr>
-      <w:r>
-        <w:rPr>
-          <w:rFonts w:ascii="맑은 고딕" w:hAnsi="맑은 고딕" w:eastAsia="맑은 고딕"/>
-          <w:b w:val="0"/>
-          <w:sz w:val="17"/>
-          <w:u w:val="none"/>
-        </w:rPr>
-        <w:t>② Companies try to make customers consume their products more often.</w:t>
-      </w:r>
-    </w:p>
-    <w:p>
-      <w:pPr>
-        <w:spacing w:before="0" w:after="0" w:line="269" w:lineRule="auto"/>
-        <w:ind w:left="180" w:hanging="180"/>
-        <w:snapToGrid w:val="0"/>
-      </w:pPr>
-      <w:r>
-        <w:rPr>
-          <w:rFonts w:ascii="맑은 고딕" w:hAnsi="맑은 고딕" w:eastAsia="맑은 고딕"/>
-          <w:b w:val="0"/>
-          <w:sz w:val="17"/>
-          <w:u w:val="none"/>
-        </w:rPr>
-        <w:t>③ Selling durable goods requires companies to create reasons to buy again.</w:t>
-      </w:r>
-    </w:p>
-    <w:p>
-      <w:pPr>
-        <w:spacing w:before="0" w:after="0" w:line="269" w:lineRule="auto"/>
-        <w:ind w:left="180" w:hanging="180"/>
-        <w:snapToGrid w:val="0"/>
-      </w:pPr>
-      <w:r>
-        <w:rPr>
-          <w:rFonts w:ascii="맑은 고딕" w:hAnsi="맑은 고딕" w:eastAsia="맑은 고딕"/>
-          <w:b w:val="0"/>
-          <w:sz w:val="17"/>
-          <w:u w:val="none"/>
-        </w:rPr>
-        <w:t>④ The fashion industry persuades people to buy clothes they do not really need.</w:t>
-      </w:r>
-    </w:p>
-    <w:p>
-      <w:pPr>
-        <w:spacing w:before="0" w:after="0" w:line="269" w:lineRule="auto"/>
-        <w:ind w:left="180" w:hanging="180"/>
-        <w:snapToGrid w:val="0"/>
-      </w:pPr>
-      <w:r>
-        <w:rPr>
-          <w:rFonts w:ascii="맑은 고딕" w:hAnsi="맑은 고딕" w:eastAsia="맑은 고딕"/>
-          <w:b w:val="0"/>
-          <w:sz w:val="17"/>
-          <w:u w:val="none"/>
-        </w:rPr>
-        <w:t>⑤ The marketing departments of companies keep adding items to what counts as fashion.</w:t>
-      </w:r>
-    </w:p>
-    <w:p>
-      <w:pPr>
-        <w:keepNext/>
-        <w:spacing w:before="80" w:after="20" w:line="276" w:lineRule="auto"/>
-        <w:snapToGrid w:val="0"/>
-      </w:pPr>
-      <w:r>
-        <w:rPr>
-          <w:rFonts w:ascii="맑은 고딕" w:hAnsi="맑은 고딕" w:eastAsia="맑은 고딕"/>
-          <w:b/>
-          <w:sz w:val="17"/>
-          <w:u w:val="none"/>
-        </w:rPr>
-        <w:t>39-5.</w:t>
-      </w:r>
-      <w:r>
-        <w:rPr>
-          <w:rFonts w:ascii="맑은 고딕" w:hAnsi="맑은 고딕" w:eastAsia="맑은 고딕"/>
-          <w:b w:val="0"/>
-          <w:sz w:val="17"/>
-          <w:u w:val="none"/>
-        </w:rPr>
-        <w:t xml:space="preserve"> [A]와 [B]를 읽고 이해한 것으로 가장 적절한 것은? [3.2점]</w:t>
-      </w:r>
-    </w:p>
-    <w:p>
-      <w:pPr>
-        <w:spacing w:before="0" w:after="60" w:line="288" w:lineRule="auto"/>
-        <w:ind w:left="40"/>
-        <w:snapToGrid w:val="0"/>
-        <w:pBdr>
-          <w:top w:val="single" w:sz="4" w:space="2" w:color="999999"/>
-          <w:left w:val="single" w:sz="4" w:space="2" w:color="999999"/>
-          <w:bottom w:val="single" w:sz="4" w:space="2" w:color="999999"/>
-          <w:right w:val="single" w:sz="4" w:space="2" w:color="999999"/>
-        </w:pBdr>
-        <w:shd w:val="clear" w:color="auto" w:fill="F6F3EA"/>
-      </w:pPr>
-      <w:r>
-        <w:rPr>
-          <w:rFonts w:ascii="맑은 고딕" w:hAnsi="맑은 고딕" w:eastAsia="맑은 고딕"/>
-          <w:b w:val="0"/>
-          <w:sz w:val="17"/>
-          <w:u w:val="none"/>
-        </w:rPr>
-        <w:t>[A] But with more permanent things, companies must invent reasons for their customers to continue to consume them. One approach is to make the stuff that people already have outdated by convincing them that it is no longer fashionable.</w:t>
-      </w:r>
-    </w:p>
-    <w:p>
-      <w:pPr>
-        <w:spacing w:before="0" w:after="60" w:line="288" w:lineRule="auto"/>
-        <w:ind w:left="40"/>
-        <w:snapToGrid w:val="0"/>
-        <w:pBdr>
-          <w:top w:val="single" w:sz="4" w:space="2" w:color="6B7FB8"/>
-          <w:left w:val="single" w:sz="4" w:space="2" w:color="6B7FB8"/>
-          <w:bottom w:val="single" w:sz="4" w:space="2" w:color="6B7FB8"/>
-          <w:right w:val="single" w:sz="4" w:space="2" w:color="6B7FB8"/>
-        </w:pBdr>
-        <w:shd w:val="clear" w:color="auto" w:fill="EEF2FF"/>
-      </w:pPr>
-      <w:r>
-        <w:rPr>
-          <w:rFonts w:ascii="맑은 고딕" w:hAnsi="맑은 고딕" w:eastAsia="맑은 고딕"/>
-          <w:b w:val="0"/>
-          <w:sz w:val="17"/>
-          <w:u w:val="none"/>
-        </w:rPr>
-        <w:t>[B] Every autumn, a phone maker releases a new model with a slightly different color and a camera that is only a little better. Its ads show smiling people with the new phone, while last year’s model, which still works perfectly well, quietly begins to feel old to its owners.</w:t>
-      </w:r>
-    </w:p>
-    <w:p>
-      <w:pPr>
-        <w:spacing w:before="0" w:after="0" w:line="269" w:lineRule="auto"/>
-        <w:ind w:left="180" w:hanging="180"/>
-        <w:snapToGrid w:val="0"/>
-      </w:pPr>
-      <w:r>
-        <w:rPr>
-          <w:rFonts w:ascii="맑은 고딕" w:hAnsi="맑은 고딕" w:eastAsia="맑은 고딕"/>
-          <w:b w:val="0"/>
-          <w:sz w:val="17"/>
-          <w:u w:val="none"/>
-        </w:rPr>
-        <w:t>① [A] says companies should make their products last longer, while [B] praises better cameras.</w:t>
-      </w:r>
-    </w:p>
-    <w:p>
-      <w:pPr>
-        <w:spacing w:before="0" w:after="0" w:line="269" w:lineRule="auto"/>
-        <w:ind w:left="180" w:hanging="180"/>
-        <w:snapToGrid w:val="0"/>
-      </w:pPr>
-      <w:r>
-        <w:rPr>
-          <w:rFonts w:ascii="맑은 고딕" w:hAnsi="맑은 고딕" w:eastAsia="맑은 고딕"/>
-          <w:b w:val="0"/>
-          <w:sz w:val="17"/>
-          <w:u w:val="none"/>
-        </w:rPr>
-        <w:t>② [B] suggests that last year’s phone stopped working after the new model came out.</w:t>
-      </w:r>
-    </w:p>
-    <w:p>
-      <w:pPr>
-        <w:spacing w:before="0" w:after="0" w:line="269" w:lineRule="auto"/>
-        <w:ind w:left="180" w:hanging="180"/>
-        <w:snapToGrid w:val="0"/>
-      </w:pPr>
-      <w:r>
-        <w:rPr>
-          <w:rFonts w:ascii="맑은 고딕" w:hAnsi="맑은 고딕" w:eastAsia="맑은 고딕"/>
-          <w:b w:val="0"/>
-          <w:sz w:val="17"/>
-          <w:u w:val="none"/>
-        </w:rPr>
-        <w:t>③ Both texts argue that consumers buy new goods only when the old ones break.</w:t>
-      </w:r>
-    </w:p>
-    <w:p>
-      <w:pPr>
-        <w:spacing w:before="0" w:after="0" w:line="269" w:lineRule="auto"/>
-        <w:ind w:left="180" w:hanging="180"/>
-        <w:snapToGrid w:val="0"/>
-      </w:pPr>
-      <w:r>
-        <w:rPr>
-          <w:rFonts w:ascii="맑은 고딕" w:hAnsi="맑은 고딕" w:eastAsia="맑은 고딕"/>
-          <w:b w:val="0"/>
-          <w:sz w:val="17"/>
-          <w:u w:val="none"/>
-        </w:rPr>
-        <w:t>④ [A] focuses on food, while [B] focuses on technology.</w:t>
-      </w:r>
-    </w:p>
-    <w:p>
-      <w:pPr>
-        <w:spacing w:before="0" w:after="0" w:line="269" w:lineRule="auto"/>
-        <w:ind w:left="180" w:hanging="180"/>
-        <w:snapToGrid w:val="0"/>
-      </w:pPr>
-      <w:r>
-        <w:rPr>
-          <w:rFonts w:ascii="맑은 고딕" w:hAnsi="맑은 고딕" w:eastAsia="맑은 고딕"/>
-          <w:b w:val="0"/>
-          <w:sz w:val="17"/>
-          <w:u w:val="none"/>
-        </w:rPr>
-        <w:t>⑤ Both texts show how companies make goods that still work feel out of date so people will buy again.</w:t>
-      </w:r>
-    </w:p>
-    <w:p>
-      <w:pPr>
-        <w:keepNext/>
-        <w:spacing w:before="80" w:after="20" w:line="276" w:lineRule="auto"/>
-        <w:snapToGrid w:val="0"/>
-      </w:pPr>
-      <w:r>
-        <w:rPr>
-          <w:rFonts w:ascii="맑은 고딕" w:hAnsi="맑은 고딕" w:eastAsia="맑은 고딕"/>
-          <w:b/>
-          <w:sz w:val="17"/>
-          <w:u w:val="none"/>
-        </w:rPr>
-        <w:t>39-6.</w:t>
-      </w:r>
-      <w:r>
-        <w:rPr>
-          <w:rFonts w:ascii="맑은 고딕" w:hAnsi="맑은 고딕" w:eastAsia="맑은 고딕"/>
-          <w:b w:val="0"/>
-          <w:sz w:val="17"/>
-          <w:u w:val="none"/>
-        </w:rPr>
-        <w:t xml:space="preserve"> 다음 빈칸에 들어갈 말로 가장 적절한 것은? [2.9점]</w:t>
-      </w:r>
-    </w:p>
-    <w:p>
-      <w:pPr>
-        <w:spacing w:before="0" w:after="60" w:line="288" w:lineRule="auto"/>
-        <w:ind w:left="40"/>
-        <w:snapToGrid w:val="0"/>
-        <w:pBdr>
-          <w:top w:val="single" w:sz="4" w:space="2" w:color="999999"/>
-          <w:left w:val="single" w:sz="4" w:space="2" w:color="999999"/>
-          <w:bottom w:val="single" w:sz="4" w:space="2" w:color="999999"/>
-          <w:right w:val="single" w:sz="4" w:space="2" w:color="999999"/>
-        </w:pBdr>
-        <w:shd w:val="clear" w:color="auto" w:fill="F6F3EA"/>
-      </w:pPr>
-      <w:r>
-        <w:rPr>
-          <w:rFonts w:ascii="맑은 고딕" w:hAnsi="맑은 고딕" w:eastAsia="맑은 고딕"/>
-          <w:b w:val="0"/>
-          <w:sz w:val="17"/>
-          <w:u w:val="none"/>
-        </w:rPr>
-        <w:t>Those who purchase the goods of a company are called customers. Individuals who purchase goods for personal use are called consumers: beings who consume. Therefore, companies have invented multiple ways to ensure that their customers consume the produced items in larger and larger quantities and more and more frequently. Those who sell food have an easy time, for food is literally consumed, so there is always a need to purchase new food. But with more permanent things, companies must invent reasons for their customers to continue to consume them. One approach is to make the stuff that people already have outdated by convincing them that it is no longer ________. The entire fashion industry is built to convince people that fashion matters, so they must purchase new clothing, even though the old is still perfectly functionable. Fashion today extends to far more things than clothes: automobiles, mobile phones, computers—the list is extended indefinitely, limited only by the limits of the creative minds of the marketing divisions of companies.</w:t>
-      </w:r>
-    </w:p>
-    <w:p>
-      <w:pPr>
-        <w:spacing w:before="0" w:after="20" w:line="276" w:lineRule="auto"/>
-        <w:ind w:left="80"/>
-        <w:snapToGrid w:val="0"/>
-      </w:pPr>
-      <w:r>
-        <w:rPr>
-          <w:rFonts w:ascii="맑은 고딕" w:hAnsi="맑은 고딕" w:eastAsia="맑은 고딕"/>
-          <w:b w:val="0"/>
-          <w:sz w:val="17"/>
-          <w:u w:val="none"/>
-        </w:rPr>
-        <w:t>① affordable    ② fashionable    ③ useful    ④ safe    ⑤ available</w:t>
-      </w:r>
-    </w:p>
-    <w:p>
-      <w:pPr>
-        <w:keepNext/>
-        <w:spacing w:before="80" w:after="20" w:line="276" w:lineRule="auto"/>
-        <w:snapToGrid w:val="0"/>
-      </w:pPr>
-      <w:r>
-        <w:rPr>
-          <w:rFonts w:ascii="맑은 고딕" w:hAnsi="맑은 고딕" w:eastAsia="맑은 고딕"/>
-          <w:b/>
-          <w:sz w:val="17"/>
-          <w:u w:val="none"/>
-        </w:rPr>
-        <w:t>39-7.</w:t>
-      </w:r>
-      <w:r>
-        <w:rPr>
-          <w:rFonts w:ascii="맑은 고딕" w:hAnsi="맑은 고딕" w:eastAsia="맑은 고딕"/>
-          <w:b w:val="0"/>
-          <w:sz w:val="17"/>
-          <w:u w:val="none"/>
-        </w:rPr>
-        <w:t xml:space="preserve"> 다음 글에서 전체 흐름과 관계 </w:t>
-      </w:r>
-      <w:r>
-        <w:rPr>
-          <w:rFonts w:ascii="맑은 고딕" w:hAnsi="맑은 고딕" w:eastAsia="맑은 고딕"/>
-          <w:b w:val="0"/>
-          <w:sz w:val="17"/>
-          <w:u w:val="single"/>
-        </w:rPr>
-        <w:t>없는</w:t>
-      </w:r>
-      <w:r>
-        <w:rPr>
-          <w:rFonts w:ascii="맑은 고딕" w:hAnsi="맑은 고딕" w:eastAsia="맑은 고딕"/>
-          <w:b w:val="0"/>
-          <w:sz w:val="17"/>
-          <w:u w:val="none"/>
-        </w:rPr>
-        <w:t xml:space="preserve"> 문장은? [3.0점]</w:t>
-      </w:r>
-    </w:p>
-    <w:p>
-      <w:pPr>
-        <w:spacing w:before="0" w:after="60" w:line="288" w:lineRule="auto"/>
-        <w:ind w:left="40"/>
-        <w:snapToGrid w:val="0"/>
-        <w:pBdr>
-          <w:top w:val="single" w:sz="4" w:space="2" w:color="999999"/>
-          <w:left w:val="single" w:sz="4" w:space="2" w:color="999999"/>
-          <w:bottom w:val="single" w:sz="4" w:space="2" w:color="999999"/>
-          <w:right w:val="single" w:sz="4" w:space="2" w:color="999999"/>
-        </w:pBdr>
-        <w:shd w:val="clear" w:color="auto" w:fill="F6F3EA"/>
-      </w:pPr>
-      <w:r>
-        <w:rPr>
-          <w:rFonts w:ascii="맑은 고딕" w:hAnsi="맑은 고딕" w:eastAsia="맑은 고딕"/>
-          <w:b w:val="0"/>
-          <w:sz w:val="17"/>
-          <w:u w:val="none"/>
-        </w:rPr>
-        <w:t>Those who sell food have an easy time, for food is literally consumed, so there is always a need to purchase new food. ① But with more permanent things, companies must invent reasons for their customers to continue to consume them. ② One approach is to make the stuff that people already have outdated by convincing them that it is no longer fashionable. ③ The entire fashion industry is built to convince people that fashion matters, so they must purchase new clothing, even though the old is still perfectly functionable. ④ Recycling old clothes can reduce the amount of waste sent to landfills. ⑤ Fashion today extends to far more things than clothes: automobiles, mobile phones, computers—the list is extended indefinitely.</w:t>
-      </w:r>
-    </w:p>
-    <w:p>
-      <w:pPr>
-        <w:spacing w:before="0" w:after="20" w:line="276" w:lineRule="auto"/>
-        <w:ind w:left="80"/>
-        <w:snapToGrid w:val="0"/>
-      </w:pPr>
-      <w:r>
-        <w:rPr>
-          <w:rFonts w:ascii="맑은 고딕" w:hAnsi="맑은 고딕" w:eastAsia="맑은 고딕"/>
-          <w:b w:val="0"/>
-          <w:sz w:val="17"/>
-          <w:u w:val="none"/>
-        </w:rPr>
-        <w:t>① ①    ② ②    ③ ③    ④ ④    ⑤ ⑤</w:t>
-      </w:r>
-    </w:p>
-    <w:p>
-      <w:pPr>
-        <w:keepNext/>
-        <w:spacing w:before="80" w:after="40" w:line="276" w:lineRule="auto"/>
-        <w:snapToGrid w:val="0"/>
-        <w:shd w:val="clear" w:color="auto" w:fill="8A3A12"/>
-      </w:pPr>
-      <w:r>
-        <w:rPr>
-          <w:rFonts w:ascii="맑은 고딕" w:hAnsi="맑은 고딕" w:eastAsia="맑은 고딕"/>
-          <w:b/>
-          <w:color w:val="FFFFFF"/>
-          <w:sz w:val="17"/>
-          <w:u w:val="none"/>
-        </w:rPr>
-        <w:t>서답형  39-서1 ~ 39-서2</w:t>
-      </w:r>
-    </w:p>
-    <w:p>
-      <w:pPr>
-        <w:keepNext/>
-        <w:spacing w:before="80" w:after="20" w:line="276" w:lineRule="auto"/>
-        <w:snapToGrid w:val="0"/>
-      </w:pPr>
-      <w:r>
-        <w:rPr>
-          <w:rFonts w:ascii="맑은 고딕" w:hAnsi="맑은 고딕" w:eastAsia="맑은 고딕"/>
-          <w:b/>
-          <w:sz w:val="17"/>
-          <w:u w:val="none"/>
-        </w:rPr>
-        <w:t>39-서1.</w:t>
-      </w:r>
-      <w:r>
-        <w:rPr>
-          <w:rFonts w:ascii="맑은 고딕" w:hAnsi="맑은 고딕" w:eastAsia="맑은 고딕"/>
-          <w:b w:val="0"/>
-          <w:sz w:val="17"/>
-          <w:u w:val="none"/>
-        </w:rPr>
-        <w:t xml:space="preserve"> 다음 글의 내용을 요약하고자 한다. 빈칸 (1)~(3)에 들어갈 말을 본문에서 찾아 </w:t>
-      </w:r>
-      <w:r>
-        <w:rPr>
-          <w:rFonts w:ascii="맑은 고딕" w:hAnsi="맑은 고딕" w:eastAsia="맑은 고딕"/>
-          <w:b w:val="0"/>
-          <w:sz w:val="17"/>
-          <w:u w:val="single"/>
-        </w:rPr>
-        <w:t>반드시 변형하여</w:t>
-      </w:r>
-      <w:r>
-        <w:rPr>
-          <w:rFonts w:ascii="맑은 고딕" w:hAnsi="맑은 고딕" w:eastAsia="맑은 고딕"/>
-          <w:b w:val="0"/>
-          <w:sz w:val="17"/>
-          <w:u w:val="none"/>
-        </w:rPr>
-        <w:t xml:space="preserve"> 쓰시오. (한 칸에 한 단어) [각 1점, 총 3점] [3.0점]</w:t>
-      </w:r>
-    </w:p>
-    <w:p>
-      <w:pPr>
-        <w:spacing w:before="0" w:after="60" w:line="288" w:lineRule="auto"/>
-        <w:ind w:left="40"/>
-        <w:snapToGrid w:val="0"/>
-        <w:pBdr>
-          <w:top w:val="single" w:sz="4" w:space="2" w:color="999999"/>
-          <w:left w:val="single" w:sz="4" w:space="2" w:color="999999"/>
-          <w:bottom w:val="single" w:sz="4" w:space="2" w:color="999999"/>
-          <w:right w:val="single" w:sz="4" w:space="2" w:color="999999"/>
-        </w:pBdr>
-        <w:shd w:val="clear" w:color="auto" w:fill="F6F3EA"/>
-      </w:pPr>
-      <w:r>
-        <w:rPr>
-          <w:rFonts w:ascii="맑은 고딕" w:hAnsi="맑은 고딕" w:eastAsia="맑은 고딕"/>
-          <w:b w:val="0"/>
-          <w:sz w:val="17"/>
-          <w:u w:val="none"/>
-        </w:rPr>
-        <w:t>Those who purchase the goods of a company are called customers. Individuals who purchase goods for personal use are called consumers: beings who consume. Therefore, companies have invented multiple ways to ensure that their customers consume the produced items in larger and larger quantities and more and more frequently. Those who sell food have an easy time, for food is literally consumed, so there is always a need to purchase new food. But with more permanent things, companies must invent reasons for their customers to continue to consume them. One approach is to make the stuff that people already have outdated by convincing them that it is no longer fashionable. The entire fashion industry is built to convince people that fashion matters, so they must purchase new clothing, even though the old is still perfectly functionable. Fashion today extends to far more things than clothes: automobiles, mobile phones, computers—the list is extended indefinitely, limited only by the limits of the creative minds of the marketing divisions of companies.</w:t>
-      </w:r>
-    </w:p>
-    <w:p>
-      <w:pPr>
-        <w:spacing w:before="0" w:after="60" w:line="288" w:lineRule="auto"/>
-        <w:ind w:left="40"/>
-        <w:snapToGrid w:val="0"/>
-        <w:pBdr>
-          <w:top w:val="single" w:sz="4" w:space="2" w:color="C99B4E"/>
-          <w:left w:val="single" w:sz="4" w:space="2" w:color="C99B4E"/>
-          <w:bottom w:val="single" w:sz="4" w:space="2" w:color="C99B4E"/>
-          <w:right w:val="single" w:sz="4" w:space="2" w:color="C99B4E"/>
-        </w:pBdr>
-        <w:shd w:val="clear" w:color="auto" w:fill="FFF8E1"/>
-      </w:pPr>
-      <w:r>
-        <w:rPr>
-          <w:rFonts w:ascii="맑은 고딕" w:hAnsi="맑은 고딕" w:eastAsia="맑은 고딕"/>
-          <w:b w:val="0"/>
-          <w:sz w:val="17"/>
-          <w:u w:val="none"/>
-        </w:rPr>
-        <w:t>To keep people (1) ________, companies rely on the (2) ________ of reasons to buy, such as making the goods people already own seem (3) ________.</w:t>
-      </w:r>
-    </w:p>
-    <w:p>
-      <w:pPr>
-        <w:spacing w:before="0" w:after="0" w:line="288" w:lineRule="auto"/>
-        <w:ind w:left="40"/>
-        <w:snapToGrid w:val="0"/>
-        <w:pBdr>
-          <w:top w:val="single" w:sz="4" w:space="2" w:color="9B6BD0"/>
-          <w:left w:val="single" w:sz="4" w:space="2" w:color="9B6BD0"/>
-          <w:bottom w:val="single" w:sz="4" w:space="2" w:color="9B6BD0"/>
-          <w:right w:val="single" w:sz="4" w:space="2" w:color="9B6BD0"/>
-        </w:pBdr>
-        <w:shd w:val="clear" w:color="auto" w:fill="FAF5FF"/>
-      </w:pPr>
-      <w:r>
-        <w:rPr>
-          <w:rFonts w:ascii="맑은 고딕" w:hAnsi="맑은 고딕" w:eastAsia="맑은 고딕"/>
-          <w:b/>
-          <w:sz w:val="17"/>
-          <w:u w:val="none"/>
-        </w:rPr>
-        <w:t>&lt;조 건&gt;</w:t>
-      </w:r>
-    </w:p>
-    <w:p>
-      <w:pPr>
-        <w:spacing w:before="0" w:after="0" w:line="288" w:lineRule="auto"/>
-        <w:ind w:left="40"/>
-        <w:snapToGrid w:val="0"/>
-        <w:pBdr>
-          <w:top w:val="single" w:sz="4" w:space="2" w:color="9B6BD0"/>
-          <w:left w:val="single" w:sz="4" w:space="2" w:color="9B6BD0"/>
-          <w:bottom w:val="single" w:sz="4" w:space="2" w:color="9B6BD0"/>
-          <w:right w:val="single" w:sz="4" w:space="2" w:color="9B6BD0"/>
-        </w:pBdr>
-        <w:shd w:val="clear" w:color="auto" w:fill="FAF5FF"/>
-      </w:pPr>
-      <w:r>
-        <w:rPr>
-          <w:rFonts w:ascii="맑은 고딕" w:hAnsi="맑은 고딕" w:eastAsia="맑은 고딕"/>
-          <w:b w:val="0"/>
-          <w:sz w:val="17"/>
-          <w:u w:val="none"/>
-        </w:rPr>
-        <w:t>1. 본문의 단어를 반드시 변형(품사·어형)하여 쓸 것 — 본문 형태 그대로 쓰면 0점</w:t>
-      </w:r>
-    </w:p>
-    <w:p>
-      <w:pPr>
-        <w:spacing w:before="0" w:after="60" w:line="288" w:lineRule="auto"/>
-        <w:ind w:left="40"/>
-        <w:snapToGrid w:val="0"/>
-        <w:pBdr>
-          <w:top w:val="single" w:sz="4" w:space="2" w:color="9B6BD0"/>
-          <w:left w:val="single" w:sz="4" w:space="2" w:color="9B6BD0"/>
-          <w:bottom w:val="single" w:sz="4" w:space="2" w:color="9B6BD0"/>
-          <w:right w:val="single" w:sz="4" w:space="2" w:color="9B6BD0"/>
-        </w:pBdr>
-        <w:shd w:val="clear" w:color="auto" w:fill="FAF5FF"/>
-      </w:pPr>
-      <w:r>
-        <w:rPr>
-          <w:rFonts w:ascii="맑은 고딕" w:hAnsi="맑은 고딕" w:eastAsia="맑은 고딕"/>
-          <w:b w:val="0"/>
-          <w:sz w:val="17"/>
-          <w:u w:val="none"/>
-        </w:rPr>
-        <w:t>2. 답안지에 소문항 번호를 정확하게 기입할 것  예) 1-(1) 1-(2) 1-(3)</w:t>
-      </w:r>
-    </w:p>
-    <w:p>
-      <w:pPr>
-        <w:spacing w:before="0" w:after="40" w:line="360" w:lineRule="auto"/>
-        <w:snapToGrid w:val="0"/>
-      </w:pPr>
-      <w:r>
-        <w:rPr>
-          <w:rFonts w:ascii="맑은 고딕" w:hAnsi="맑은 고딕" w:eastAsia="맑은 고딕"/>
-          <w:b w:val="0"/>
-          <w:sz w:val="17"/>
-          <w:u w:val="none"/>
-        </w:rPr>
-        <w:t>(1) ______________   (2) ______________   (3) ______________</w:t>
-      </w:r>
-    </w:p>
-    <w:p>
-      <w:pPr>
-        <w:keepNext/>
-        <w:spacing w:before="80" w:after="20" w:line="276" w:lineRule="auto"/>
-        <w:snapToGrid w:val="0"/>
-      </w:pPr>
-      <w:r>
-        <w:rPr>
-          <w:rFonts w:ascii="맑은 고딕" w:hAnsi="맑은 고딕" w:eastAsia="맑은 고딕"/>
-          <w:b/>
-          <w:sz w:val="17"/>
-          <w:u w:val="none"/>
-        </w:rPr>
-        <w:t>39-서2.</w:t>
-      </w:r>
-      <w:r>
-        <w:rPr>
-          <w:rFonts w:ascii="맑은 고딕" w:hAnsi="맑은 고딕" w:eastAsia="맑은 고딕"/>
-          <w:b w:val="0"/>
-          <w:sz w:val="17"/>
-          <w:u w:val="none"/>
-        </w:rPr>
-        <w:t xml:space="preserve"> 다음 글의 밑줄 친 문장과 같은 뜻이 되도록 &lt;보기&gt;의 표현을 모두 사용하여 &lt;조건&gt;에 맞게 영작하시오. [3점] [3.0점]</w:t>
-      </w:r>
-    </w:p>
-    <w:p>
-      <w:pPr>
-        <w:spacing w:before="0" w:after="60" w:line="288" w:lineRule="auto"/>
-        <w:ind w:left="40"/>
-        <w:snapToGrid w:val="0"/>
-        <w:pBdr>
-          <w:top w:val="single" w:sz="4" w:space="2" w:color="999999"/>
-          <w:left w:val="single" w:sz="4" w:space="2" w:color="999999"/>
-          <w:bottom w:val="single" w:sz="4" w:space="2" w:color="999999"/>
-          <w:right w:val="single" w:sz="4" w:space="2" w:color="999999"/>
-        </w:pBdr>
-        <w:shd w:val="clear" w:color="auto" w:fill="F6F3EA"/>
-      </w:pPr>
-      <w:r>
-        <w:rPr>
-          <w:rFonts w:ascii="맑은 고딕" w:hAnsi="맑은 고딕" w:eastAsia="맑은 고딕"/>
-          <w:b w:val="0"/>
-          <w:sz w:val="17"/>
-          <w:u w:val="none"/>
-        </w:rPr>
-        <w:t xml:space="preserve">But with more permanent things, companies must invent reasons for their customers to continue to consume them. </w:t>
-      </w:r>
-      <w:r>
-        <w:rPr>
-          <w:rFonts w:ascii="맑은 고딕" w:hAnsi="맑은 고딕" w:eastAsia="맑은 고딕"/>
-          <w:b w:val="0"/>
-          <w:sz w:val="17"/>
-          <w:u w:val="single"/>
-        </w:rPr>
-        <w:t>One approach is to make the stuff that people already have outdated by convincing them that it is no longer fashionable.</w:t>
-      </w:r>
-    </w:p>
-    <w:p>
-      <w:pPr>
-        <w:spacing w:before="0" w:after="60" w:line="288" w:lineRule="auto"/>
-        <w:ind w:left="40"/>
-        <w:snapToGrid w:val="0"/>
-        <w:pBdr>
-          <w:top w:val="single" w:sz="4" w:space="2" w:color="9B6BD0"/>
-          <w:left w:val="single" w:sz="4" w:space="2" w:color="9B6BD0"/>
-          <w:bottom w:val="single" w:sz="4" w:space="2" w:color="9B6BD0"/>
-          <w:right w:val="single" w:sz="4" w:space="2" w:color="9B6BD0"/>
-        </w:pBdr>
-        <w:shd w:val="clear" w:color="auto" w:fill="FAF5FF"/>
-      </w:pPr>
-      <w:r>
-        <w:rPr>
-          <w:rFonts w:ascii="맑은 고딕" w:hAnsi="맑은 고딕" w:eastAsia="맑은 고딕"/>
-          <w:b/>
-          <w:sz w:val="17"/>
-          <w:u w:val="none"/>
-        </w:rPr>
-        <w:t>&lt;보 기&gt;</w:t>
-      </w:r>
-      <w:r>
-        <w:rPr>
-          <w:rFonts w:ascii="맑은 고딕" w:hAnsi="맑은 고딕" w:eastAsia="맑은 고딕"/>
-          <w:b w:val="0"/>
-          <w:sz w:val="17"/>
-          <w:u w:val="none"/>
-        </w:rPr>
-        <w:t xml:space="preserve"> companies / make / what / people / already / have / outdated / by / convince / them / that / it / is / no longer / fashionable</w:t>
-      </w:r>
-    </w:p>
-    <w:p>
-      <w:pPr>
-        <w:spacing w:before="0" w:after="0" w:line="288" w:lineRule="auto"/>
-        <w:ind w:left="40"/>
-        <w:snapToGrid w:val="0"/>
-        <w:pBdr>
-          <w:top w:val="single" w:sz="4" w:space="2" w:color="9B6BD0"/>
-          <w:left w:val="single" w:sz="4" w:space="2" w:color="9B6BD0"/>
-          <w:bottom w:val="single" w:sz="4" w:space="2" w:color="9B6BD0"/>
-          <w:right w:val="single" w:sz="4" w:space="2" w:color="9B6BD0"/>
-        </w:pBdr>
-        <w:shd w:val="clear" w:color="auto" w:fill="FAF5FF"/>
-      </w:pPr>
-      <w:r>
-        <w:rPr>
-          <w:rFonts w:ascii="맑은 고딕" w:hAnsi="맑은 고딕" w:eastAsia="맑은 고딕"/>
-          <w:b/>
-          <w:sz w:val="17"/>
-          <w:u w:val="none"/>
-        </w:rPr>
-        <w:t>&lt;조 건&gt;</w:t>
-      </w:r>
-    </w:p>
-    <w:p>
-      <w:pPr>
-        <w:spacing w:before="0" w:after="0" w:line="288" w:lineRule="auto"/>
-        <w:ind w:left="40"/>
-        <w:snapToGrid w:val="0"/>
-        <w:pBdr>
-          <w:top w:val="single" w:sz="4" w:space="2" w:color="9B6BD0"/>
-          <w:left w:val="single" w:sz="4" w:space="2" w:color="9B6BD0"/>
-          <w:bottom w:val="single" w:sz="4" w:space="2" w:color="9B6BD0"/>
-          <w:right w:val="single" w:sz="4" w:space="2" w:color="9B6BD0"/>
-        </w:pBdr>
-        <w:shd w:val="clear" w:color="auto" w:fill="FAF5FF"/>
-      </w:pPr>
-      <w:r>
-        <w:rPr>
-          <w:rFonts w:ascii="맑은 고딕" w:hAnsi="맑은 고딕" w:eastAsia="맑은 고딕"/>
-          <w:b w:val="0"/>
-          <w:sz w:val="17"/>
-          <w:u w:val="none"/>
-        </w:rPr>
-        <w:t>1. &lt;보기&gt;의 표현을 모두 한 번씩만 사용할 것</w:t>
-      </w:r>
-    </w:p>
-    <w:p>
-      <w:pPr>
-        <w:spacing w:before="0" w:after="0" w:line="288" w:lineRule="auto"/>
-        <w:ind w:left="40"/>
-        <w:snapToGrid w:val="0"/>
-        <w:pBdr>
-          <w:top w:val="single" w:sz="4" w:space="2" w:color="9B6BD0"/>
-          <w:left w:val="single" w:sz="4" w:space="2" w:color="9B6BD0"/>
-          <w:bottom w:val="single" w:sz="4" w:space="2" w:color="9B6BD0"/>
-          <w:right w:val="single" w:sz="4" w:space="2" w:color="9B6BD0"/>
-        </w:pBdr>
-        <w:shd w:val="clear" w:color="auto" w:fill="FAF5FF"/>
-      </w:pPr>
-      <w:r>
-        <w:rPr>
-          <w:rFonts w:ascii="맑은 고딕" w:hAnsi="맑은 고딕" w:eastAsia="맑은 고딕"/>
-          <w:b w:val="0"/>
-          <w:sz w:val="17"/>
-          <w:u w:val="none"/>
-        </w:rPr>
-        <w:t>2. 어형은 한 단어만 바꾸고, 다른 단어를 추가하지 말 것</w:t>
-      </w:r>
-    </w:p>
-    <w:p>
-      <w:pPr>
-        <w:spacing w:before="0" w:after="0" w:line="288" w:lineRule="auto"/>
-        <w:ind w:left="40"/>
-        <w:snapToGrid w:val="0"/>
-        <w:pBdr>
-          <w:top w:val="single" w:sz="4" w:space="2" w:color="9B6BD0"/>
-          <w:left w:val="single" w:sz="4" w:space="2" w:color="9B6BD0"/>
-          <w:bottom w:val="single" w:sz="4" w:space="2" w:color="9B6BD0"/>
-          <w:right w:val="single" w:sz="4" w:space="2" w:color="9B6BD0"/>
-        </w:pBdr>
-        <w:shd w:val="clear" w:color="auto" w:fill="FAF5FF"/>
-      </w:pPr>
-      <w:r>
-        <w:rPr>
-          <w:rFonts w:ascii="맑은 고딕" w:hAnsi="맑은 고딕" w:eastAsia="맑은 고딕"/>
-          <w:b w:val="0"/>
-          <w:sz w:val="17"/>
-          <w:u w:val="none"/>
-        </w:rPr>
-        <w:t>3. ‘Companies make + 목적어 + 목적격보어’ 구조로 쓰고, 목적어는 관계대명사 what절로 쓸 것</w:t>
-      </w:r>
-    </w:p>
-    <w:p>
-      <w:pPr>
-        <w:spacing w:before="0" w:after="0" w:line="288" w:lineRule="auto"/>
-        <w:ind w:left="40"/>
-        <w:snapToGrid w:val="0"/>
-        <w:pBdr>
-          <w:top w:val="single" w:sz="4" w:space="2" w:color="9B6BD0"/>
-          <w:left w:val="single" w:sz="4" w:space="2" w:color="9B6BD0"/>
-          <w:bottom w:val="single" w:sz="4" w:space="2" w:color="9B6BD0"/>
-          <w:right w:val="single" w:sz="4" w:space="2" w:color="9B6BD0"/>
-        </w:pBdr>
-        <w:shd w:val="clear" w:color="auto" w:fill="FAF5FF"/>
-      </w:pPr>
-      <w:r>
-        <w:rPr>
-          <w:rFonts w:ascii="맑은 고딕" w:hAnsi="맑은 고딕" w:eastAsia="맑은 고딕"/>
-          <w:b w:val="0"/>
-          <w:sz w:val="17"/>
-          <w:u w:val="none"/>
-        </w:rPr>
-        <w:t>4. 총 16단어로 쓸 것</w:t>
-      </w:r>
-    </w:p>
-    <w:p>
-      <w:pPr>
-        <w:spacing w:before="0" w:after="60" w:line="288" w:lineRule="auto"/>
-        <w:ind w:left="40"/>
-        <w:snapToGrid w:val="0"/>
-        <w:pBdr>
-          <w:top w:val="single" w:sz="4" w:space="2" w:color="9B6BD0"/>
-          <w:left w:val="single" w:sz="4" w:space="2" w:color="9B6BD0"/>
-          <w:bottom w:val="single" w:sz="4" w:space="2" w:color="9B6BD0"/>
-          <w:right w:val="single" w:sz="4" w:space="2" w:color="9B6BD0"/>
-        </w:pBdr>
-        <w:shd w:val="clear" w:color="auto" w:fill="FAF5FF"/>
-      </w:pPr>
-      <w:r>
-        <w:rPr>
-          <w:rFonts w:ascii="맑은 고딕" w:hAnsi="맑은 고딕" w:eastAsia="맑은 고딕"/>
-          <w:b w:val="0"/>
-          <w:sz w:val="17"/>
-          <w:u w:val="none"/>
-        </w:rPr>
-        <w:t>5. 답안지에 소문항 번호를 정확하게 기입할 것</w:t>
-      </w:r>
-    </w:p>
-    <w:p>
-      <w:pPr>
-        <w:spacing w:before="0" w:after="40" w:line="360" w:lineRule="auto"/>
-        <w:snapToGrid w:val="0"/>
-      </w:pPr>
-      <w:r>
-        <w:rPr>
-          <w:rFonts w:ascii="맑은 고딕" w:hAnsi="맑은 고딕" w:eastAsia="맑은 고딕"/>
-          <w:b w:val="0"/>
-          <w:sz w:val="17"/>
-          <w:u w:val="none"/>
-        </w:rPr>
-        <w:t>⇒ Companies ______________________________________________________________ .</w:t>
-      </w:r>
-    </w:p>
-    <w:p>
-      <w:pPr>
-        <w:keepNext/>
-        <w:spacing w:before="80" w:after="40" w:line="276" w:lineRule="auto"/>
-        <w:snapToGrid w:val="0"/>
-        <w:shd w:val="clear" w:color="auto" w:fill="6B21A8"/>
-      </w:pPr>
-      <w:r>
-        <w:rPr>
-          <w:rFonts w:ascii="맑은 고딕" w:hAnsi="맑은 고딕" w:eastAsia="맑은 고딕"/>
-          <w:b/>
-          <w:color w:val="FFFFFF"/>
-          <w:sz w:val="17"/>
-          <w:u w:val="none"/>
-        </w:rPr>
-        <w:t>[지문 구조]  ※ 앞 문항을 모두 푼 뒤에 풀 것</w:t>
-      </w:r>
-    </w:p>
-    <w:p>
-      <w:pPr>
-        <w:keepNext/>
-        <w:spacing w:before="80" w:after="20" w:line="276" w:lineRule="auto"/>
-        <w:snapToGrid w:val="0"/>
-      </w:pPr>
-      <w:r>
-        <w:rPr>
-          <w:rFonts w:ascii="맑은 고딕" w:hAnsi="맑은 고딕" w:eastAsia="맑은 고딕"/>
-          <w:b/>
-          <w:sz w:val="17"/>
-          <w:u w:val="none"/>
-        </w:rPr>
-        <w:t>39-8.</w:t>
-      </w:r>
-      <w:r>
-        <w:rPr>
-          <w:rFonts w:ascii="맑은 고딕" w:hAnsi="맑은 고딕" w:eastAsia="맑은 고딕"/>
-          <w:b w:val="0"/>
-          <w:sz w:val="17"/>
-          <w:u w:val="none"/>
-        </w:rPr>
-        <w:t xml:space="preserve"> 글의 흐름으로 보아, 주어진 문장이 들어가기에 가장 적절한 곳은? [2.7점]</w:t>
-      </w:r>
-    </w:p>
-    <w:p>
-      <w:pPr>
-        <w:spacing w:before="0" w:after="60" w:line="288" w:lineRule="auto"/>
-        <w:ind w:left="40"/>
-        <w:snapToGrid w:val="0"/>
-        <w:pBdr>
-          <w:top w:val="single" w:sz="4" w:space="2" w:color="C99B4E"/>
-          <w:left w:val="single" w:sz="4" w:space="2" w:color="C99B4E"/>
-          <w:bottom w:val="single" w:sz="4" w:space="2" w:color="C99B4E"/>
-          <w:right w:val="single" w:sz="4" w:space="2" w:color="C99B4E"/>
-        </w:pBdr>
-        <w:shd w:val="clear" w:color="auto" w:fill="FFF8E1"/>
-      </w:pPr>
-      <w:r>
-        <w:rPr>
-          <w:rFonts w:ascii="맑은 고딕" w:hAnsi="맑은 고딕" w:eastAsia="맑은 고딕"/>
-          <w:b w:val="0"/>
-          <w:sz w:val="17"/>
-          <w:u w:val="none"/>
-        </w:rPr>
-        <w:t>Those who sell food have an easy time, for food is literally consumed, so there is always a need to purchase new food.</w:t>
-      </w:r>
-    </w:p>
-    <w:p>
-      <w:pPr>
-        <w:spacing w:before="0" w:after="60" w:line="288" w:lineRule="auto"/>
-        <w:ind w:left="40"/>
-        <w:snapToGrid w:val="0"/>
-        <w:pBdr>
-          <w:top w:val="single" w:sz="4" w:space="2" w:color="999999"/>
-          <w:left w:val="single" w:sz="4" w:space="2" w:color="999999"/>
-          <w:bottom w:val="single" w:sz="4" w:space="2" w:color="999999"/>
-          <w:right w:val="single" w:sz="4" w:space="2" w:color="999999"/>
-        </w:pBdr>
-        <w:shd w:val="clear" w:color="auto" w:fill="F6F3EA"/>
-      </w:pPr>
-      <w:r>
-        <w:rPr>
-          <w:rFonts w:ascii="맑은 고딕" w:hAnsi="맑은 고딕" w:eastAsia="맑은 고딕"/>
-          <w:b w:val="0"/>
-          <w:sz w:val="17"/>
-          <w:u w:val="none"/>
-        </w:rPr>
-        <w:t>Those who purchase the goods of a company are called customers. ( ① ) Individuals who purchase goods for personal use are called consumers: beings who consume. ( ② ) Therefore, companies have invented multiple ways to ensure that their customers consume the produced items in larger and larger quantities and more and more frequently. ( ③ ) But with more permanent things, companies must invent reasons for their customers to continue to consume them. ( ④ ) One approach is to make the stuff that people already have outdated by convincing them that it is no longer fashionable. ( ⑤ ) The entire fashion industry is built to convince people that fashion matters.</w:t>
-      </w:r>
-    </w:p>
-    <w:p>
-      <w:pPr>
-        <w:spacing w:before="0" w:after="20" w:line="276" w:lineRule="auto"/>
-        <w:ind w:left="80"/>
-        <w:snapToGrid w:val="0"/>
-      </w:pPr>
-      <w:r>
-        <w:rPr>
-          <w:rFonts w:ascii="맑은 고딕" w:hAnsi="맑은 고딕" w:eastAsia="맑은 고딕"/>
-          <w:b w:val="0"/>
-          <w:sz w:val="17"/>
-          <w:u w:val="none"/>
-        </w:rPr>
-        <w:t>① ①    ② ②    ③ ③    ④ ④    ⑤ ⑤</w:t>
+        <w:t>⑤ (A) - (B) - (C)</w:t>
       </w:r>
     </w:p>
     <w:p>
@@ -3100,7 +3557,7 @@
           <w:sz w:val="15"/>
           <w:u w:val="none"/>
         </w:rPr>
-        <w:t xml:space="preserve"> ★are (주어 Those 복수)</w:t>
+        <w:t xml:space="preserve"> ★are (주어 Those(복수) — who … company는 수식 관계절)</w:t>
       </w:r>
     </w:p>
     <w:p>
@@ -3125,7 +3582,7 @@
           <w:sz w:val="15"/>
           <w:u w:val="none"/>
         </w:rPr>
-        <w:t xml:space="preserve"> personal (개인적 ↔ commercial)</w:t>
+        <w:t xml:space="preserve"> customers</w:t>
       </w:r>
     </w:p>
     <w:p>
@@ -3150,7 +3607,7 @@
           <w:sz w:val="15"/>
           <w:u w:val="none"/>
         </w:rPr>
-        <w:t xml:space="preserve"> consume</w:t>
+        <w:t xml:space="preserve"> Therefore (앞 ‘소비자 = 소비하는 존재’ → 결과: 더 소비하게 할 방법 고안; However는 역접)</w:t>
       </w:r>
     </w:p>
     <w:p>
@@ -3175,7 +3632,7 @@
           <w:sz w:val="15"/>
           <w:u w:val="none"/>
         </w:rPr>
-        <w:t xml:space="preserve"> ★ensure (to부정사 — to + 동사원형)</w:t>
+        <w:t xml:space="preserve"> ★have invented (과거 기준 시점이 없으므로 현재완료 — 지금까지 고안해 왔다)</w:t>
       </w:r>
     </w:p>
     <w:p>
@@ -3200,7 +3657,7 @@
           <w:sz w:val="15"/>
           <w:u w:val="none"/>
         </w:rPr>
-        <w:t xml:space="preserve"> ★produced (‘생산된’ 물건 — 수동 과거분사)</w:t>
+        <w:t xml:space="preserve"> ★to ensure (ways to-v ‘~할 방법’; ensuring은 ways를 수식할 수 없음)</w:t>
       </w:r>
     </w:p>
     <w:p>
@@ -3225,7 +3682,7 @@
           <w:sz w:val="15"/>
           <w:u w:val="none"/>
         </w:rPr>
-        <w:t xml:space="preserve"> quantities</w:t>
+        <w:t xml:space="preserve"> produced (‘생산된’ 물품 → 과거분사)</w:t>
       </w:r>
     </w:p>
     <w:p>
@@ -3250,7 +3707,7 @@
           <w:sz w:val="15"/>
           <w:u w:val="none"/>
         </w:rPr>
-        <w:t xml:space="preserve"> frequently (more and more 뒤 동사 수식 → 부사)</w:t>
+        <w:t xml:space="preserve"> quantities</w:t>
       </w:r>
     </w:p>
     <w:p>
@@ -3275,7 +3732,7 @@
           <w:sz w:val="15"/>
           <w:u w:val="none"/>
         </w:rPr>
-        <w:t xml:space="preserve"> easy (쉬운 ↔ hard — 음식은 저절로 소비됨)</w:t>
+        <w:t xml:space="preserve"> frequently (동사 consume 수식 → 부사, 비교 more and more frequently)</w:t>
       </w:r>
     </w:p>
     <w:p>
@@ -3300,7 +3757,7 @@
           <w:sz w:val="15"/>
           <w:u w:val="none"/>
         </w:rPr>
-        <w:t xml:space="preserve"> literally (분사 consumed 수식 → 부사)</w:t>
+        <w:t xml:space="preserve"> easy (수월한 — for 이하 ‘항상 새로 살 필요가 있다’가 이유; hard는 반대)</w:t>
       </w:r>
     </w:p>
     <w:p>
@@ -3325,7 +3782,7 @@
           <w:sz w:val="15"/>
           <w:u w:val="none"/>
         </w:rPr>
-        <w:t xml:space="preserve"> ★to purchase (need를 수식하는 형용사적 to부정사)</w:t>
+        <w:t xml:space="preserve"> literally (동사 consumed 수식 → 부사)</w:t>
       </w:r>
     </w:p>
     <w:p>
@@ -3350,7 +3807,7 @@
           <w:sz w:val="15"/>
           <w:u w:val="none"/>
         </w:rPr>
-        <w:t xml:space="preserve"> permanent (오래가는 ↔ temporary — 음식과 대조)</w:t>
+        <w:t xml:space="preserve"> permanent (더 오래가는 물건 — 식품(소비됨)과 대비; temporary는 반대)</w:t>
       </w:r>
     </w:p>
     <w:p>
@@ -3375,7 +3832,7 @@
           <w:sz w:val="15"/>
           <w:u w:val="none"/>
         </w:rPr>
-        <w:t xml:space="preserve"> ★to continue (for + 의미상 주어 + to-v)</w:t>
+        <w:t xml:space="preserve"> reasons</w:t>
       </w:r>
     </w:p>
     <w:p>
@@ -3400,7 +3857,7 @@
           <w:sz w:val="15"/>
           <w:u w:val="none"/>
         </w:rPr>
-        <w:t xml:space="preserve"> ★that (선행사 the stuff — what 불가)</w:t>
+        <w:t xml:space="preserve"> ★that (선행사 the stuff + 불완전절(have의 목적어 없음) → 관계대명사; what은 선행사 불가)</w:t>
       </w:r>
     </w:p>
     <w:p>
@@ -3425,7 +3882,7 @@
           <w:sz w:val="15"/>
           <w:u w:val="none"/>
         </w:rPr>
-        <w:t xml:space="preserve"> outdated</w:t>
+        <w:t xml:space="preserve"> ★convincing (전치사 by + 동명사 — ‘설득함으로써’)</w:t>
       </w:r>
     </w:p>
     <w:p>
@@ -3450,7 +3907,7 @@
           <w:sz w:val="15"/>
           <w:u w:val="none"/>
         </w:rPr>
-        <w:t xml:space="preserve"> convincing (전치사 by + 동명사)</w:t>
+        <w:t xml:space="preserve"> fashionable</w:t>
       </w:r>
     </w:p>
     <w:p>
@@ -3475,7 +3932,7 @@
           <w:sz w:val="15"/>
           <w:u w:val="none"/>
         </w:rPr>
-        <w:t xml:space="preserve"> fashionable</w:t>
+        <w:t xml:space="preserve"> ★matters (주어 fashion 단수 — matter ‘중요하다’ 동사)</w:t>
       </w:r>
     </w:p>
     <w:p>
@@ -3500,7 +3957,7 @@
           <w:sz w:val="15"/>
           <w:u w:val="none"/>
         </w:rPr>
-        <w:t xml:space="preserve"> ★built (산업이 ‘만들어진’ 수동)</w:t>
+        <w:t xml:space="preserve"> ★perfectly (형용사 functionable 수식 → 부사)</w:t>
       </w:r>
     </w:p>
     <w:p>
@@ -3525,7 +3982,7 @@
           <w:sz w:val="15"/>
           <w:u w:val="none"/>
         </w:rPr>
-        <w:t xml:space="preserve"> ★matters (that절 주어 fashion 단수)</w:t>
+        <w:t xml:space="preserve"> ★extended (목록이 ‘확장되는’ 수동 → is extended)</w:t>
       </w:r>
     </w:p>
     <w:p>
@@ -3550,7 +4007,7 @@
           <w:sz w:val="15"/>
           <w:u w:val="none"/>
         </w:rPr>
-        <w:t xml:space="preserve"> ★even though (양보 ‘~에도 불구하고’ — so that은 목적)</w:t>
+        <w:t xml:space="preserve"> indefinitely (동사 is extended 수식 → 부사)</w:t>
       </w:r>
     </w:p>
     <w:p>
@@ -3575,7 +4032,7 @@
           <w:sz w:val="15"/>
           <w:u w:val="none"/>
         </w:rPr>
-        <w:t xml:space="preserve"> indefinitely (분사 extended 수식 → 부사)</w:t>
+        <w:t xml:space="preserve"> ★limited (분사구문 — 목록이 ‘제한되는’ 수동 → 과거분사)</w:t>
       </w:r>
     </w:p>
     <w:p>
@@ -3600,7 +4057,7 @@
           <w:sz w:val="15"/>
           <w:u w:val="none"/>
         </w:rPr>
-        <w:t xml:space="preserve"> divisions</w:t>
+        <w:t xml:space="preserve"> marketing</w:t>
       </w:r>
     </w:p>
     <w:p>
@@ -3625,7 +4082,7 @@
           <w:sz w:val="15"/>
           <w:u w:val="none"/>
         </w:rPr>
-        <w:t xml:space="preserve"> ○ (이유 접속사 for = because)</w:t>
+        <w:t xml:space="preserve"> ○ (ways to-v = ways of -ing, 뜻 같음)</w:t>
       </w:r>
     </w:p>
     <w:p>
@@ -3650,7 +4107,7 @@
           <w:sz w:val="15"/>
           <w:u w:val="none"/>
         </w:rPr>
-        <w:t xml:space="preserve"> ★✕ — 바른 형태: by convincing (전치사 by 뒤 동명사)</w:t>
+        <w:t xml:space="preserve"> ○ (a need to-v = a need for -ing)</w:t>
       </w:r>
     </w:p>
     <w:p>
@@ -3675,7 +4132,7 @@
           <w:sz w:val="15"/>
           <w:u w:val="none"/>
         </w:rPr>
-        <w:t xml:space="preserve"> ○ (분사구문 being 생략/복원 모두 가능)</w:t>
+        <w:t xml:space="preserve"> ★✕ — 바른 형태: outdated (make + 목적어 + 형용사 보어; make는 목적격 보어로 to부정사를 쓰지 않음)</w:t>
       </w:r>
     </w:p>
     <w:p>
@@ -3700,7 +4157,7 @@
           <w:sz w:val="15"/>
           <w:u w:val="none"/>
         </w:rPr>
-        <w:t xml:space="preserve"> Companies must invent reasons for their customers to continue to consume them. (보충 for / 제외 continuing)</w:t>
+        <w:t xml:space="preserve"> But with more permanent things, companies must invent reasons for their customers to continue to consume them. (보충 to / 제외 that)</w:t>
       </w:r>
     </w:p>
     <w:p>
@@ -3725,7 +4182,7 @@
           <w:sz w:val="15"/>
           <w:u w:val="none"/>
         </w:rPr>
-        <w:t xml:space="preserve"> The entire fashion industry is built to convince people that fashion matters. (보충 that / 제외 convincing / build→built · matter→matters)</w:t>
+        <w:t xml:space="preserve"> One approach is to make the stuff that people already have outdated by convincing them that it is no longer fashionable. (보충 by / 제외 which / be→is, convince→convincing, be→is)</w:t>
       </w:r>
     </w:p>
     <w:p>
@@ -3750,7 +4207,7 @@
           <w:sz w:val="15"/>
           <w:u w:val="none"/>
         </w:rPr>
-        <w:t xml:space="preserve"> Those who sell food have an easy time, for food is literally consumed. (literal→literally)</w:t>
+        <w:t xml:space="preserve"> Those who sell food have an easy time, for food is literally consumed, so there is always a need to purchase new food. (consume→consumed)</w:t>
       </w:r>
     </w:p>
     <w:p>
@@ -3875,7 +4332,7 @@
           <w:sz w:val="15"/>
           <w:u w:val="none"/>
         </w:rPr>
-        <w:t xml:space="preserve"> ★release (주어 they 복수)</w:t>
+        <w:t xml:space="preserve"> ★sells (주어 A doll 단수 — that sells well은 관계절)</w:t>
       </w:r>
     </w:p>
     <w:p>
@@ -3900,7 +4357,7 @@
           <w:sz w:val="15"/>
           <w:u w:val="none"/>
         </w:rPr>
-        <w:t xml:space="preserve"> ★who (선행사 Customers 사람)</w:t>
+        <w:t xml:space="preserve"> ★looks (주어 the one(단수) — a child already owns는 수식절, so that절의 동사)</w:t>
       </w:r>
     </w:p>
     <w:p>
@@ -3925,7 +4382,7 @@
           <w:sz w:val="15"/>
           <w:u w:val="none"/>
         </w:rPr>
-        <w:t xml:space="preserve"> ★made (제품이 ‘만들어진’ 수동 — has been p.p.)</w:t>
+        <w:t xml:space="preserve"> ★that (선행사 the one — what은 선행사 불가)</w:t>
       </w:r>
     </w:p>
     <w:p>
@@ -3991,7 +4448,7 @@
           <w:sz w:val="15"/>
           <w:u w:val="none"/>
         </w:rPr>
-        <w:t xml:space="preserve"> 정답 ② — (a) ○ (b) ✕ (c) ○ (d) ○ (e) ✕</w:t>
+        <w:t xml:space="preserve"> 정답 ④</w:t>
       </w:r>
     </w:p>
     <w:p>
@@ -4016,7 +4473,7 @@
           <w:sz w:val="15"/>
           <w:u w:val="none"/>
         </w:rPr>
-        <w:t xml:space="preserve"> 정답 ③ — ⓐ calling → called / ⓓ continuing → to continue / ⓕ despite → even though</w:t>
+        <w:t xml:space="preserve"> 정답 ②</w:t>
       </w:r>
     </w:p>
     <w:p>
@@ -4041,7 +4498,7 @@
           <w:sz w:val="15"/>
           <w:u w:val="none"/>
         </w:rPr>
-        <w:t xml:space="preserve"> 정답 ④ — larger · permanent · indefinitely</w:t>
+        <w:t xml:space="preserve"> 정답 ⑤ — ⓐ is → are / ⓒ what → that(which) / ⓕ limiting → limited</w:t>
       </w:r>
     </w:p>
     <w:p>
@@ -4066,7 +4523,7 @@
           <w:sz w:val="15"/>
           <w:u w:val="none"/>
         </w:rPr>
-        <w:t xml:space="preserve"> 정답 ①</w:t>
+        <w:t xml:space="preserve"> 정답 ⑤</w:t>
       </w:r>
     </w:p>
     <w:p>
@@ -4091,7 +4548,7 @@
           <w:sz w:val="15"/>
           <w:u w:val="none"/>
         </w:rPr>
-        <w:t xml:space="preserve"> 정답 ⑤</w:t>
+        <w:t xml:space="preserve"> 정답 ③</w:t>
       </w:r>
     </w:p>
     <w:p>
@@ -4116,7 +4573,7 @@
           <w:sz w:val="15"/>
           <w:u w:val="none"/>
         </w:rPr>
-        <w:t xml:space="preserve"> 정답 ②</w:t>
+        <w:t xml:space="preserve"> 정답 ①</w:t>
       </w:r>
     </w:p>
     <w:p>
@@ -4141,7 +4598,7 @@
           <w:sz w:val="15"/>
           <w:u w:val="none"/>
         </w:rPr>
-        <w:t xml:space="preserve"> 정답 ④</w:t>
+        <w:t xml:space="preserve"> 정답 ① — hard → easy</w:t>
       </w:r>
     </w:p>
     <w:p>
@@ -4166,7 +4623,7 @@
           <w:sz w:val="15"/>
           <w:u w:val="none"/>
         </w:rPr>
-        <w:t xml:space="preserve"> (1) consuming  (2) invention  (3) unfashionable</w:t>
+        <w:t xml:space="preserve"> Although the old clothing is still perfectly functionable, people must purchase new clothing because the entire fashion industry is built to convince them that fashion matters.</w:t>
       </w:r>
     </w:p>
     <w:p>
@@ -4191,7 +4648,7 @@
           <w:sz w:val="15"/>
           <w:u w:val="none"/>
         </w:rPr>
-        <w:t xml:space="preserve"> Companies make what people already have outdated by convincing them that it is no longer fashionable.</w:t>
+        <w:t xml:space="preserve"> (1) consumed  (2) last  (3) persuading  (4) dated</w:t>
       </w:r>
     </w:p>
     <w:p>
@@ -4216,7 +4673,7 @@
           <w:sz w:val="15"/>
           <w:u w:val="none"/>
         </w:rPr>
-        <w:t xml:space="preserve"> 정답 ③</w:t>
+        <w:t xml:space="preserve"> 정답 ②</w:t>
       </w:r>
     </w:p>
     <w:p>
@@ -4266,7 +4723,7 @@
           <w:sz w:val="14"/>
           <w:u w:val="none"/>
         </w:rPr>
-        <w:t>(c)(d) [decoy]</w:t>
+        <w:t>④ [열 교차]</w:t>
       </w:r>
       <w:r>
         <w:rPr>
@@ -4275,7 +4732,7 @@
           <w:sz w:val="14"/>
           <w:u w:val="none"/>
         </w:rPr>
-        <w:t xml:space="preserve"> 둘 다 옳은 진술 — 하나라도 고르면 ③·④. </w:t>
+        <w:t xml:space="preserve"> 민지가 ‘It had no holes at all’이라고 분명히 말했는데도 ‘used up’ 열에 들어가 있다. </w:t>
       </w:r>
       <w:r>
         <w:rPr>
@@ -4284,7 +4741,7 @@
           <w:sz w:val="14"/>
           <w:u w:val="none"/>
         </w:rPr>
-        <w:t>(e) [범위 축소]</w:t>
+        <w:t>③ [한 끗]</w:t>
       </w:r>
       <w:r>
         <w:rPr>
@@ -4293,7 +4750,25 @@
           <w:sz w:val="14"/>
           <w:u w:val="none"/>
         </w:rPr>
-        <w:t xml:space="preserve"> far more things than clothes를 ‘옷만’으로 좁혔다.</w:t>
+        <w:t xml:space="preserve"> 운동화도 ‘옷·신발 = 유행’이라는 선입견 때문에 오른쪽 열이 맞아 보이지만, 밑창이 닳아 못 신게 된 것은 실제 소비. </w:t>
+      </w:r>
+      <w:r>
+        <w:rPr>
+          <w:rFonts w:ascii="맑은 고딕" w:hAnsi="맑은 고딕" w:eastAsia="맑은 고딕"/>
+          <w:b/>
+          <w:sz w:val="14"/>
+          <w:u w:val="none"/>
+        </w:rPr>
+        <w:t>⑤</w:t>
+      </w:r>
+      <w:r>
+        <w:rPr>
+          <w:rFonts w:ascii="맑은 고딕" w:hAnsi="맑은 고딕" w:eastAsia="맑은 고딕"/>
+          <w:b w:val="0"/>
+          <w:sz w:val="14"/>
+          <w:u w:val="none"/>
+        </w:rPr>
+        <w:t xml:space="preserve"> 노트북은 ‘ran well’이므로 오른쪽 열이 맞다.</w:t>
       </w:r>
     </w:p>
     <w:p>
@@ -4327,7 +4802,7 @@
           <w:sz w:val="14"/>
           <w:u w:val="none"/>
         </w:rPr>
-        <w:t>ⓑ [decoy]</w:t>
+        <w:t>① [방향 역전]</w:t>
       </w:r>
       <w:r>
         <w:rPr>
@@ -4336,7 +4811,7 @@
           <w:sz w:val="14"/>
           <w:u w:val="none"/>
         </w:rPr>
-        <w:t xml:space="preserve"> 전치사 for로 보고 틀렸다고 고르기 쉽다 — ⑤. </w:t>
+        <w:t xml:space="preserve"> 기업의 목표는 오래가게 하는 게 아니라 ‘오래가는 물건도 다시 사게’ 하는 것. </w:t>
       </w:r>
       <w:r>
         <w:rPr>
@@ -4345,7 +4820,7 @@
           <w:sz w:val="14"/>
           <w:u w:val="none"/>
         </w:rPr>
-        <w:t>ⓔ</w:t>
+        <w:t>⑤ [마지막 문장 함정]</w:t>
       </w:r>
       <w:r>
         <w:rPr>
@@ -4354,7 +4829,25 @@
           <w:sz w:val="14"/>
           <w:u w:val="none"/>
         </w:rPr>
-        <w:t xml:space="preserve"> 목적어가 길어(the stuff that people already have) 보어 outdated를 놓치기 쉽다.</w:t>
+        <w:t xml:space="preserve"> 마케팅의 창의성은 ‘한계’로 언급될 뿐 목표가 아니다. </w:t>
+      </w:r>
+      <w:r>
+        <w:rPr>
+          <w:rFonts w:ascii="맑은 고딕" w:hAnsi="맑은 고딕" w:eastAsia="맑은 고딕"/>
+          <w:b/>
+          <w:sz w:val="14"/>
+          <w:u w:val="none"/>
+        </w:rPr>
+        <w:t>④</w:t>
+      </w:r>
+      <w:r>
+        <w:rPr>
+          <w:rFonts w:ascii="맑은 고딕" w:hAnsi="맑은 고딕" w:eastAsia="맑은 고딕"/>
+          <w:b w:val="0"/>
+          <w:sz w:val="14"/>
+          <w:u w:val="none"/>
+        </w:rPr>
+        <w:t xml:space="preserve"> 앞 두 문장의 정의를 되풀이한 함정.</w:t>
       </w:r>
     </w:p>
     <w:p>
@@ -4388,7 +4881,7 @@
           <w:sz w:val="14"/>
           <w:u w:val="none"/>
         </w:rPr>
-        <w:t>⑤ [한 끗]</w:t>
+        <w:t>ⓔ [decoy]</w:t>
       </w:r>
       <w:r>
         <w:rPr>
@@ -4397,7 +4890,7 @@
           <w:sz w:val="14"/>
           <w:u w:val="none"/>
         </w:rPr>
-        <w:t xml:space="preserve"> (A)(B)는 맞고 (C)만 briefly — the list is extended … limited only by …와 충돌. </w:t>
+        <w:t xml:space="preserve"> matters를 명사 ‘문제’로 읽으면 틀려 보이지만 ‘중요하다’는 동사. </w:t>
       </w:r>
       <w:r>
         <w:rPr>
@@ -4406,7 +4899,7 @@
           <w:sz w:val="14"/>
           <w:u w:val="none"/>
         </w:rPr>
-        <w:t>②</w:t>
+        <w:t>ⓓ [decoy]</w:t>
       </w:r>
       <w:r>
         <w:rPr>
@@ -4415,7 +4908,7 @@
           <w:sz w:val="14"/>
           <w:u w:val="none"/>
         </w:rPr>
-        <w:t xml:space="preserve"> temporary면 음식과의 대비(But)가 사라진다.</w:t>
+        <w:t xml:space="preserve"> convincing 뒤에 목적어 them이 있어 분사로 착각할 수 있으나 by의 목적어인 동명사로 옳다. ④는 ⓓ를 틀렸다고 보고 ⓕ를 놓친 경우.</w:t>
       </w:r>
     </w:p>
     <w:p>
@@ -4449,7 +4942,7 @@
           <w:sz w:val="14"/>
           <w:u w:val="none"/>
         </w:rPr>
-        <w:t>① [대상 반전]</w:t>
+        <w:t>③ [방향 역전]</w:t>
       </w:r>
       <w:r>
         <w:rPr>
@@ -4458,7 +4951,7 @@
           <w:sz w:val="14"/>
           <w:u w:val="none"/>
         </w:rPr>
-        <w:t xml:space="preserve"> personal use를 business purposes로 바꿨다. </w:t>
+        <w:t xml:space="preserve"> limited를 보고 ‘제한적’으로 읽은 오답 — 본문은 indefinitely(무한히). </w:t>
       </w:r>
       <w:r>
         <w:rPr>
@@ -4467,7 +4960,7 @@
           <w:sz w:val="14"/>
           <w:u w:val="none"/>
         </w:rPr>
-        <w:t>④</w:t>
+        <w:t>④ [주체 교체]</w:t>
       </w:r>
       <w:r>
         <w:rPr>
@@ -4476,7 +4969,25 @@
           <w:sz w:val="14"/>
           <w:u w:val="none"/>
         </w:rPr>
-        <w:t xml:space="preserve"> even though the old is still perfectly functionable → ‘꼭 필요하지 않은’의 환언 — 참.</w:t>
+        <w:t xml:space="preserve"> 유행을 정하는 주체는 고객이 아니라 기업의 마케팅. </w:t>
+      </w:r>
+      <w:r>
+        <w:rPr>
+          <w:rFonts w:ascii="맑은 고딕" w:hAnsi="맑은 고딕" w:eastAsia="맑은 고딕"/>
+          <w:b/>
+          <w:sz w:val="14"/>
+          <w:u w:val="none"/>
+        </w:rPr>
+        <w:t>① [어휘 치환]</w:t>
+      </w:r>
+      <w:r>
+        <w:rPr>
+          <w:rFonts w:ascii="맑은 고딕" w:hAnsi="맑은 고딕" w:eastAsia="맑은 고딕"/>
+          <w:b w:val="0"/>
+          <w:sz w:val="14"/>
+          <w:u w:val="none"/>
+        </w:rPr>
+        <w:t xml:space="preserve"> creative minds를 budgets로 바꾼 함정.</w:t>
       </w:r>
     </w:p>
     <w:p>
@@ -4510,7 +5021,7 @@
           <w:sz w:val="14"/>
           <w:u w:val="none"/>
         </w:rPr>
-        <w:t>② [사실 왜곡]</w:t>
+        <w:t>③ [주체 교체]</w:t>
       </w:r>
       <w:r>
         <w:rPr>
@@ -4519,7 +5030,7 @@
           <w:sz w:val="14"/>
           <w:u w:val="none"/>
         </w:rPr>
-        <w:t xml:space="preserve"> still works perfectly well — 고장이 아니라 ‘느낌’이 핵심. </w:t>
+        <w:t xml:space="preserve"> 유행을 쓰는 주체는 오래가는 물건을 파는 기업. 식품은 저절로 다시 팔린다. </w:t>
       </w:r>
       <w:r>
         <w:rPr>
@@ -4528,7 +5039,7 @@
           <w:sz w:val="14"/>
           <w:u w:val="none"/>
         </w:rPr>
-        <w:t>③</w:t>
+        <w:t>④ [한 끗 정답지]</w:t>
       </w:r>
       <w:r>
         <w:rPr>
@@ -4537,7 +5048,25 @@
           <w:sz w:val="14"/>
           <w:u w:val="none"/>
         </w:rPr>
-        <w:t xml:space="preserve"> 두 글 모두 고장 나지 않았는데 사게 만드는 이야기.</w:t>
+        <w:t xml:space="preserve"> ‘out of style’·‘durable goods’로 2단계 환언했지만 참. </w:t>
+      </w:r>
+      <w:r>
+        <w:rPr>
+          <w:rFonts w:ascii="맑은 고딕" w:hAnsi="맑은 고딕" w:eastAsia="맑은 고딕"/>
+          <w:b/>
+          <w:sz w:val="14"/>
+          <w:u w:val="none"/>
+        </w:rPr>
+        <w:t>①</w:t>
+      </w:r>
+      <w:r>
+        <w:rPr>
+          <w:rFonts w:ascii="맑은 고딕" w:hAnsi="맑은 고딕" w:eastAsia="맑은 고딕"/>
+          <w:b w:val="0"/>
+          <w:sz w:val="14"/>
+          <w:u w:val="none"/>
+        </w:rPr>
+        <w:t xml:space="preserve"> Those who buy goods for their own use are known as consumers — 참.</w:t>
       </w:r>
     </w:p>
     <w:p>
@@ -4571,7 +5100,7 @@
           <w:sz w:val="14"/>
           <w:u w:val="none"/>
         </w:rPr>
-        <w:t>③ [기능 함정]</w:t>
+        <w:t>② [도입부 일반화]</w:t>
       </w:r>
       <w:r>
         <w:rPr>
@@ -4580,7 +5109,43 @@
           <w:sz w:val="14"/>
           <w:u w:val="none"/>
         </w:rPr>
-        <w:t xml:space="preserve"> ‘더는 쓸모없다’고 설득한다고 보면 still perfectly functionable(여전히 완벽하게 기능한다)과 충돌.</w:t>
+        <w:t xml:space="preserve"> 두 단어의 정의는 논지를 끌어내기 위한 도입일 뿐. </w:t>
+      </w:r>
+      <w:r>
+        <w:rPr>
+          <w:rFonts w:ascii="맑은 고딕" w:hAnsi="맑은 고딕" w:eastAsia="맑은 고딕"/>
+          <w:b/>
+          <w:sz w:val="14"/>
+          <w:u w:val="none"/>
+        </w:rPr>
+        <w:t>③ [방향 역전]</w:t>
+      </w:r>
+      <w:r>
+        <w:rPr>
+          <w:rFonts w:ascii="맑은 고딕" w:hAnsi="맑은 고딕" w:eastAsia="맑은 고딕"/>
+          <w:b w:val="0"/>
+          <w:sz w:val="14"/>
+          <w:u w:val="none"/>
+        </w:rPr>
+        <w:t xml:space="preserve"> 본문은 식품 판매자가 ‘수월하다’고 했다. </w:t>
+      </w:r>
+      <w:r>
+        <w:rPr>
+          <w:rFonts w:ascii="맑은 고딕" w:hAnsi="맑은 고딕" w:eastAsia="맑은 고딕"/>
+          <w:b/>
+          <w:sz w:val="14"/>
+          <w:u w:val="none"/>
+        </w:rPr>
+        <w:t>⑤</w:t>
+      </w:r>
+      <w:r>
+        <w:rPr>
+          <w:rFonts w:ascii="맑은 고딕" w:hAnsi="맑은 고딕" w:eastAsia="맑은 고딕"/>
+          <w:b w:val="0"/>
+          <w:sz w:val="14"/>
+          <w:u w:val="none"/>
+        </w:rPr>
+        <w:t xml:space="preserve"> 마케팅의 창의성은 유행의 범위를 말하는 마지막 문장의 소재일 뿐.</w:t>
       </w:r>
     </w:p>
     <w:p>
@@ -4614,7 +5179,7 @@
           <w:sz w:val="14"/>
           <w:u w:val="none"/>
         </w:rPr>
-        <w:t>④ [소재어 재사용 함정]</w:t>
+        <w:t>② [한 끗]</w:t>
       </w:r>
       <w:r>
         <w:rPr>
@@ -4623,7 +5188,25 @@
           <w:sz w:val="14"/>
           <w:u w:val="none"/>
         </w:rPr>
-        <w:t xml:space="preserve"> old clothes를 그대로 써서 자연스러워 보이지만 ‘소비 유도’가 아닌 ‘환경’ 이야기.</w:t>
+        <w:t xml:space="preserve"> ‘더 영구적인’이 어색하게 느껴질 수 있으나 ‘소비되지 않고 오래가는’ 물건이라는 뜻으로 적절. </w:t>
+      </w:r>
+      <w:r>
+        <w:rPr>
+          <w:rFonts w:ascii="맑은 고딕" w:hAnsi="맑은 고딕" w:eastAsia="맑은 고딕"/>
+          <w:b/>
+          <w:sz w:val="14"/>
+          <w:u w:val="none"/>
+        </w:rPr>
+        <w:t>⑤ [어휘 함정]</w:t>
+      </w:r>
+      <w:r>
+        <w:rPr>
+          <w:rFonts w:ascii="맑은 고딕" w:hAnsi="맑은 고딕" w:eastAsia="맑은 고딕"/>
+          <w:b w:val="0"/>
+          <w:sz w:val="14"/>
+          <w:u w:val="none"/>
+        </w:rPr>
+        <w:t xml:space="preserve"> indefinitely를 ‘불명확하게’로 읽으면 부적절해 보이지만 ‘무기한으로’의 뜻.</w:t>
       </w:r>
     </w:p>
     <w:p>
@@ -4648,7 +5231,43 @@
           <w:sz w:val="14"/>
           <w:u w:val="none"/>
         </w:rPr>
-        <w:t xml:space="preserve"> (1) consume ✕ — keep + O + 원형 불가. (2) invent ✕ — 관사 뒤 명사. (3) fashionable ✕ — 의미 반대(‘유행하는’). [채점] 각 1점.</w:t>
+        <w:t xml:space="preserve"> </w:t>
+      </w:r>
+      <w:r>
+        <w:rPr>
+          <w:rFonts w:ascii="맑은 고딕" w:hAnsi="맑은 고딕" w:eastAsia="맑은 고딕"/>
+          <w:b/>
+          <w:sz w:val="14"/>
+          <w:u w:val="none"/>
+        </w:rPr>
+        <w:t>Although … , because the fashion industry …, people must purchase</w:t>
+      </w:r>
+      <w:r>
+        <w:rPr>
+          <w:rFonts w:ascii="맑은 고딕" w:hAnsi="맑은 고딕" w:eastAsia="맑은 고딕"/>
+          <w:b w:val="0"/>
+          <w:sz w:val="14"/>
+          <w:u w:val="none"/>
+        </w:rPr>
+        <w:t xml:space="preserve"> ✕ — because절이 주절 앞에 오면 보기 어순·조건 3과 어긋나며 뜻이 흐려진다. </w:t>
+      </w:r>
+      <w:r>
+        <w:rPr>
+          <w:rFonts w:ascii="맑은 고딕" w:hAnsi="맑은 고딕" w:eastAsia="맑은 고딕"/>
+          <w:b/>
+          <w:sz w:val="14"/>
+          <w:u w:val="none"/>
+        </w:rPr>
+        <w:t>convince people</w:t>
+      </w:r>
+      <w:r>
+        <w:rPr>
+          <w:rFonts w:ascii="맑은 고딕" w:hAnsi="맑은 고딕" w:eastAsia="맑은 고딕"/>
+          <w:b w:val="0"/>
+          <w:sz w:val="14"/>
+          <w:u w:val="none"/>
+        </w:rPr>
+        <w:t xml:space="preserve"> ✕ — 보기의 them을 써야 하고 people은 주절 주어로 한 번만. [채점] Although/because 구조 1.5 / 주절 어순·보기 전부 사용 1 / 철자·단어 수 0.5.</w:t>
       </w:r>
     </w:p>
     <w:p>
@@ -4682,7 +5301,7 @@
           <w:sz w:val="14"/>
           <w:u w:val="none"/>
         </w:rPr>
-        <w:t>make outdated what people already have</w:t>
+        <w:t>durable</w:t>
       </w:r>
       <w:r>
         <w:rPr>
@@ -4691,7 +5310,7 @@
           <w:sz w:val="14"/>
           <w:u w:val="none"/>
         </w:rPr>
-        <w:t xml:space="preserve"> △ — 긴 목적어 후치는 가능하나 조건(목적어 + 보어 순) 위반. </w:t>
+        <w:t xml:space="preserve"> ✕ — (2)는 that 뒤 동사 자리(goods that last). </w:t>
       </w:r>
       <w:r>
         <w:rPr>
@@ -4700,7 +5319,7 @@
           <w:sz w:val="14"/>
           <w:u w:val="none"/>
         </w:rPr>
-        <w:t>by convince</w:t>
+        <w:t>produce</w:t>
       </w:r>
       <w:r>
         <w:rPr>
@@ -4709,7 +5328,25 @@
           <w:sz w:val="14"/>
           <w:u w:val="none"/>
         </w:rPr>
-        <w:t xml:space="preserve"> ✕ — 전치사 뒤 동명사. [채점] 5형식 1.5 / 동명사 1 / 단어 수·철자 0.5.</w:t>
+        <w:t xml:space="preserve"> ✕ — (1)에 넣으면 ‘식품은 말 그대로 생산된다’로 논지와 무관. </w:t>
+      </w:r>
+      <w:r>
+        <w:rPr>
+          <w:rFonts w:ascii="맑은 고딕" w:hAnsi="맑은 고딕" w:eastAsia="맑은 고딕"/>
+          <w:b/>
+          <w:sz w:val="14"/>
+          <w:u w:val="none"/>
+        </w:rPr>
+        <w:t>replace/purchase</w:t>
+      </w:r>
+      <w:r>
+        <w:rPr>
+          <w:rFonts w:ascii="맑은 고딕" w:hAnsi="맑은 고딕" w:eastAsia="맑은 고딕"/>
+          <w:b w:val="0"/>
+          <w:sz w:val="14"/>
+          <w:u w:val="none"/>
+        </w:rPr>
+        <w:t xml:space="preserve"> ✕ — (3)은 ‘사람들을 ~라고 설득하다’의 persuade + O + that 구조. [채점] 각 0.75, 어형 오류는 0.</w:t>
       </w:r>
     </w:p>
     <w:p>
@@ -4743,7 +5380,7 @@
           <w:sz w:val="14"/>
           <w:u w:val="none"/>
         </w:rPr>
-        <w:t>④ [한 끗]</w:t>
+        <w:t>① [한 끗]</w:t>
       </w:r>
       <w:r>
         <w:rPr>
@@ -4752,7 +5389,25 @@
           <w:sz w:val="14"/>
           <w:u w:val="none"/>
         </w:rPr>
-        <w:t xml:space="preserve"> But 문장 뒤에 두면 음식 이야기가 permanent things 논의 중간에 끼어든다.</w:t>
+        <w:t xml:space="preserve"> (A)-(C)-(B)는 (A)의 식품/오래가는 물건 대비가 ‘Therefore’의 결론보다 앞서 나와 논리 단계가 뒤집힌다. </w:t>
+      </w:r>
+      <w:r>
+        <w:rPr>
+          <w:rFonts w:ascii="맑은 고딕" w:hAnsi="맑은 고딕" w:eastAsia="맑은 고딕"/>
+          <w:b/>
+          <w:sz w:val="14"/>
+          <w:u w:val="none"/>
+        </w:rPr>
+        <w:t>④</w:t>
+      </w:r>
+      <w:r>
+        <w:rPr>
+          <w:rFonts w:ascii="맑은 고딕" w:hAnsi="맑은 고딕" w:eastAsia="맑은 고딕"/>
+          <w:b w:val="0"/>
+          <w:sz w:val="14"/>
+          <w:u w:val="none"/>
+        </w:rPr>
+        <w:t xml:space="preserve"> (B)의 One approach가 받을 ‘reasons for their customers to continue’가 (A)에 있으므로 (B)는 (A) 뒤여야 한다.</w:t>
       </w:r>
     </w:p>
     <w:p>
@@ -4777,7 +5432,7 @@
           <w:sz w:val="14"/>
           <w:u w:val="none"/>
         </w:rPr>
-        <w:t xml:space="preserve"> 한 기업의 상품을 구매하는 사람들은 고객이라고 불린다. 개인적 용도로 상품을 구매하는 개인은 소비자, 즉 소비하는 존재라고 불린다. 그러므로 기업들은 고객들이 생산된 물품을 점점 더 많은 양으로, 점점 더 자주 소비하게끔 하는 여러 방법을 고안해 왔다. 식품을 파는 사람들은 수월한데, 식품은 말 그대로 소비되어서 새 식품을 구매할 필요가 항상 있기 때문이다. 그러나 더 오래가는 물건의 경우, 기업들은 고객들이 그것들을 계속 소비할 이유를 만들어 내야 한다. 한 가지 접근법은 사람들이 이미 가지고 있는 물건이 더는 유행에 맞지 않는다고 그들을 설득함으로써 그 물건을 구식으로 만드는 것이다. 패션 산업 전체는 유행이 중요하다고 사람들을 설득하도록 만들어져 있어서, 예전 옷이 여전히 완벽하게 제 기능을 하는데도 사람들은 새 옷을 구매해야만 한다. 오늘날 유행은 옷보다 훨씬 더 많은 것들로 확장된다. 자동차, 휴대 전화, 컴퓨터 등 그 목록은 무한히 늘어나며, 기업 마케팅 부서의 창의적인 생각의 한계에 의해서만 제한된다.</w:t>
+        <w:t xml:space="preserve"> ['한 기업의 상품을 구매하는 사람들은 고객이라고 불린다.', '개인적 용도로 상품을 구매하는 개인은 소비자, 즉 소비하는 존재라고 불린다.', '그러므로 기업들은 고객들이 생산된 물품을 점점 더 많은 양으로, 점점 더 자주 소비하게끔 하는 여러 방법을 고안해 왔다.', '식품을 파는 사람들은 수월한데, 식품은 말 그대로 소비되어서 새 식품을 구매할 필요가 항상 있기 때문이다.', '그러나 더 오래가는 물건의 경우, 기업들은 고객들이 그것들을 계속 소비할 이유를 만들어 내야 한다.', '한 가지 접근법은 사람들이 이미 가지고 있는 물건이 더는 유행에 맞지 않는다고 그들을 설득함으로써 그 물건을 구식으로 만드는 것이다.', '패션 산업 전체는 유행이 중요하다고 사람들을 설득하도록 만들어져 있어서, 예전 옷이 여전히 완벽하게 제 기능을 하는데도 사람들은 새 옷을 구매해야만 한다.', '오늘날 유행은 옷보다 훨씬 더 많은 것들로 확장된다. 자동차, 휴대 전화, 컴퓨터 등 그 목록은 무한히 늘어나며, 기업 마케팅 부서의 창의적인 생각의 한계에 의해서만 제한된다.']</w:t>
       </w:r>
     </w:p>
     <w:p>
@@ -4802,7 +5457,7 @@
           <w:sz w:val="14"/>
           <w:u w:val="none"/>
         </w:rPr>
-        <w:t xml:space="preserve"> 소프트웨어 회사들은 더 새로운 방법을 찾아냈다. 프로그램을 한 번 팔고 끝내는 대신, 그들은 구버전이 서서히 작동을 멈추게 만드는 업데이트를 내놓는다. 가진 것에 만족하던 고객들은 다시 사도록 떠밀리는데, 그들의 필요가 바뀌어서가 아니라 제품이 만료되도록 만들어졌기 때문이다.</w:t>
+        <w:t xml:space="preserve"> ['장난감 제조사들은 이 수법의 가까운 사촌 격을 쓴다.', '어느 해에 잘 팔린 인형은 이듬해 새 옷, 새 이름, 새 상자를 받아, 아이가 이미 가진 인형이 그 옆에서 구식으로 보이게 된다.', '첫 번째 인형은 어느 것 하나 작동을 멈추지 않았다.', '달라진 것은 오직, 더 새로운 인형이 이제 다른 모두가 가진 바로 그것이라는 아이의 느낌뿐이다.']</w:t>
       </w:r>
     </w:p>
     <w:sectPr>

--- a/shinmok1/pack/2510/H1MOGO25-10_39_SET.docx
+++ b/shinmok1/pack/2510/H1MOGO25-10_39_SET.docx
@@ -1014,7 +1014,7 @@
           <w:sz w:val="16"/>
           <w:u w:val="none"/>
         </w:rPr>
-        <w:t xml:space="preserve">  주어진 말을 모두 사용 · 필요한 단어 1개만 어형 변형</w:t>
+        <w:t xml:space="preserve">  주어진 말을 모두 사용 · 어형 변형 3곳 · 조건의 단어 수·구문을 지킬 것</w:t>
       </w:r>
     </w:p>
     <w:p>
@@ -1038,9 +1038,19 @@
           <w:rFonts w:ascii="맑은 고딕" w:hAnsi="맑은 고딕" w:eastAsia="맑은 고딕"/>
           <w:b w:val="0"/>
           <w:sz w:val="17"/>
-          <w:u w:val="none"/>
-        </w:rPr>
-        <w:t>식품을 파는 사람들은 수월한데, 식품은 말 그대로 소비되어서 새 식품을 구매할 필요가 항상 있기 때문이다.</w:t>
+          <w:u w:val="single"/>
+        </w:rPr>
+        <w:t>Those who sell food have an easy time, for food is literally consumed, so there is always a need to purchase new food.</w:t>
+      </w:r>
+      <w:r>
+        <w:rPr>
+          <w:rFonts w:ascii="맑은 고딕" w:hAnsi="맑은 고딕" w:eastAsia="맑은 고딕"/>
+          <w:b w:val="0"/>
+          <w:sz w:val="17"/>
+          <w:u w:val="none"/>
+        </w:rPr>
+        <w:br/>
+        <w:t>&lt;조건&gt; 밑줄 친 영문과 같은 뜻이 되도록 · 구문: 계속적 용법 which(앞 절 전체를 받음) + when + 과거분사(부사절 축약) · 총 20단어</w:t>
       </w:r>
     </w:p>
     <w:p>
@@ -1057,7 +1067,7 @@
           <w:sz w:val="17"/>
           <w:u w:val="none"/>
         </w:rPr>
-        <w:t>food / those who / sell / an easy time / have / is / food / literally / for / consume / there is / so / always / to purchase / a need / new food</w:t>
+        <w:t>because / food sellers / have / is used / easy / food / when / it / eat / up / which / constant / mean / buy more / people / have to</w:t>
       </w:r>
     </w:p>
     <w:p>
@@ -2842,7 +2852,25 @@
           <w:sz w:val="17"/>
           <w:u w:val="none"/>
         </w:rPr>
-        <w:t xml:space="preserve"> 다음 글의 밑줄 친 문장과 같은 뜻이 되도록 &lt;보기&gt;의 표현을 모두 사용하여 &lt;조건&gt;에 맞게 영작하시오. [3점] [3.0점]</w:t>
+        <w:t xml:space="preserve"> 다음 글의 내용을 정리한 표의 빈칸 (A)에 &lt;보기&gt;의 표현을 </w:t>
+      </w:r>
+      <w:r>
+        <w:rPr>
+          <w:rFonts w:ascii="맑은 고딕" w:hAnsi="맑은 고딕" w:eastAsia="맑은 고딕"/>
+          <w:b w:val="0"/>
+          <w:sz w:val="17"/>
+          <w:u w:val="single"/>
+        </w:rPr>
+        <w:t>모두</w:t>
+      </w:r>
+      <w:r>
+        <w:rPr>
+          <w:rFonts w:ascii="맑은 고딕" w:hAnsi="맑은 고딕" w:eastAsia="맑은 고딕"/>
+          <w:b w:val="0"/>
+          <w:sz w:val="17"/>
+          <w:u w:val="none"/>
+        </w:rPr>
+        <w:t xml:space="preserve"> 배열하여 완성하시오. (필요하면 어형을 바꿀 것) [3점] [3.0점]</w:t>
       </w:r>
     </w:p>
     <w:p>
@@ -2865,16 +2893,76 @@
           <w:sz w:val="17"/>
           <w:u w:val="none"/>
         </w:rPr>
-        <w:t xml:space="preserve">One approach is to make the stuff that people already have outdated by convincing them that it is no longer fashionable. </w:t>
-      </w:r>
+        <w:t>People who buy what a company sells are known as customers. Those who buy goods for their own use are known as consumers, that is, beings who consume. As a result, companies have come up with many ways of making sure that their customers use up the goods they produce in ever greater amounts and ever more often. Food sellers have it easy, since food is consumed in the literal sense and new food is always needed. With goods that last, however, companies must create reasons for their customers to keep on consuming. One way is to turn what people already own into something out of date by persuading them that it is no longer in style. The whole fashion industry exists to persuade people that fashion matters, so that they feel they must buy new clothes even when the old ones still work perfectly well. Today fashion reaches far beyond clothing: cars, mobile phones, computers—the list goes on without end, held back only by how inventive a company’s marketing department can be.</w:t>
+      </w:r>
+    </w:p>
+    <w:p>
+      <w:pPr>
+        <w:spacing w:before="0" w:after="0" w:line="288" w:lineRule="auto"/>
+        <w:ind w:left="40"/>
+        <w:snapToGrid w:val="0"/>
+        <w:pBdr>
+          <w:top w:val="single" w:sz="4" w:space="2" w:color="555555"/>
+          <w:left w:val="single" w:sz="4" w:space="2" w:color="555555"/>
+          <w:bottom w:val="single" w:sz="4" w:space="2" w:color="555555"/>
+          <w:right w:val="single" w:sz="4" w:space="2" w:color="555555"/>
+        </w:pBdr>
+        <w:shd w:val="clear" w:color="auto" w:fill="FFFFFF"/>
+      </w:pPr>
       <w:r>
         <w:rPr>
           <w:rFonts w:ascii="맑은 고딕" w:hAnsi="맑은 고딕" w:eastAsia="맑은 고딕"/>
           <w:b w:val="0"/>
           <w:sz w:val="17"/>
-          <w:u w:val="single"/>
-        </w:rPr>
-        <w:t>The entire fashion industry is built to convince people that fashion matters, so they must purchase new clothing, even though the old is still perfectly functionable.</w:t>
+          <w:u w:val="none"/>
+        </w:rPr>
+        <w:t>What is sold  |  Why customers keep buying</w:t>
+      </w:r>
+    </w:p>
+    <w:p>
+      <w:pPr>
+        <w:spacing w:before="0" w:after="0" w:line="288" w:lineRule="auto"/>
+        <w:ind w:left="40"/>
+        <w:snapToGrid w:val="0"/>
+        <w:pBdr>
+          <w:top w:val="single" w:sz="4" w:space="2" w:color="555555"/>
+          <w:left w:val="single" w:sz="4" w:space="2" w:color="555555"/>
+          <w:bottom w:val="single" w:sz="4" w:space="2" w:color="555555"/>
+          <w:right w:val="single" w:sz="4" w:space="2" w:color="555555"/>
+        </w:pBdr>
+        <w:shd w:val="clear" w:color="auto" w:fill="FFFFFF"/>
+      </w:pPr>
+      <w:r>
+        <w:rPr>
+          <w:rFonts w:ascii="맑은 고딕" w:hAnsi="맑은 고딕" w:eastAsia="맑은 고딕"/>
+          <w:b w:val="0"/>
+          <w:sz w:val="17"/>
+          <w:u w:val="none"/>
+        </w:rPr>
+        <w:t>Food  |  It is literally used up, so new food is always needed.</w:t>
+      </w:r>
+    </w:p>
+    <w:p>
+      <w:pPr>
+        <w:spacing w:before="0" w:after="60" w:line="288" w:lineRule="auto"/>
+        <w:ind w:left="40"/>
+        <w:snapToGrid w:val="0"/>
+        <w:pBdr>
+          <w:top w:val="single" w:sz="4" w:space="2" w:color="555555"/>
+          <w:left w:val="single" w:sz="4" w:space="2" w:color="555555"/>
+          <w:bottom w:val="single" w:sz="4" w:space="2" w:color="555555"/>
+          <w:right w:val="single" w:sz="4" w:space="2" w:color="555555"/>
+        </w:pBdr>
+        <w:shd w:val="clear" w:color="auto" w:fill="FFFFFF"/>
+      </w:pPr>
+      <w:r>
+        <w:rPr>
+          <w:rFonts w:ascii="맑은 고딕" w:hAnsi="맑은 고딕" w:eastAsia="맑은 고딕"/>
+          <w:b w:val="0"/>
+          <w:sz w:val="17"/>
+          <w:u w:val="none"/>
+        </w:rPr>
+        <w:t>More permanent goods (clothes, cars, phones …)  |  (A) ________________________________ , so they buy new ones even though the old ones still work.</w:t>
       </w:r>
     </w:p>
     <w:p>
@@ -2906,7 +2994,7 @@
           <w:sz w:val="17"/>
           <w:u w:val="none"/>
         </w:rPr>
-        <w:t xml:space="preserve"> although / the old clothing / is / still / perfectly functionable / people / must / purchase / new clothing / because / the entire fashion industry / is built / to convince / them / that / fashion matters</w:t>
+        <w:t xml:space="preserve"> fashionable / that / people / no longer / convince / be / their thing / companies</w:t>
       </w:r>
     </w:p>
     <w:p>
@@ -2952,7 +3040,7 @@
           <w:sz w:val="17"/>
           <w:u w:val="none"/>
         </w:rPr>
-        <w:t>1. Use ALL the expressions in the box, each only once.</w:t>
+        <w:t>1. &lt;보기&gt;의 표현을 모두 한 번씩 사용할 것 (다른 단어 추가 금지)</w:t>
       </w:r>
     </w:p>
     <w:p>
@@ -2975,7 +3063,7 @@
           <w:sz w:val="17"/>
           <w:u w:val="none"/>
         </w:rPr>
-        <w:t>2. Do NOT change the form of any word, and do NOT add any other words (do not use ‘so’ or ‘even though’).</w:t>
+        <w:t>2. 필요한 경우 단어의 형태를 바꿀 것(2곳)</w:t>
       </w:r>
     </w:p>
     <w:p>
@@ -2998,7 +3086,7 @@
           <w:sz w:val="17"/>
           <w:u w:val="none"/>
         </w:rPr>
-        <w:t>3. Begin with ‘Although’, and express the cause–effect relation with ‘because’ instead of ‘so’.</w:t>
+        <w:t>3. ‘convince + 목적어 + that절’ 구문을 사용할 것</w:t>
       </w:r>
     </w:p>
     <w:p>
@@ -3021,7 +3109,7 @@
           <w:sz w:val="17"/>
           <w:u w:val="none"/>
         </w:rPr>
-        <w:t>4. Write 26 words in total.</w:t>
+        <w:t>4. 빈칸에 들어갈 말은 총 10단어</w:t>
       </w:r>
     </w:p>
     <w:p>
@@ -3059,7 +3147,7 @@
           <w:sz w:val="17"/>
           <w:u w:val="none"/>
         </w:rPr>
-        <w:t>⇒ Although ________________________________________________________________________ .</w:t>
+        <w:t>(A) ________________________________________</w:t>
       </w:r>
     </w:p>
     <w:p>
@@ -4207,7 +4295,7 @@
           <w:sz w:val="15"/>
           <w:u w:val="none"/>
         </w:rPr>
-        <w:t xml:space="preserve"> Those who sell food have an easy time, for food is literally consumed, so there is always a need to purchase new food. (consume→consumed)</w:t>
+        <w:t xml:space="preserve"> Food sellers have it easy because food is used up when eaten, which means people constantly have to buy more. (영→영 재진술: Those who sell food have an easy time, for food is literally consumed, so there is always a need to purchase new food → … / eat→eaten · mean→means · constant→constantly / 20단어 / 계속적 which)</w:t>
       </w:r>
     </w:p>
     <w:p>
@@ -4623,7 +4711,7 @@
           <w:sz w:val="15"/>
           <w:u w:val="none"/>
         </w:rPr>
-        <w:t xml:space="preserve"> Although the old clothing is still perfectly functionable, people must purchase new clothing because the entire fashion industry is built to convince them that fashion matters.</w:t>
+        <w:t xml:space="preserve"> companies convince people that their things are no longer fashionable</w:t>
       </w:r>
     </w:p>
     <w:p>
@@ -5240,7 +5328,7 @@
           <w:sz w:val="14"/>
           <w:u w:val="none"/>
         </w:rPr>
-        <w:t>Although … , because the fashion industry …, people must purchase</w:t>
+        <w:t>companies convince people that their thing is no longer fashionable</w:t>
       </w:r>
       <w:r>
         <w:rPr>
@@ -5249,7 +5337,7 @@
           <w:sz w:val="14"/>
           <w:u w:val="none"/>
         </w:rPr>
-        <w:t xml:space="preserve"> ✕ — because절이 주절 앞에 오면 보기 어순·조건 3과 어긋나며 뜻이 흐려진다. </w:t>
+        <w:t xml:space="preserve"> ✕ — 보기 변형 2곳(things·are) 조건 위반(단수로 쓰면 단어 수는 맞아도 감점). </w:t>
       </w:r>
       <w:r>
         <w:rPr>
@@ -5258,7 +5346,7 @@
           <w:sz w:val="14"/>
           <w:u w:val="none"/>
         </w:rPr>
-        <w:t>convince people</w:t>
+        <w:t>companies convince that people’s things …</w:t>
       </w:r>
       <w:r>
         <w:rPr>
@@ -5267,7 +5355,25 @@
           <w:sz w:val="14"/>
           <w:u w:val="none"/>
         </w:rPr>
-        <w:t xml:space="preserve"> ✕ — 보기의 them을 써야 하고 people은 주절 주어로 한 번만. [채점] Although/because 구조 1.5 / 주절 어순·보기 전부 사용 1 / 철자·단어 수 0.5.</w:t>
+        <w:t xml:space="preserve"> ✕ — convince의 목적어 누락. </w:t>
+      </w:r>
+      <w:r>
+        <w:rPr>
+          <w:rFonts w:ascii="맑은 고딕" w:hAnsi="맑은 고딕" w:eastAsia="맑은 고딕"/>
+          <w:b/>
+          <w:sz w:val="14"/>
+          <w:u w:val="none"/>
+        </w:rPr>
+        <w:t>people convince companies …</w:t>
+      </w:r>
+      <w:r>
+        <w:rPr>
+          <w:rFonts w:ascii="맑은 고딕" w:hAnsi="맑은 고딕" w:eastAsia="맑은 고딕"/>
+          <w:b w:val="0"/>
+          <w:sz w:val="14"/>
+          <w:u w:val="none"/>
+        </w:rPr>
+        <w:t xml:space="preserve"> ✕ — 설득 주체가 뒤바뀜. [채점] 어순·보기 전부 1.5 / 어형 2곳 1 / 철자·단어 수 0.5.</w:t>
       </w:r>
     </w:p>
     <w:p>
